--- a/Backend/Director_Disclosure/Output_Disclosures/2024-25/ADANI_RENEWABLE_ENERGY_HOLDING_SEVENTEEN_LIMITED/MBP-1/MBP1_Ashish_Maheshwari_07246503.docx
+++ b/Backend/Director_Disclosure/Output_Disclosures/2024-25/ADANI_RENEWABLE_ENERGY_HOLDING_SEVENTEEN_LIMITED/MBP-1/MBP1_Ashish_Maheshwari_07246503.docx
@@ -93,287 +93,17 @@
     </w:p>
     <w:p>
       <w:pPr>
-        <w:spacing w:before="0" w:after="0"/>
-        <w:jc w:val="left"/>
-      </w:pPr>
-      <w:r>
-        <w:rPr>
-          <w:rFonts w:ascii="Adani" w:hAnsi="Adani"/>
-          <w:b w:val="0"/>
-          <w:sz w:val="20"/>
-          <w:u w:val="none"/>
-        </w:rPr>
-        <w:t>ADANI HYDRO ENERGY FIVE LIMITED</w:t>
-      </w:r>
-    </w:p>
-    <w:p>
-      <w:pPr>
-        <w:spacing w:before="0" w:after="0"/>
-        <w:jc w:val="left"/>
-      </w:pPr>
-      <w:r>
-        <w:rPr>
-          <w:rFonts w:ascii="Adani" w:hAnsi="Adani"/>
-          <w:b w:val="0"/>
-          <w:sz w:val="20"/>
-          <w:u w:val="none"/>
-        </w:rPr>
-        <w:t>ADANI SOLAR ENERGY BARMER ONE LIMITED</w:t>
-      </w:r>
-    </w:p>
-    <w:p>
-      <w:pPr>
-        <w:spacing w:before="0" w:after="0"/>
-        <w:jc w:val="left"/>
-      </w:pPr>
-      <w:r>
-        <w:rPr>
-          <w:rFonts w:ascii="Adani" w:hAnsi="Adani"/>
-          <w:b w:val="0"/>
-          <w:sz w:val="20"/>
-          <w:u w:val="none"/>
-        </w:rPr>
-        <w:t>ADANI RENEWABLE ENERGY HOLDING SEVENTEEN LIMITED</w:t>
-      </w:r>
-    </w:p>
-    <w:p>
-      <w:pPr>
-        <w:spacing w:before="0" w:after="0"/>
-        <w:jc w:val="left"/>
-      </w:pPr>
-      <w:r>
-        <w:rPr>
-          <w:rFonts w:ascii="Adani" w:hAnsi="Adani"/>
-          <w:b w:val="0"/>
-          <w:sz w:val="20"/>
-          <w:u w:val="none"/>
-        </w:rPr>
-        <w:t>ADANI HYBRID ENERGY JAISALMER ONE LIMITED</w:t>
-      </w:r>
-    </w:p>
-    <w:p>
-      <w:pPr>
-        <w:spacing w:before="0" w:after="0"/>
-        <w:jc w:val="left"/>
-      </w:pPr>
-      <w:r>
-        <w:rPr>
-          <w:rFonts w:ascii="Adani" w:hAnsi="Adani"/>
-          <w:b w:val="0"/>
-          <w:sz w:val="20"/>
-          <w:u w:val="none"/>
-        </w:rPr>
-        <w:t>ADANI HYDRO ENERGY FOUR LIMITED</w:t>
-      </w:r>
-    </w:p>
-    <w:p>
-      <w:pPr>
-        <w:spacing w:before="0" w:after="0"/>
-        <w:jc w:val="left"/>
-      </w:pPr>
-      <w:r>
-        <w:rPr>
-          <w:rFonts w:ascii="Adani" w:hAnsi="Adani"/>
-          <w:b w:val="0"/>
-          <w:sz w:val="20"/>
-          <w:u w:val="none"/>
-        </w:rPr>
-        <w:t>ADANI HYDRO ENERGY THREE LIMITED</w:t>
-      </w:r>
-    </w:p>
-    <w:p>
-      <w:pPr>
-        <w:spacing w:before="0" w:after="0"/>
-        <w:jc w:val="left"/>
-      </w:pPr>
-      <w:r>
-        <w:rPr>
-          <w:rFonts w:ascii="Adani" w:hAnsi="Adani"/>
-          <w:b w:val="0"/>
-          <w:sz w:val="20"/>
-          <w:u w:val="none"/>
-        </w:rPr>
-        <w:t>ADANI HYDRO ENERGY ONE LIMITED</w:t>
-      </w:r>
-    </w:p>
-    <w:p>
-      <w:pPr>
-        <w:spacing w:before="0" w:after="0"/>
-        <w:jc w:val="left"/>
-      </w:pPr>
-      <w:r>
-        <w:rPr>
-          <w:rFonts w:ascii="Adani" w:hAnsi="Adani"/>
-          <w:b w:val="0"/>
-          <w:sz w:val="20"/>
-          <w:u w:val="none"/>
-        </w:rPr>
-        <w:t>ADANI HYDRO ENERGY TWO LIMITED</w:t>
-      </w:r>
-    </w:p>
-    <w:p>
-      <w:pPr>
-        <w:spacing w:before="0" w:after="0"/>
-        <w:jc w:val="left"/>
-      </w:pPr>
-      <w:r>
-        <w:rPr>
-          <w:rFonts w:ascii="Adani" w:hAnsi="Adani"/>
-          <w:b w:val="0"/>
-          <w:sz w:val="20"/>
-          <w:u w:val="none"/>
-        </w:rPr>
-        <w:t>ADANI RENEWABLE ENERGY FORTY EIGHT LIMITED</w:t>
-      </w:r>
-    </w:p>
-    <w:p>
-      <w:pPr>
-        <w:spacing w:before="0" w:after="0"/>
-        <w:jc w:val="left"/>
-      </w:pPr>
-      <w:r>
-        <w:rPr>
-          <w:rFonts w:ascii="Adani" w:hAnsi="Adani"/>
-          <w:b w:val="0"/>
-          <w:sz w:val="20"/>
-          <w:u w:val="none"/>
-        </w:rPr>
-        <w:t>ADANI SOLAR ENERGY JODHPUR TEN LIMITED</w:t>
-      </w:r>
-    </w:p>
-    <w:p>
-      <w:pPr>
-        <w:spacing w:before="0" w:after="0"/>
-        <w:jc w:val="left"/>
-      </w:pPr>
-      <w:r>
-        <w:rPr>
-          <w:rFonts w:ascii="Adani" w:hAnsi="Adani"/>
-          <w:b w:val="0"/>
-          <w:sz w:val="20"/>
-          <w:u w:val="none"/>
-        </w:rPr>
-        <w:t>ADANI SOLAR ENERGY JODHPUR EIGHT LIMITED</w:t>
-      </w:r>
-    </w:p>
-    <w:p>
-      <w:pPr>
-        <w:spacing w:before="0" w:after="0"/>
-        <w:jc w:val="left"/>
-      </w:pPr>
-      <w:r>
-        <w:rPr>
-          <w:rFonts w:ascii="Adani" w:hAnsi="Adani"/>
-          <w:b w:val="0"/>
-          <w:sz w:val="20"/>
-          <w:u w:val="none"/>
-        </w:rPr>
-        <w:t>ADANI RENEWABLE ENERGY TWENTY FOUR PRIVATE LIMITED</w:t>
-      </w:r>
-    </w:p>
-    <w:p>
-      <w:pPr>
-        <w:spacing w:before="0" w:after="0"/>
-        <w:jc w:val="left"/>
-      </w:pPr>
-      <w:r>
-        <w:rPr>
-          <w:rFonts w:ascii="Adani" w:hAnsi="Adani"/>
-          <w:b w:val="0"/>
-          <w:sz w:val="20"/>
-          <w:u w:val="none"/>
-        </w:rPr>
-        <w:t>ADANI RENEWABLE ENERGY TWENTY THREE PRIVATE LIMITED</w:t>
-      </w:r>
-    </w:p>
-    <w:p>
-      <w:pPr>
-        <w:spacing w:before="0" w:after="0"/>
-        <w:jc w:val="left"/>
-      </w:pPr>
-      <w:r>
-        <w:rPr>
-          <w:rFonts w:ascii="Adani" w:hAnsi="Adani"/>
-          <w:b w:val="0"/>
-          <w:sz w:val="20"/>
-          <w:u w:val="none"/>
-        </w:rPr>
-        <w:t>ADANI RENEWABLE ENERGY TWENTY TWO PRIVATE LIMITED</w:t>
-      </w:r>
-    </w:p>
-    <w:p>
-      <w:pPr>
-        <w:spacing w:before="0" w:after="0"/>
-        <w:jc w:val="left"/>
-      </w:pPr>
-      <w:r>
-        <w:rPr>
-          <w:rFonts w:ascii="Adani" w:hAnsi="Adani"/>
-          <w:b w:val="0"/>
-          <w:sz w:val="20"/>
-          <w:u w:val="none"/>
-        </w:rPr>
-        <w:t>ADANI RENEWABLE ENERGY TWENTY SIX PRIVATE LIMITED</w:t>
-      </w:r>
-    </w:p>
-    <w:p>
-      <w:pPr>
-        <w:spacing w:before="0" w:after="0"/>
-        <w:jc w:val="left"/>
-      </w:pPr>
-      <w:r>
-        <w:rPr>
-          <w:rFonts w:ascii="Adani" w:hAnsi="Adani"/>
-          <w:b w:val="0"/>
-          <w:sz w:val="20"/>
-          <w:u w:val="none"/>
-        </w:rPr>
-        <w:t>ADANI RENEWABLE ENERGY TWENTY EIGHT PRIVATE LIMITED</w:t>
-      </w:r>
-    </w:p>
-    <w:p>
-      <w:pPr>
-        <w:spacing w:before="0" w:after="0"/>
-        <w:jc w:val="left"/>
-      </w:pPr>
-      <w:r>
-        <w:rPr>
-          <w:rFonts w:ascii="Adani" w:hAnsi="Adani"/>
-          <w:b w:val="0"/>
-          <w:sz w:val="20"/>
-          <w:u w:val="none"/>
-        </w:rPr>
-        <w:t>ADANI SOLAR ENERGY JODHPUR NINE LIMITED</w:t>
-      </w:r>
-    </w:p>
-    <w:p>
-      <w:pPr>
-        <w:spacing w:before="0" w:after="0"/>
-        <w:jc w:val="left"/>
-      </w:pPr>
-      <w:r>
-        <w:rPr>
-          <w:rFonts w:ascii="Adani" w:hAnsi="Adani"/>
-          <w:b w:val="0"/>
-          <w:sz w:val="20"/>
-          <w:u w:val="none"/>
-        </w:rPr>
-        <w:t>ADANI RENEWABLE ENERGY THIRTY FOUR PRIVATE LIMITED</w:t>
-      </w:r>
-    </w:p>
-    <w:p>
-      <w:pPr>
         <w:spacing w:before="0" w:after="160"/>
         <w:jc w:val="left"/>
       </w:pPr>
       <w:r>
         <w:rPr>
           <w:rFonts w:ascii="Adani" w:hAnsi="Adani"/>
-          <w:b w:val="0"/>
+          <w:b/>
           <w:sz w:val="20"/>
           <w:u w:val="none"/>
         </w:rPr>
-        <w:t>ADANI SOLAR ENERGY KUTCHH TWO PRIVATE LIMITED</w:t>
+        <w:t>ADANI RENEWABLE ENERGY HOLDING SEVENTEEN LIMITED</w:t>
       </w:r>
     </w:p>
     <w:p>
@@ -429,7 +159,7 @@
           <w:sz w:val="20"/>
           <w:u w:val="none"/>
         </w:rPr>
-        <w:t>{{FATHER_NAME}}</w:t>
+        <w:t>Mr. Om Prakash Maheshwari</w:t>
       </w:r>
       <w:r>
         <w:rPr>
@@ -1937,7 +1667,7 @@
                 <w:sz w:val="18"/>
                 <w:u w:val="none"/>
               </w:rPr>
-              <w:t>ADANI SOLAR ENERGY JODHPUR TEN LIMITED</w:t>
+              <w:t>ADANI RENEWABLE ENERGY TWENTY EIGHT PRIVATE LIMITED</w:t>
             </w:r>
           </w:p>
         </w:tc>
@@ -2079,7 +1809,7 @@
                 <w:sz w:val="18"/>
                 <w:u w:val="none"/>
               </w:rPr>
-              <w:t>ADANI SOLAR ENERGY JODHPUR EIGHT LIMITED</w:t>
+              <w:t>ADANI SOLAR ENERGY JODHPUR NINE LIMITED</w:t>
             </w:r>
           </w:p>
         </w:tc>
@@ -2221,7 +1951,7 @@
                 <w:sz w:val="18"/>
                 <w:u w:val="none"/>
               </w:rPr>
-              <w:t>ADANI RENEWABLE ENERGY TWENTY FOUR PRIVATE LIMITED</w:t>
+              <w:t>ADANI RENEWABLE ENERGY THIRTY FOUR PRIVATE LIMITED</w:t>
             </w:r>
           </w:p>
         </w:tc>
@@ -2363,7 +2093,7 @@
                 <w:sz w:val="18"/>
                 <w:u w:val="none"/>
               </w:rPr>
-              <w:t>ADANI RENEWABLE ENERGY TWENTY THREE PRIVATE LIMITED</w:t>
+              <w:t>ADANI RENEWABLE ENERGY TWENTY FOUR PRIVATE LIMITED</w:t>
             </w:r>
           </w:p>
         </w:tc>
@@ -2505,7 +2235,7 @@
                 <w:sz w:val="18"/>
                 <w:u w:val="none"/>
               </w:rPr>
-              <w:t>ADANI RENEWABLE ENERGY TWENTY TWO PRIVATE LIMITED</w:t>
+              <w:t>ADANI RENEWABLE ENERGY TWENTY SIX PRIVATE LIMITED</w:t>
             </w:r>
           </w:p>
         </w:tc>
@@ -2647,7 +2377,7 @@
                 <w:sz w:val="18"/>
                 <w:u w:val="none"/>
               </w:rPr>
-              <w:t>ADANI RENEWABLE ENERGY TWENTY SIX PRIVATE LIMITED</w:t>
+              <w:t>ADANI RENEWABLE ENERGY TWENTY TWO PRIVATE LIMITED</w:t>
             </w:r>
           </w:p>
         </w:tc>
@@ -2789,7 +2519,7 @@
                 <w:sz w:val="18"/>
                 <w:u w:val="none"/>
               </w:rPr>
-              <w:t>ADANI RENEWABLE ENERGY TWENTY EIGHT PRIVATE LIMITED</w:t>
+              <w:t>ADANI RENEWABLE ENERGY TWENTY THREE PRIVATE LIMITED</w:t>
             </w:r>
           </w:p>
         </w:tc>
@@ -2931,7 +2661,7 @@
                 <w:sz w:val="18"/>
                 <w:u w:val="none"/>
               </w:rPr>
-              <w:t>ADANI SOLAR ENERGY JODHPUR NINE LIMITED</w:t>
+              <w:t>ADANI SOLAR ENERGY JODHPUR EIGHT LIMITED</w:t>
             </w:r>
           </w:p>
         </w:tc>
@@ -3073,7 +2803,7 @@
                 <w:sz w:val="18"/>
                 <w:u w:val="none"/>
               </w:rPr>
-              <w:t>ADANI RENEWABLE ENERGY THIRTY FOUR PRIVATE LIMITED</w:t>
+              <w:t>ADANI SOLAR ENERGY JODHPUR TEN LIMITED</w:t>
             </w:r>
           </w:p>
         </w:tc>
@@ -3158,148 +2888,6 @@
                 <w:u w:val="none"/>
               </w:rPr>
               <w:t>30/09/2021</w:t>
-            </w:r>
-          </w:p>
-        </w:tc>
-      </w:tr>
-      <w:tr>
-        <w:tc>
-          <w:tcPr>
-            <w:tcW w:type="dxa" w:w="680"/>
-            <w:shd w:val="clear" w:color="auto" w:fill="FFFFFF"/>
-            <w:tcBorders>
-              <w:top w:val="single" w:sz="4" w:space="0" w:color="000000"/>
-              <w:left w:val="single" w:sz="4" w:space="0" w:color="000000"/>
-              <w:bottom w:val="single" w:sz="4" w:space="0" w:color="000000"/>
-              <w:right w:val="single" w:sz="4" w:space="0" w:color="000000"/>
-            </w:tcBorders>
-            <w:vAlign w:val="center"/>
-          </w:tcPr>
-          <w:p>
-            <w:pPr>
-              <w:spacing w:before="40" w:after="40"/>
-              <w:jc w:val="left"/>
-            </w:pPr>
-            <w:r>
-              <w:rPr>
-                <w:rFonts w:ascii="Adani" w:hAnsi="Adani"/>
-                <w:b w:val="0"/>
-                <w:sz w:val="18"/>
-                <w:u w:val="none"/>
-              </w:rPr>
-              <w:t>19</w:t>
-            </w:r>
-          </w:p>
-        </w:tc>
-        <w:tc>
-          <w:tcPr>
-            <w:tcW w:type="dxa" w:w="3969"/>
-            <w:shd w:val="clear" w:color="auto" w:fill="FFFFFF"/>
-            <w:tcBorders>
-              <w:top w:val="single" w:sz="4" w:space="0" w:color="000000"/>
-              <w:left w:val="single" w:sz="4" w:space="0" w:color="000000"/>
-              <w:bottom w:val="single" w:sz="4" w:space="0" w:color="000000"/>
-              <w:right w:val="single" w:sz="4" w:space="0" w:color="000000"/>
-            </w:tcBorders>
-            <w:vAlign w:val="center"/>
-          </w:tcPr>
-          <w:p>
-            <w:pPr>
-              <w:spacing w:before="40" w:after="40"/>
-              <w:jc w:val="left"/>
-            </w:pPr>
-            <w:r>
-              <w:rPr>
-                <w:rFonts w:ascii="Adani" w:hAnsi="Adani"/>
-                <w:b w:val="0"/>
-                <w:sz w:val="18"/>
-                <w:u w:val="none"/>
-              </w:rPr>
-              <w:t>ADANI SOLAR ENERGY KUTCHH TWO PRIVATE LIMITED</w:t>
-            </w:r>
-          </w:p>
-        </w:tc>
-        <w:tc>
-          <w:tcPr>
-            <w:tcW w:type="dxa" w:w="1814"/>
-            <w:shd w:val="clear" w:color="auto" w:fill="FFFFFF"/>
-            <w:tcBorders>
-              <w:top w:val="single" w:sz="4" w:space="0" w:color="000000"/>
-              <w:left w:val="single" w:sz="4" w:space="0" w:color="000000"/>
-              <w:bottom w:val="single" w:sz="4" w:space="0" w:color="000000"/>
-              <w:right w:val="single" w:sz="4" w:space="0" w:color="000000"/>
-            </w:tcBorders>
-            <w:vAlign w:val="center"/>
-          </w:tcPr>
-          <w:p>
-            <w:pPr>
-              <w:spacing w:before="40" w:after="40"/>
-              <w:jc w:val="left"/>
-            </w:pPr>
-            <w:r>
-              <w:rPr>
-                <w:rFonts w:ascii="Adani" w:hAnsi="Adani"/>
-                <w:b w:val="0"/>
-                <w:sz w:val="18"/>
-                <w:u w:val="none"/>
-              </w:rPr>
-              <w:t>CFO</w:t>
-            </w:r>
-          </w:p>
-        </w:tc>
-        <w:tc>
-          <w:tcPr>
-            <w:tcW w:type="dxa" w:w="1020"/>
-            <w:shd w:val="clear" w:color="auto" w:fill="FFFFFF"/>
-            <w:tcBorders>
-              <w:top w:val="single" w:sz="4" w:space="0" w:color="000000"/>
-              <w:left w:val="single" w:sz="4" w:space="0" w:color="000000"/>
-              <w:bottom w:val="single" w:sz="4" w:space="0" w:color="000000"/>
-              <w:right w:val="single" w:sz="4" w:space="0" w:color="000000"/>
-            </w:tcBorders>
-            <w:vAlign w:val="center"/>
-          </w:tcPr>
-          <w:p>
-            <w:pPr>
-              <w:spacing w:before="40" w:after="40"/>
-              <w:jc w:val="left"/>
-            </w:pPr>
-            <w:r>
-              <w:rPr>
-                <w:rFonts w:ascii="Adani" w:hAnsi="Adani"/>
-                <w:b w:val="0"/>
-                <w:sz w:val="18"/>
-                <w:u w:val="none"/>
-              </w:rPr>
-              <w:t>NIL</w:t>
-            </w:r>
-          </w:p>
-        </w:tc>
-        <w:tc>
-          <w:tcPr>
-            <w:tcW w:type="dxa" w:w="1247"/>
-            <w:shd w:val="clear" w:color="auto" w:fill="FFFFFF"/>
-            <w:tcBorders>
-              <w:top w:val="single" w:sz="4" w:space="0" w:color="000000"/>
-              <w:left w:val="single" w:sz="4" w:space="0" w:color="000000"/>
-              <w:bottom w:val="single" w:sz="4" w:space="0" w:color="000000"/>
-              <w:right w:val="single" w:sz="4" w:space="0" w:color="000000"/>
-            </w:tcBorders>
-            <w:vAlign w:val="center"/>
-          </w:tcPr>
-          <w:p>
-            <w:pPr>
-              <w:spacing w:before="40" w:after="40"/>
-              <w:jc w:val="left"/>
-            </w:pPr>
-            <w:r>
-              <w:rPr>
-                <w:rFonts w:ascii="Adani" w:hAnsi="Adani"/>
-                <w:b w:val="0"/>
-                <w:sz w:val="18"/>
-                <w:u w:val="none"/>
-              </w:rPr>
-              <w:t>03/03/2020</w:t>
             </w:r>
           </w:p>
         </w:tc>
@@ -3536,7 +3124,7 @@
                 <w:sz w:val="18"/>
                 <w:u w:val="none"/>
               </w:rPr>
-              <w:t>Date:   07th May, 2026</w:t>
+              <w:t>Date:   15th May, 2026</w:t>
             </w:r>
           </w:p>
         </w:tc>
@@ -3752,7 +3340,7 @@
           <w:sz w:val="20"/>
           <w:u w:val="none"/>
         </w:rPr>
-        <w:t>NIL</w:t>
+        <w:t>H.U.F in which I am a Member: Nil</w:t>
       </w:r>
     </w:p>
     <w:p>
@@ -3780,7 +3368,7 @@
           <w:sz w:val="20"/>
           <w:u w:val="none"/>
         </w:rPr>
-        <w:t>NIL</w:t>
+        <w:t>Wife:  Mrs. Ankita Maheshwari</w:t>
       </w:r>
     </w:p>
     <w:p>
@@ -3802,174 +3390,441 @@
         <w:t>:</w:t>
       </w:r>
     </w:p>
-    <w:p>
-      <w:pPr>
-        <w:pStyle w:val="ListNumber"/>
-        <w:spacing w:before="0" w:after="40"/>
-        <w:ind w:left="720"/>
-      </w:pPr>
-      <w:r>
-        <w:rPr>
-          <w:rFonts w:ascii="Adani" w:hAnsi="Adani"/>
-          <w:b w:val="0"/>
-          <w:sz w:val="20"/>
-          <w:u w:val="none"/>
-        </w:rPr>
-        <w:t>Father</w:t>
-        <w:tab/>
-        <w:tab/>
-        <w:t>:</w:t>
-        <w:tab/>
-        <w:t>NIL</w:t>
-      </w:r>
-    </w:p>
-    <w:p>
-      <w:pPr>
-        <w:pStyle w:val="ListNumber"/>
-        <w:spacing w:before="0" w:after="40"/>
-        <w:ind w:left="720"/>
-      </w:pPr>
-      <w:r>
-        <w:rPr>
-          <w:rFonts w:ascii="Adani" w:hAnsi="Adani"/>
-          <w:b w:val="0"/>
-          <w:sz w:val="20"/>
-          <w:u w:val="none"/>
-        </w:rPr>
-        <w:t>Mother</w:t>
-        <w:tab/>
-        <w:tab/>
-        <w:t>:</w:t>
-        <w:tab/>
-        <w:t>NIL</w:t>
-      </w:r>
-    </w:p>
-    <w:p>
-      <w:pPr>
-        <w:pStyle w:val="ListNumber"/>
-        <w:spacing w:before="0" w:after="40"/>
-        <w:ind w:left="720"/>
-      </w:pPr>
-      <w:r>
-        <w:rPr>
-          <w:rFonts w:ascii="Adani" w:hAnsi="Adani"/>
-          <w:b w:val="0"/>
-          <w:sz w:val="20"/>
-          <w:u w:val="none"/>
-        </w:rPr>
-        <w:t>Son</w:t>
-        <w:tab/>
-        <w:tab/>
-        <w:t>:</w:t>
-        <w:tab/>
-        <w:t>NIL</w:t>
-      </w:r>
-    </w:p>
-    <w:p>
-      <w:pPr>
-        <w:pStyle w:val="ListNumber"/>
-        <w:spacing w:before="0" w:after="40"/>
-        <w:ind w:left="720"/>
-      </w:pPr>
-      <w:r>
-        <w:rPr>
-          <w:rFonts w:ascii="Adani" w:hAnsi="Adani"/>
-          <w:b w:val="0"/>
-          <w:sz w:val="20"/>
-          <w:u w:val="none"/>
-        </w:rPr>
-        <w:t>Son's Wife</w:t>
-        <w:tab/>
-        <w:tab/>
-        <w:t>:</w:t>
-        <w:tab/>
-        <w:t>NIL</w:t>
-      </w:r>
-    </w:p>
-    <w:p>
-      <w:pPr>
-        <w:pStyle w:val="ListNumber"/>
-        <w:spacing w:before="0" w:after="40"/>
-        <w:ind w:left="720"/>
-      </w:pPr>
-      <w:r>
-        <w:rPr>
-          <w:rFonts w:ascii="Adani" w:hAnsi="Adani"/>
-          <w:b w:val="0"/>
-          <w:sz w:val="20"/>
-          <w:u w:val="none"/>
-        </w:rPr>
-        <w:t>Daughter</w:t>
-        <w:tab/>
-        <w:tab/>
-        <w:t>:</w:t>
-        <w:tab/>
-        <w:t>NIL</w:t>
-      </w:r>
-    </w:p>
-    <w:p>
-      <w:pPr>
-        <w:pStyle w:val="ListNumber"/>
-        <w:spacing w:before="0" w:after="40"/>
-        <w:ind w:left="720"/>
-      </w:pPr>
-      <w:r>
-        <w:rPr>
-          <w:rFonts w:ascii="Adani" w:hAnsi="Adani"/>
-          <w:b w:val="0"/>
-          <w:sz w:val="20"/>
-          <w:u w:val="none"/>
-        </w:rPr>
-        <w:t>Daughter's Husband</w:t>
-        <w:tab/>
-        <w:tab/>
-        <w:t>:</w:t>
-        <w:tab/>
-        <w:t>NIL</w:t>
-      </w:r>
-    </w:p>
-    <w:p>
-      <w:pPr>
-        <w:pStyle w:val="ListNumber"/>
-        <w:spacing w:before="0" w:after="40"/>
-        <w:ind w:left="720"/>
-      </w:pPr>
-      <w:r>
-        <w:rPr>
-          <w:rFonts w:ascii="Adani" w:hAnsi="Adani"/>
-          <w:b w:val="0"/>
-          <w:sz w:val="20"/>
-          <w:u w:val="none"/>
-        </w:rPr>
-        <w:t>Brother</w:t>
-        <w:tab/>
-        <w:tab/>
-        <w:t>:</w:t>
-        <w:tab/>
-        <w:t>NIL</w:t>
-      </w:r>
-    </w:p>
-    <w:p>
-      <w:pPr>
-        <w:pStyle w:val="ListNumber"/>
-        <w:spacing w:before="0" w:after="40"/>
-        <w:ind w:left="720"/>
-      </w:pPr>
-      <w:r>
-        <w:rPr>
-          <w:rFonts w:ascii="Adani" w:hAnsi="Adani"/>
-          <w:b w:val="0"/>
-          <w:sz w:val="20"/>
-          <w:u w:val="none"/>
-        </w:rPr>
-        <w:t>Sister</w:t>
-        <w:tab/>
-        <w:tab/>
-        <w:t>:</w:t>
-        <w:tab/>
-        <w:t>NIL</w:t>
-      </w:r>
-    </w:p>
+    <w:tbl>
+      <w:tblPr>
+        <w:tblW w:type="auto" w:w="0"/>
+        <w:jc w:val="left"/>
+        <w:tblLook w:firstColumn="1" w:firstRow="1" w:lastColumn="0" w:lastRow="0" w:noHBand="0" w:noVBand="1" w:val="04A0"/>
+      </w:tblPr>
+      <w:tblGrid>
+        <w:gridCol w:w="4536"/>
+        <w:gridCol w:w="4536"/>
+      </w:tblGrid>
+      <w:tr>
+        <w:tc>
+          <w:tcPr>
+            <w:tcW w:type="dxa" w:w="4536"/>
+            <w:tcBorders>
+              <w:top w:val="none"/>
+              <w:bottom w:val="none"/>
+              <w:left w:val="none"/>
+              <w:right w:val="none"/>
+            </w:tcBorders>
+          </w:tcPr>
+          <w:p>
+            <w:pPr>
+              <w:ind w:left="720"/>
+            </w:pPr>
+            <w:r>
+              <w:rPr>
+                <w:rFonts w:ascii="Adani" w:hAnsi="Adani"/>
+                <w:b w:val="0"/>
+                <w:sz w:val="20"/>
+                <w:u w:val="none"/>
+              </w:rPr>
+              <w:t>1.</w:t>
+              <w:tab/>
+              <w:t>Father</w:t>
+              <w:tab/>
+              <w:t>:</w:t>
+            </w:r>
+          </w:p>
+        </w:tc>
+        <w:tc>
+          <w:tcPr>
+            <w:tcW w:type="dxa" w:w="4536"/>
+            <w:tcBorders>
+              <w:top w:val="none"/>
+              <w:bottom w:val="none"/>
+              <w:left w:val="none"/>
+              <w:right w:val="none"/>
+            </w:tcBorders>
+          </w:tcPr>
+          <w:p>
+            <w:r>
+              <w:rPr>
+                <w:rFonts w:ascii="Adani" w:hAnsi="Adani"/>
+                <w:b w:val="0"/>
+                <w:sz w:val="20"/>
+                <w:u w:val="none"/>
+              </w:rPr>
+              <w:t>Mr. Om Prakash Maheshwari</w:t>
+            </w:r>
+          </w:p>
+        </w:tc>
+      </w:tr>
+      <w:tr>
+        <w:tc>
+          <w:tcPr>
+            <w:tcW w:type="dxa" w:w="4536"/>
+            <w:tcBorders>
+              <w:top w:val="none"/>
+              <w:bottom w:val="none"/>
+              <w:left w:val="none"/>
+              <w:right w:val="none"/>
+            </w:tcBorders>
+          </w:tcPr>
+          <w:p>
+            <w:pPr>
+              <w:ind w:left="720"/>
+            </w:pPr>
+            <w:r>
+              <w:rPr>
+                <w:rFonts w:ascii="Adani" w:hAnsi="Adani"/>
+                <w:b w:val="0"/>
+                <w:sz w:val="20"/>
+                <w:u w:val="none"/>
+              </w:rPr>
+              <w:t>2.</w:t>
+              <w:tab/>
+              <w:t>Mother</w:t>
+              <w:tab/>
+              <w:t>:</w:t>
+            </w:r>
+          </w:p>
+        </w:tc>
+        <w:tc>
+          <w:tcPr>
+            <w:tcW w:type="dxa" w:w="4536"/>
+            <w:tcBorders>
+              <w:top w:val="none"/>
+              <w:bottom w:val="none"/>
+              <w:left w:val="none"/>
+              <w:right w:val="none"/>
+            </w:tcBorders>
+          </w:tcPr>
+          <w:p>
+            <w:r>
+              <w:rPr>
+                <w:rFonts w:ascii="Adani" w:hAnsi="Adani"/>
+                <w:b w:val="0"/>
+                <w:sz w:val="20"/>
+                <w:u w:val="none"/>
+              </w:rPr>
+              <w:t>Smt. Sumitra Maheshwari</w:t>
+            </w:r>
+          </w:p>
+        </w:tc>
+      </w:tr>
+      <w:tr>
+        <w:tc>
+          <w:tcPr>
+            <w:tcW w:type="dxa" w:w="4536"/>
+            <w:tcBorders>
+              <w:top w:val="none"/>
+              <w:bottom w:val="none"/>
+              <w:left w:val="none"/>
+              <w:right w:val="none"/>
+            </w:tcBorders>
+          </w:tcPr>
+          <w:p>
+            <w:pPr>
+              <w:ind w:left="720"/>
+            </w:pPr>
+            <w:r>
+              <w:rPr>
+                <w:rFonts w:ascii="Adani" w:hAnsi="Adani"/>
+                <w:b w:val="0"/>
+                <w:sz w:val="20"/>
+                <w:u w:val="none"/>
+              </w:rPr>
+              <w:t>3.</w:t>
+              <w:tab/>
+              <w:t>Son</w:t>
+              <w:tab/>
+              <w:t>:</w:t>
+            </w:r>
+          </w:p>
+        </w:tc>
+        <w:tc>
+          <w:tcPr>
+            <w:tcW w:type="dxa" w:w="4536"/>
+            <w:tcBorders>
+              <w:top w:val="none"/>
+              <w:bottom w:val="none"/>
+              <w:left w:val="none"/>
+              <w:right w:val="none"/>
+            </w:tcBorders>
+          </w:tcPr>
+          <w:p>
+            <w:r>
+              <w:rPr>
+                <w:rFonts w:ascii="Adani" w:hAnsi="Adani"/>
+                <w:b w:val="0"/>
+                <w:sz w:val="20"/>
+                <w:u w:val="none"/>
+              </w:rPr>
+              <w:t>NIL</w:t>
+            </w:r>
+          </w:p>
+        </w:tc>
+      </w:tr>
+      <w:tr>
+        <w:tc>
+          <w:tcPr>
+            <w:tcW w:type="dxa" w:w="4536"/>
+            <w:tcBorders>
+              <w:top w:val="none"/>
+              <w:bottom w:val="none"/>
+              <w:left w:val="none"/>
+              <w:right w:val="none"/>
+            </w:tcBorders>
+          </w:tcPr>
+          <w:p>
+            <w:pPr>
+              <w:ind w:left="720"/>
+            </w:pPr>
+            <w:r>
+              <w:rPr>
+                <w:rFonts w:ascii="Adani" w:hAnsi="Adani"/>
+                <w:b w:val="0"/>
+                <w:sz w:val="20"/>
+                <w:u w:val="none"/>
+              </w:rPr>
+              <w:t>4.</w:t>
+              <w:tab/>
+              <w:t>Son's Wife</w:t>
+              <w:tab/>
+              <w:t>:</w:t>
+            </w:r>
+          </w:p>
+        </w:tc>
+        <w:tc>
+          <w:tcPr>
+            <w:tcW w:type="dxa" w:w="4536"/>
+            <w:tcBorders>
+              <w:top w:val="none"/>
+              <w:bottom w:val="none"/>
+              <w:left w:val="none"/>
+              <w:right w:val="none"/>
+            </w:tcBorders>
+          </w:tcPr>
+          <w:p>
+            <w:r>
+              <w:rPr>
+                <w:rFonts w:ascii="Adani" w:hAnsi="Adani"/>
+                <w:b w:val="0"/>
+                <w:sz w:val="20"/>
+                <w:u w:val="none"/>
+              </w:rPr>
+              <w:t>NIL</w:t>
+            </w:r>
+          </w:p>
+        </w:tc>
+      </w:tr>
+      <w:tr>
+        <w:tc>
+          <w:tcPr>
+            <w:tcW w:type="dxa" w:w="4536"/>
+            <w:tcBorders>
+              <w:top w:val="none"/>
+              <w:bottom w:val="none"/>
+              <w:left w:val="none"/>
+              <w:right w:val="none"/>
+            </w:tcBorders>
+          </w:tcPr>
+          <w:p>
+            <w:pPr>
+              <w:ind w:left="720"/>
+            </w:pPr>
+            <w:r>
+              <w:rPr>
+                <w:rFonts w:ascii="Adani" w:hAnsi="Adani"/>
+                <w:b w:val="0"/>
+                <w:sz w:val="20"/>
+                <w:u w:val="none"/>
+              </w:rPr>
+              <w:t>5.</w:t>
+              <w:tab/>
+              <w:t>Daughter</w:t>
+              <w:tab/>
+              <w:t>:</w:t>
+            </w:r>
+          </w:p>
+        </w:tc>
+        <w:tc>
+          <w:tcPr>
+            <w:tcW w:type="dxa" w:w="4536"/>
+            <w:tcBorders>
+              <w:top w:val="none"/>
+              <w:bottom w:val="none"/>
+              <w:left w:val="none"/>
+              <w:right w:val="none"/>
+            </w:tcBorders>
+          </w:tcPr>
+          <w:p>
+            <w:r>
+              <w:rPr>
+                <w:rFonts w:ascii="Adani" w:hAnsi="Adani"/>
+                <w:b w:val="0"/>
+                <w:sz w:val="20"/>
+                <w:u w:val="none"/>
+              </w:rPr>
+              <w:t>Dhwani Maheshwari</w:t>
+            </w:r>
+          </w:p>
+        </w:tc>
+      </w:tr>
+      <w:tr>
+        <w:tc>
+          <w:tcPr>
+            <w:tcW w:type="dxa" w:w="4536"/>
+            <w:tcBorders>
+              <w:top w:val="none"/>
+              <w:bottom w:val="none"/>
+              <w:left w:val="none"/>
+              <w:right w:val="none"/>
+            </w:tcBorders>
+          </w:tcPr>
+          <w:p>
+            <w:pPr>
+              <w:ind w:left="720"/>
+            </w:pPr>
+            <w:r>
+              <w:rPr>
+                <w:rFonts w:ascii="Adani" w:hAnsi="Adani"/>
+                <w:b w:val="0"/>
+                <w:sz w:val="20"/>
+                <w:u w:val="none"/>
+              </w:rPr>
+              <w:t>6.</w:t>
+              <w:tab/>
+              <w:t>Daughter's Husband</w:t>
+              <w:tab/>
+              <w:t>:</w:t>
+            </w:r>
+          </w:p>
+        </w:tc>
+        <w:tc>
+          <w:tcPr>
+            <w:tcW w:type="dxa" w:w="4536"/>
+            <w:tcBorders>
+              <w:top w:val="none"/>
+              <w:bottom w:val="none"/>
+              <w:left w:val="none"/>
+              <w:right w:val="none"/>
+            </w:tcBorders>
+          </w:tcPr>
+          <w:p>
+            <w:r>
+              <w:rPr>
+                <w:rFonts w:ascii="Adani" w:hAnsi="Adani"/>
+                <w:b w:val="0"/>
+                <w:sz w:val="20"/>
+                <w:u w:val="none"/>
+              </w:rPr>
+              <w:t>NIL</w:t>
+            </w:r>
+          </w:p>
+        </w:tc>
+      </w:tr>
+      <w:tr>
+        <w:tc>
+          <w:tcPr>
+            <w:tcW w:type="dxa" w:w="4536"/>
+            <w:tcBorders>
+              <w:top w:val="none"/>
+              <w:bottom w:val="none"/>
+              <w:left w:val="none"/>
+              <w:right w:val="none"/>
+            </w:tcBorders>
+          </w:tcPr>
+          <w:p>
+            <w:pPr>
+              <w:ind w:left="720"/>
+            </w:pPr>
+            <w:r>
+              <w:rPr>
+                <w:rFonts w:ascii="Adani" w:hAnsi="Adani"/>
+                <w:b w:val="0"/>
+                <w:sz w:val="20"/>
+                <w:u w:val="none"/>
+              </w:rPr>
+              <w:t>7.</w:t>
+              <w:tab/>
+              <w:t>Brother</w:t>
+              <w:tab/>
+              <w:t>:</w:t>
+            </w:r>
+          </w:p>
+        </w:tc>
+        <w:tc>
+          <w:tcPr>
+            <w:tcW w:type="dxa" w:w="4536"/>
+            <w:tcBorders>
+              <w:top w:val="none"/>
+              <w:bottom w:val="none"/>
+              <w:left w:val="none"/>
+              <w:right w:val="none"/>
+            </w:tcBorders>
+          </w:tcPr>
+          <w:p>
+            <w:r>
+              <w:rPr>
+                <w:rFonts w:ascii="Adani" w:hAnsi="Adani"/>
+                <w:b w:val="0"/>
+                <w:sz w:val="20"/>
+                <w:u w:val="none"/>
+              </w:rPr>
+              <w:t>NIL</w:t>
+            </w:r>
+          </w:p>
+        </w:tc>
+      </w:tr>
+      <w:tr>
+        <w:tc>
+          <w:tcPr>
+            <w:tcW w:type="dxa" w:w="4536"/>
+            <w:tcBorders>
+              <w:top w:val="none"/>
+              <w:bottom w:val="none"/>
+              <w:left w:val="none"/>
+              <w:right w:val="none"/>
+            </w:tcBorders>
+          </w:tcPr>
+          <w:p>
+            <w:pPr>
+              <w:ind w:left="720"/>
+            </w:pPr>
+            <w:r>
+              <w:rPr>
+                <w:rFonts w:ascii="Adani" w:hAnsi="Adani"/>
+                <w:b w:val="0"/>
+                <w:sz w:val="20"/>
+                <w:u w:val="none"/>
+              </w:rPr>
+              <w:t>8.</w:t>
+              <w:tab/>
+              <w:t>Sister</w:t>
+              <w:tab/>
+              <w:t>:</w:t>
+            </w:r>
+          </w:p>
+        </w:tc>
+        <w:tc>
+          <w:tcPr>
+            <w:tcW w:type="dxa" w:w="4536"/>
+            <w:tcBorders>
+              <w:top w:val="none"/>
+              <w:bottom w:val="none"/>
+              <w:left w:val="none"/>
+              <w:right w:val="none"/>
+            </w:tcBorders>
+          </w:tcPr>
+          <w:p>
+            <w:r>
+              <w:rPr>
+                <w:rFonts w:ascii="Adani" w:hAnsi="Adani"/>
+                <w:b w:val="0"/>
+                <w:sz w:val="20"/>
+                <w:u w:val="none"/>
+              </w:rPr>
+              <w:t>NIL</w:t>
+            </w:r>
+          </w:p>
+        </w:tc>
+      </w:tr>
+    </w:tbl>
     <w:p/>
     <w:p>
       <w:pPr>
@@ -4306,7 +4161,7 @@
                 <w:sz w:val="18"/>
                 <w:u w:val="none"/>
               </w:rPr>
-              <w:t>Date:   07th May, 2026</w:t>
+              <w:t>Date:   15th May, 2026</w:t>
             </w:r>
           </w:p>
         </w:tc>
@@ -4467,7 +4322,7 @@
           <w:sz w:val="20"/>
           <w:u w:val="none"/>
         </w:rPr>
-        <w:t>07th May, 2026</w:t>
+        <w:t>15th May, 2026</w:t>
       </w:r>
     </w:p>
     <w:p>
@@ -4647,96 +4502,6 @@
           <w:sz w:val="20"/>
           <w:u w:val="none"/>
         </w:rPr>
-        <w:t>ADANI SOLAR ENERGY JODHPUR TEN LIMITED</w:t>
-      </w:r>
-    </w:p>
-    <w:p>
-      <w:pPr>
-        <w:spacing w:before="0" w:after="20"/>
-        <w:jc w:val="left"/>
-      </w:pPr>
-      <w:r>
-        <w:rPr>
-          <w:rFonts w:ascii="Adani" w:hAnsi="Adani"/>
-          <w:b/>
-          <w:sz w:val="20"/>
-          <w:u w:val="none"/>
-        </w:rPr>
-        <w:t>ADANI SOLAR ENERGY JODHPUR EIGHT LIMITED</w:t>
-      </w:r>
-    </w:p>
-    <w:p>
-      <w:pPr>
-        <w:spacing w:before="0" w:after="20"/>
-        <w:jc w:val="left"/>
-      </w:pPr>
-      <w:r>
-        <w:rPr>
-          <w:rFonts w:ascii="Adani" w:hAnsi="Adani"/>
-          <w:b/>
-          <w:sz w:val="20"/>
-          <w:u w:val="none"/>
-        </w:rPr>
-        <w:t>ADANI RENEWABLE ENERGY TWENTY FOUR PRIVATE LIMITED</w:t>
-      </w:r>
-    </w:p>
-    <w:p>
-      <w:pPr>
-        <w:spacing w:before="0" w:after="20"/>
-        <w:jc w:val="left"/>
-      </w:pPr>
-      <w:r>
-        <w:rPr>
-          <w:rFonts w:ascii="Adani" w:hAnsi="Adani"/>
-          <w:b/>
-          <w:sz w:val="20"/>
-          <w:u w:val="none"/>
-        </w:rPr>
-        <w:t>ADANI RENEWABLE ENERGY TWENTY THREE PRIVATE LIMITED</w:t>
-      </w:r>
-    </w:p>
-    <w:p>
-      <w:pPr>
-        <w:spacing w:before="0" w:after="20"/>
-        <w:jc w:val="left"/>
-      </w:pPr>
-      <w:r>
-        <w:rPr>
-          <w:rFonts w:ascii="Adani" w:hAnsi="Adani"/>
-          <w:b/>
-          <w:sz w:val="20"/>
-          <w:u w:val="none"/>
-        </w:rPr>
-        <w:t>ADANI RENEWABLE ENERGY TWENTY TWO PRIVATE LIMITED</w:t>
-      </w:r>
-    </w:p>
-    <w:p>
-      <w:pPr>
-        <w:spacing w:before="0" w:after="20"/>
-        <w:jc w:val="left"/>
-      </w:pPr>
-      <w:r>
-        <w:rPr>
-          <w:rFonts w:ascii="Adani" w:hAnsi="Adani"/>
-          <w:b/>
-          <w:sz w:val="20"/>
-          <w:u w:val="none"/>
-        </w:rPr>
-        <w:t>ADANI RENEWABLE ENERGY TWENTY SIX PRIVATE LIMITED</w:t>
-      </w:r>
-    </w:p>
-    <w:p>
-      <w:pPr>
-        <w:spacing w:before="0" w:after="20"/>
-        <w:jc w:val="left"/>
-      </w:pPr>
-      <w:r>
-        <w:rPr>
-          <w:rFonts w:ascii="Adani" w:hAnsi="Adani"/>
-          <w:b/>
-          <w:sz w:val="20"/>
-          <w:u w:val="none"/>
-        </w:rPr>
         <w:t>ADANI RENEWABLE ENERGY TWENTY EIGHT PRIVATE LIMITED</w:t>
       </w:r>
     </w:p>
@@ -4782,7 +4547,82 @@
           <w:sz w:val="20"/>
           <w:u w:val="none"/>
         </w:rPr>
-        <w:t>ADANI SOLAR ENERGY KUTCHH TWO PRIVATE LIMITED</w:t>
+        <w:t>ADANI RENEWABLE ENERGY TWENTY FOUR PRIVATE LIMITED</w:t>
+      </w:r>
+    </w:p>
+    <w:p>
+      <w:pPr>
+        <w:spacing w:before="0" w:after="20"/>
+        <w:jc w:val="left"/>
+      </w:pPr>
+      <w:r>
+        <w:rPr>
+          <w:rFonts w:ascii="Adani" w:hAnsi="Adani"/>
+          <w:b/>
+          <w:sz w:val="20"/>
+          <w:u w:val="none"/>
+        </w:rPr>
+        <w:t>ADANI RENEWABLE ENERGY TWENTY SIX PRIVATE LIMITED</w:t>
+      </w:r>
+    </w:p>
+    <w:p>
+      <w:pPr>
+        <w:spacing w:before="0" w:after="20"/>
+        <w:jc w:val="left"/>
+      </w:pPr>
+      <w:r>
+        <w:rPr>
+          <w:rFonts w:ascii="Adani" w:hAnsi="Adani"/>
+          <w:b/>
+          <w:sz w:val="20"/>
+          <w:u w:val="none"/>
+        </w:rPr>
+        <w:t>ADANI RENEWABLE ENERGY TWENTY TWO PRIVATE LIMITED</w:t>
+      </w:r>
+    </w:p>
+    <w:p>
+      <w:pPr>
+        <w:spacing w:before="0" w:after="20"/>
+        <w:jc w:val="left"/>
+      </w:pPr>
+      <w:r>
+        <w:rPr>
+          <w:rFonts w:ascii="Adani" w:hAnsi="Adani"/>
+          <w:b/>
+          <w:sz w:val="20"/>
+          <w:u w:val="none"/>
+        </w:rPr>
+        <w:t>ADANI RENEWABLE ENERGY TWENTY THREE PRIVATE LIMITED</w:t>
+      </w:r>
+    </w:p>
+    <w:p>
+      <w:pPr>
+        <w:spacing w:before="0" w:after="20"/>
+        <w:jc w:val="left"/>
+      </w:pPr>
+      <w:r>
+        <w:rPr>
+          <w:rFonts w:ascii="Adani" w:hAnsi="Adani"/>
+          <w:b/>
+          <w:sz w:val="20"/>
+          <w:u w:val="none"/>
+        </w:rPr>
+        <w:t>ADANI SOLAR ENERGY JODHPUR EIGHT LIMITED</w:t>
+      </w:r>
+    </w:p>
+    <w:p>
+      <w:pPr>
+        <w:spacing w:before="0" w:after="20"/>
+        <w:jc w:val="left"/>
+      </w:pPr>
+      <w:r>
+        <w:rPr>
+          <w:rFonts w:ascii="Adani" w:hAnsi="Adani"/>
+          <w:b/>
+          <w:sz w:val="20"/>
+          <w:u w:val="none"/>
+        </w:rPr>
+        <w:t>ADANI SOLAR ENERGY JODHPUR TEN LIMITED</w:t>
       </w:r>
     </w:p>
     <w:p/>
@@ -4978,7 +4818,7 @@
           <w:sz w:val="20"/>
           <w:u w:val="none"/>
         </w:rPr>
-        <w:t>ADANI SOLAR ENERGY JODHPUR TEN LIMITED</w:t>
+        <w:t>ADANI SOLAR ENERGY JODHPUR NINE LIMITED</w:t>
       </w:r>
     </w:p>
     <w:p>
@@ -5008,7 +4848,7 @@
           <w:sz w:val="20"/>
           <w:u w:val="none"/>
         </w:rPr>
-        <w:t>ADANI SOLAR ENERGY JODHPUR NINE LIMITED</w:t>
+        <w:t>ADANI SOLAR ENERGY JODHPUR TEN LIMITED</w:t>
       </w:r>
     </w:p>
     <w:p/>
@@ -5073,66 +4913,6 @@
           <w:sz w:val="20"/>
           <w:u w:val="none"/>
         </w:rPr>
-        <w:t>ADANI RENEWABLE ENERGY TWENTY FOUR PRIVATE LIMITED</w:t>
-      </w:r>
-    </w:p>
-    <w:p>
-      <w:pPr>
-        <w:spacing w:before="0" w:after="20"/>
-        <w:jc w:val="left"/>
-      </w:pPr>
-      <w:r>
-        <w:rPr>
-          <w:rFonts w:ascii="Adani" w:hAnsi="Adani"/>
-          <w:b w:val="0"/>
-          <w:sz w:val="20"/>
-          <w:u w:val="none"/>
-        </w:rPr>
-        <w:t>ADANI RENEWABLE ENERGY TWENTY THREE PRIVATE LIMITED</w:t>
-      </w:r>
-    </w:p>
-    <w:p>
-      <w:pPr>
-        <w:spacing w:before="0" w:after="20"/>
-        <w:jc w:val="left"/>
-      </w:pPr>
-      <w:r>
-        <w:rPr>
-          <w:rFonts w:ascii="Adani" w:hAnsi="Adani"/>
-          <w:b w:val="0"/>
-          <w:sz w:val="20"/>
-          <w:u w:val="none"/>
-        </w:rPr>
-        <w:t>ADANI RENEWABLE ENERGY TWENTY TWO PRIVATE LIMITED</w:t>
-      </w:r>
-    </w:p>
-    <w:p>
-      <w:pPr>
-        <w:spacing w:before="0" w:after="20"/>
-        <w:jc w:val="left"/>
-      </w:pPr>
-      <w:r>
-        <w:rPr>
-          <w:rFonts w:ascii="Adani" w:hAnsi="Adani"/>
-          <w:b w:val="0"/>
-          <w:sz w:val="20"/>
-          <w:u w:val="none"/>
-        </w:rPr>
-        <w:t>ADANI RENEWABLE ENERGY TWENTY SIX PRIVATE LIMITED</w:t>
-      </w:r>
-    </w:p>
-    <w:p>
-      <w:pPr>
-        <w:spacing w:before="0" w:after="20"/>
-        <w:jc w:val="left"/>
-      </w:pPr>
-      <w:r>
-        <w:rPr>
-          <w:rFonts w:ascii="Adani" w:hAnsi="Adani"/>
-          <w:b w:val="0"/>
-          <w:sz w:val="20"/>
-          <w:u w:val="none"/>
-        </w:rPr>
         <w:t>ADANI RENEWABLE ENERGY TWENTY EIGHT PRIVATE LIMITED</w:t>
       </w:r>
     </w:p>
@@ -5163,7 +4943,52 @@
           <w:sz w:val="20"/>
           <w:u w:val="none"/>
         </w:rPr>
-        <w:t>ADANI SOLAR ENERGY KUTCHH TWO PRIVATE LIMITED</w:t>
+        <w:t>ADANI RENEWABLE ENERGY TWENTY FOUR PRIVATE LIMITED</w:t>
+      </w:r>
+    </w:p>
+    <w:p>
+      <w:pPr>
+        <w:spacing w:before="0" w:after="20"/>
+        <w:jc w:val="left"/>
+      </w:pPr>
+      <w:r>
+        <w:rPr>
+          <w:rFonts w:ascii="Adani" w:hAnsi="Adani"/>
+          <w:b w:val="0"/>
+          <w:sz w:val="20"/>
+          <w:u w:val="none"/>
+        </w:rPr>
+        <w:t>ADANI RENEWABLE ENERGY TWENTY SIX PRIVATE LIMITED</w:t>
+      </w:r>
+    </w:p>
+    <w:p>
+      <w:pPr>
+        <w:spacing w:before="0" w:after="20"/>
+        <w:jc w:val="left"/>
+      </w:pPr>
+      <w:r>
+        <w:rPr>
+          <w:rFonts w:ascii="Adani" w:hAnsi="Adani"/>
+          <w:b w:val="0"/>
+          <w:sz w:val="20"/>
+          <w:u w:val="none"/>
+        </w:rPr>
+        <w:t>ADANI RENEWABLE ENERGY TWENTY TWO PRIVATE LIMITED</w:t>
+      </w:r>
+    </w:p>
+    <w:p>
+      <w:pPr>
+        <w:spacing w:before="0" w:after="20"/>
+        <w:jc w:val="left"/>
+      </w:pPr>
+      <w:r>
+        <w:rPr>
+          <w:rFonts w:ascii="Adani" w:hAnsi="Adani"/>
+          <w:b w:val="0"/>
+          <w:sz w:val="20"/>
+          <w:u w:val="none"/>
+        </w:rPr>
+        <w:t>ADANI RENEWABLE ENERGY TWENTY THREE PRIVATE LIMITED</w:t>
       </w:r>
     </w:p>
     <w:p/>
@@ -5921,7 +5746,7 @@
                 <w:sz w:val="18"/>
                 <w:u w:val="none"/>
               </w:rPr>
-              <w:t>19</w:t>
+              <w:t>18</w:t>
             </w:r>
           </w:p>
         </w:tc>
@@ -7119,690 +6944,6 @@
                 <w:sz w:val="18"/>
                 <w:u w:val="none"/>
               </w:rPr>
-              <w:t>U40106DL2020PLC360882</w:t>
-            </w:r>
-          </w:p>
-        </w:tc>
-        <w:tc>
-          <w:tcPr>
-            <w:tcW w:type="dxa" w:w="4252"/>
-            <w:shd w:val="clear" w:color="auto" w:fill="FFFFFF"/>
-            <w:tcBorders>
-              <w:top w:val="single" w:sz="4" w:space="0" w:color="000000"/>
-              <w:left w:val="single" w:sz="4" w:space="0" w:color="000000"/>
-              <w:bottom w:val="single" w:sz="4" w:space="0" w:color="000000"/>
-              <w:right w:val="single" w:sz="4" w:space="0" w:color="000000"/>
-            </w:tcBorders>
-            <w:vAlign w:val="center"/>
-          </w:tcPr>
-          <w:p>
-            <w:pPr>
-              <w:spacing w:before="40" w:after="40"/>
-              <w:jc w:val="left"/>
-            </w:pPr>
-            <w:r>
-              <w:rPr>
-                <w:rFonts w:ascii="Adani" w:hAnsi="Adani"/>
-                <w:b w:val="0"/>
-                <w:sz w:val="18"/>
-                <w:u w:val="none"/>
-              </w:rPr>
-              <w:t>ADANI SOLAR ENERGY JODHPUR TEN LIMITED</w:t>
-            </w:r>
-          </w:p>
-        </w:tc>
-        <w:tc>
-          <w:tcPr>
-            <w:tcW w:type="dxa" w:w="1587"/>
-            <w:shd w:val="clear" w:color="auto" w:fill="FFFFFF"/>
-            <w:tcBorders>
-              <w:top w:val="single" w:sz="4" w:space="0" w:color="000000"/>
-              <w:left w:val="single" w:sz="4" w:space="0" w:color="000000"/>
-              <w:bottom w:val="single" w:sz="4" w:space="0" w:color="000000"/>
-              <w:right w:val="single" w:sz="4" w:space="0" w:color="000000"/>
-            </w:tcBorders>
-            <w:vAlign w:val="center"/>
-          </w:tcPr>
-          <w:p>
-            <w:pPr>
-              <w:spacing w:before="40" w:after="40"/>
-              <w:jc w:val="left"/>
-            </w:pPr>
-            <w:r>
-              <w:rPr>
-                <w:rFonts w:ascii="Adani" w:hAnsi="Adani"/>
-                <w:b w:val="0"/>
-                <w:sz w:val="18"/>
-                <w:u w:val="none"/>
-              </w:rPr>
-              <w:t>Director</w:t>
-            </w:r>
-          </w:p>
-        </w:tc>
-        <w:tc>
-          <w:tcPr>
-            <w:tcW w:type="dxa" w:w="1304"/>
-            <w:shd w:val="clear" w:color="auto" w:fill="FFFFFF"/>
-            <w:tcBorders>
-              <w:top w:val="single" w:sz="4" w:space="0" w:color="000000"/>
-              <w:left w:val="single" w:sz="4" w:space="0" w:color="000000"/>
-              <w:bottom w:val="single" w:sz="4" w:space="0" w:color="000000"/>
-              <w:right w:val="single" w:sz="4" w:space="0" w:color="000000"/>
-            </w:tcBorders>
-            <w:vAlign w:val="center"/>
-          </w:tcPr>
-          <w:p>
-            <w:pPr>
-              <w:spacing w:before="40" w:after="40"/>
-              <w:jc w:val="left"/>
-            </w:pPr>
-            <w:r>
-              <w:rPr>
-                <w:rFonts w:ascii="Adani" w:hAnsi="Adani"/>
-                <w:b w:val="0"/>
-                <w:sz w:val="18"/>
-                <w:u w:val="none"/>
-              </w:rPr>
-              <w:t>30/09/2021</w:t>
-            </w:r>
-          </w:p>
-        </w:tc>
-      </w:tr>
-      <w:tr>
-        <w:tc>
-          <w:tcPr>
-            <w:tcW w:type="dxa" w:w="2268"/>
-            <w:shd w:val="clear" w:color="auto" w:fill="FFFFFF"/>
-            <w:tcBorders>
-              <w:top w:val="single" w:sz="4" w:space="0" w:color="000000"/>
-              <w:left w:val="single" w:sz="4" w:space="0" w:color="000000"/>
-              <w:bottom w:val="single" w:sz="4" w:space="0" w:color="000000"/>
-              <w:right w:val="single" w:sz="4" w:space="0" w:color="000000"/>
-            </w:tcBorders>
-            <w:vAlign w:val="center"/>
-          </w:tcPr>
-          <w:p>
-            <w:pPr>
-              <w:spacing w:before="40" w:after="40"/>
-              <w:jc w:val="left"/>
-            </w:pPr>
-            <w:r>
-              <w:rPr>
-                <w:rFonts w:ascii="Adani" w:hAnsi="Adani"/>
-                <w:b w:val="0"/>
-                <w:sz w:val="18"/>
-                <w:u w:val="none"/>
-              </w:rPr>
-              <w:t>U40106DL2020PLC360879</w:t>
-            </w:r>
-          </w:p>
-        </w:tc>
-        <w:tc>
-          <w:tcPr>
-            <w:tcW w:type="dxa" w:w="4252"/>
-            <w:shd w:val="clear" w:color="auto" w:fill="FFFFFF"/>
-            <w:tcBorders>
-              <w:top w:val="single" w:sz="4" w:space="0" w:color="000000"/>
-              <w:left w:val="single" w:sz="4" w:space="0" w:color="000000"/>
-              <w:bottom w:val="single" w:sz="4" w:space="0" w:color="000000"/>
-              <w:right w:val="single" w:sz="4" w:space="0" w:color="000000"/>
-            </w:tcBorders>
-            <w:vAlign w:val="center"/>
-          </w:tcPr>
-          <w:p>
-            <w:pPr>
-              <w:spacing w:before="40" w:after="40"/>
-              <w:jc w:val="left"/>
-            </w:pPr>
-            <w:r>
-              <w:rPr>
-                <w:rFonts w:ascii="Adani" w:hAnsi="Adani"/>
-                <w:b w:val="0"/>
-                <w:sz w:val="18"/>
-                <w:u w:val="none"/>
-              </w:rPr>
-              <w:t>ADANI SOLAR ENERGY JODHPUR EIGHT LIMITED</w:t>
-            </w:r>
-          </w:p>
-        </w:tc>
-        <w:tc>
-          <w:tcPr>
-            <w:tcW w:type="dxa" w:w="1587"/>
-            <w:shd w:val="clear" w:color="auto" w:fill="FFFFFF"/>
-            <w:tcBorders>
-              <w:top w:val="single" w:sz="4" w:space="0" w:color="000000"/>
-              <w:left w:val="single" w:sz="4" w:space="0" w:color="000000"/>
-              <w:bottom w:val="single" w:sz="4" w:space="0" w:color="000000"/>
-              <w:right w:val="single" w:sz="4" w:space="0" w:color="000000"/>
-            </w:tcBorders>
-            <w:vAlign w:val="center"/>
-          </w:tcPr>
-          <w:p>
-            <w:pPr>
-              <w:spacing w:before="40" w:after="40"/>
-              <w:jc w:val="left"/>
-            </w:pPr>
-            <w:r>
-              <w:rPr>
-                <w:rFonts w:ascii="Adani" w:hAnsi="Adani"/>
-                <w:b w:val="0"/>
-                <w:sz w:val="18"/>
-                <w:u w:val="none"/>
-              </w:rPr>
-              <w:t>Director</w:t>
-            </w:r>
-          </w:p>
-        </w:tc>
-        <w:tc>
-          <w:tcPr>
-            <w:tcW w:type="dxa" w:w="1304"/>
-            <w:shd w:val="clear" w:color="auto" w:fill="FFFFFF"/>
-            <w:tcBorders>
-              <w:top w:val="single" w:sz="4" w:space="0" w:color="000000"/>
-              <w:left w:val="single" w:sz="4" w:space="0" w:color="000000"/>
-              <w:bottom w:val="single" w:sz="4" w:space="0" w:color="000000"/>
-              <w:right w:val="single" w:sz="4" w:space="0" w:color="000000"/>
-            </w:tcBorders>
-            <w:vAlign w:val="center"/>
-          </w:tcPr>
-          <w:p>
-            <w:pPr>
-              <w:spacing w:before="40" w:after="40"/>
-              <w:jc w:val="left"/>
-            </w:pPr>
-            <w:r>
-              <w:rPr>
-                <w:rFonts w:ascii="Adani" w:hAnsi="Adani"/>
-                <w:b w:val="0"/>
-                <w:sz w:val="18"/>
-                <w:u w:val="none"/>
-              </w:rPr>
-              <w:t>30/09/2021</w:t>
-            </w:r>
-          </w:p>
-        </w:tc>
-      </w:tr>
-      <w:tr>
-        <w:tc>
-          <w:tcPr>
-            <w:tcW w:type="dxa" w:w="2268"/>
-            <w:shd w:val="clear" w:color="auto" w:fill="FFFFFF"/>
-            <w:tcBorders>
-              <w:top w:val="single" w:sz="4" w:space="0" w:color="000000"/>
-              <w:left w:val="single" w:sz="4" w:space="0" w:color="000000"/>
-              <w:bottom w:val="single" w:sz="4" w:space="0" w:color="000000"/>
-              <w:right w:val="single" w:sz="4" w:space="0" w:color="000000"/>
-            </w:tcBorders>
-            <w:vAlign w:val="center"/>
-          </w:tcPr>
-          <w:p>
-            <w:pPr>
-              <w:spacing w:before="40" w:after="40"/>
-              <w:jc w:val="left"/>
-            </w:pPr>
-            <w:r>
-              <w:rPr>
-                <w:rFonts w:ascii="Adani" w:hAnsi="Adani"/>
-                <w:b w:val="0"/>
-                <w:sz w:val="18"/>
-                <w:u w:val="none"/>
-              </w:rPr>
-              <w:t>U40108DL2020PTC361714</w:t>
-            </w:r>
-          </w:p>
-        </w:tc>
-        <w:tc>
-          <w:tcPr>
-            <w:tcW w:type="dxa" w:w="4252"/>
-            <w:shd w:val="clear" w:color="auto" w:fill="FFFFFF"/>
-            <w:tcBorders>
-              <w:top w:val="single" w:sz="4" w:space="0" w:color="000000"/>
-              <w:left w:val="single" w:sz="4" w:space="0" w:color="000000"/>
-              <w:bottom w:val="single" w:sz="4" w:space="0" w:color="000000"/>
-              <w:right w:val="single" w:sz="4" w:space="0" w:color="000000"/>
-            </w:tcBorders>
-            <w:vAlign w:val="center"/>
-          </w:tcPr>
-          <w:p>
-            <w:pPr>
-              <w:spacing w:before="40" w:after="40"/>
-              <w:jc w:val="left"/>
-            </w:pPr>
-            <w:r>
-              <w:rPr>
-                <w:rFonts w:ascii="Adani" w:hAnsi="Adani"/>
-                <w:b w:val="0"/>
-                <w:sz w:val="18"/>
-                <w:u w:val="none"/>
-              </w:rPr>
-              <w:t>ADANI RENEWABLE ENERGY TWENTY FOUR PRIVATE LIMITED</w:t>
-            </w:r>
-          </w:p>
-        </w:tc>
-        <w:tc>
-          <w:tcPr>
-            <w:tcW w:type="dxa" w:w="1587"/>
-            <w:shd w:val="clear" w:color="auto" w:fill="FFFFFF"/>
-            <w:tcBorders>
-              <w:top w:val="single" w:sz="4" w:space="0" w:color="000000"/>
-              <w:left w:val="single" w:sz="4" w:space="0" w:color="000000"/>
-              <w:bottom w:val="single" w:sz="4" w:space="0" w:color="000000"/>
-              <w:right w:val="single" w:sz="4" w:space="0" w:color="000000"/>
-            </w:tcBorders>
-            <w:vAlign w:val="center"/>
-          </w:tcPr>
-          <w:p>
-            <w:pPr>
-              <w:spacing w:before="40" w:after="40"/>
-              <w:jc w:val="left"/>
-            </w:pPr>
-            <w:r>
-              <w:rPr>
-                <w:rFonts w:ascii="Adani" w:hAnsi="Adani"/>
-                <w:b w:val="0"/>
-                <w:sz w:val="18"/>
-                <w:u w:val="none"/>
-              </w:rPr>
-              <w:t>Director</w:t>
-            </w:r>
-          </w:p>
-        </w:tc>
-        <w:tc>
-          <w:tcPr>
-            <w:tcW w:type="dxa" w:w="1304"/>
-            <w:shd w:val="clear" w:color="auto" w:fill="FFFFFF"/>
-            <w:tcBorders>
-              <w:top w:val="single" w:sz="4" w:space="0" w:color="000000"/>
-              <w:left w:val="single" w:sz="4" w:space="0" w:color="000000"/>
-              <w:bottom w:val="single" w:sz="4" w:space="0" w:color="000000"/>
-              <w:right w:val="single" w:sz="4" w:space="0" w:color="000000"/>
-            </w:tcBorders>
-            <w:vAlign w:val="center"/>
-          </w:tcPr>
-          <w:p>
-            <w:pPr>
-              <w:spacing w:before="40" w:after="40"/>
-              <w:jc w:val="left"/>
-            </w:pPr>
-            <w:r>
-              <w:rPr>
-                <w:rFonts w:ascii="Adani" w:hAnsi="Adani"/>
-                <w:b w:val="0"/>
-                <w:sz w:val="18"/>
-                <w:u w:val="none"/>
-              </w:rPr>
-              <w:t>30/09/2021</w:t>
-            </w:r>
-          </w:p>
-        </w:tc>
-      </w:tr>
-      <w:tr>
-        <w:tc>
-          <w:tcPr>
-            <w:tcW w:type="dxa" w:w="2268"/>
-            <w:shd w:val="clear" w:color="auto" w:fill="FFFFFF"/>
-            <w:tcBorders>
-              <w:top w:val="single" w:sz="4" w:space="0" w:color="000000"/>
-              <w:left w:val="single" w:sz="4" w:space="0" w:color="000000"/>
-              <w:bottom w:val="single" w:sz="4" w:space="0" w:color="000000"/>
-              <w:right w:val="single" w:sz="4" w:space="0" w:color="000000"/>
-            </w:tcBorders>
-            <w:vAlign w:val="center"/>
-          </w:tcPr>
-          <w:p>
-            <w:pPr>
-              <w:spacing w:before="40" w:after="40"/>
-              <w:jc w:val="left"/>
-            </w:pPr>
-            <w:r>
-              <w:rPr>
-                <w:rFonts w:ascii="Adani" w:hAnsi="Adani"/>
-                <w:b w:val="0"/>
-                <w:sz w:val="18"/>
-                <w:u w:val="none"/>
-              </w:rPr>
-              <w:t>U40106DL2020PTC361706</w:t>
-            </w:r>
-          </w:p>
-        </w:tc>
-        <w:tc>
-          <w:tcPr>
-            <w:tcW w:type="dxa" w:w="4252"/>
-            <w:shd w:val="clear" w:color="auto" w:fill="FFFFFF"/>
-            <w:tcBorders>
-              <w:top w:val="single" w:sz="4" w:space="0" w:color="000000"/>
-              <w:left w:val="single" w:sz="4" w:space="0" w:color="000000"/>
-              <w:bottom w:val="single" w:sz="4" w:space="0" w:color="000000"/>
-              <w:right w:val="single" w:sz="4" w:space="0" w:color="000000"/>
-            </w:tcBorders>
-            <w:vAlign w:val="center"/>
-          </w:tcPr>
-          <w:p>
-            <w:pPr>
-              <w:spacing w:before="40" w:after="40"/>
-              <w:jc w:val="left"/>
-            </w:pPr>
-            <w:r>
-              <w:rPr>
-                <w:rFonts w:ascii="Adani" w:hAnsi="Adani"/>
-                <w:b w:val="0"/>
-                <w:sz w:val="18"/>
-                <w:u w:val="none"/>
-              </w:rPr>
-              <w:t>ADANI RENEWABLE ENERGY TWENTY THREE PRIVATE LIMITED</w:t>
-            </w:r>
-          </w:p>
-        </w:tc>
-        <w:tc>
-          <w:tcPr>
-            <w:tcW w:type="dxa" w:w="1587"/>
-            <w:shd w:val="clear" w:color="auto" w:fill="FFFFFF"/>
-            <w:tcBorders>
-              <w:top w:val="single" w:sz="4" w:space="0" w:color="000000"/>
-              <w:left w:val="single" w:sz="4" w:space="0" w:color="000000"/>
-              <w:bottom w:val="single" w:sz="4" w:space="0" w:color="000000"/>
-              <w:right w:val="single" w:sz="4" w:space="0" w:color="000000"/>
-            </w:tcBorders>
-            <w:vAlign w:val="center"/>
-          </w:tcPr>
-          <w:p>
-            <w:pPr>
-              <w:spacing w:before="40" w:after="40"/>
-              <w:jc w:val="left"/>
-            </w:pPr>
-            <w:r>
-              <w:rPr>
-                <w:rFonts w:ascii="Adani" w:hAnsi="Adani"/>
-                <w:b w:val="0"/>
-                <w:sz w:val="18"/>
-                <w:u w:val="none"/>
-              </w:rPr>
-              <w:t>Director</w:t>
-            </w:r>
-          </w:p>
-        </w:tc>
-        <w:tc>
-          <w:tcPr>
-            <w:tcW w:type="dxa" w:w="1304"/>
-            <w:shd w:val="clear" w:color="auto" w:fill="FFFFFF"/>
-            <w:tcBorders>
-              <w:top w:val="single" w:sz="4" w:space="0" w:color="000000"/>
-              <w:left w:val="single" w:sz="4" w:space="0" w:color="000000"/>
-              <w:bottom w:val="single" w:sz="4" w:space="0" w:color="000000"/>
-              <w:right w:val="single" w:sz="4" w:space="0" w:color="000000"/>
-            </w:tcBorders>
-            <w:vAlign w:val="center"/>
-          </w:tcPr>
-          <w:p>
-            <w:pPr>
-              <w:spacing w:before="40" w:after="40"/>
-              <w:jc w:val="left"/>
-            </w:pPr>
-            <w:r>
-              <w:rPr>
-                <w:rFonts w:ascii="Adani" w:hAnsi="Adani"/>
-                <w:b w:val="0"/>
-                <w:sz w:val="18"/>
-                <w:u w:val="none"/>
-              </w:rPr>
-              <w:t>30/09/2021</w:t>
-            </w:r>
-          </w:p>
-        </w:tc>
-      </w:tr>
-      <w:tr>
-        <w:tc>
-          <w:tcPr>
-            <w:tcW w:type="dxa" w:w="2268"/>
-            <w:shd w:val="clear" w:color="auto" w:fill="FFFFFF"/>
-            <w:tcBorders>
-              <w:top w:val="single" w:sz="4" w:space="0" w:color="000000"/>
-              <w:left w:val="single" w:sz="4" w:space="0" w:color="000000"/>
-              <w:bottom w:val="single" w:sz="4" w:space="0" w:color="000000"/>
-              <w:right w:val="single" w:sz="4" w:space="0" w:color="000000"/>
-            </w:tcBorders>
-            <w:vAlign w:val="center"/>
-          </w:tcPr>
-          <w:p>
-            <w:pPr>
-              <w:spacing w:before="40" w:after="40"/>
-              <w:jc w:val="left"/>
-            </w:pPr>
-            <w:r>
-              <w:rPr>
-                <w:rFonts w:ascii="Adani" w:hAnsi="Adani"/>
-                <w:b w:val="0"/>
-                <w:sz w:val="18"/>
-                <w:u w:val="none"/>
-              </w:rPr>
-              <w:t>U40106DL2020PTC361717</w:t>
-            </w:r>
-          </w:p>
-        </w:tc>
-        <w:tc>
-          <w:tcPr>
-            <w:tcW w:type="dxa" w:w="4252"/>
-            <w:shd w:val="clear" w:color="auto" w:fill="FFFFFF"/>
-            <w:tcBorders>
-              <w:top w:val="single" w:sz="4" w:space="0" w:color="000000"/>
-              <w:left w:val="single" w:sz="4" w:space="0" w:color="000000"/>
-              <w:bottom w:val="single" w:sz="4" w:space="0" w:color="000000"/>
-              <w:right w:val="single" w:sz="4" w:space="0" w:color="000000"/>
-            </w:tcBorders>
-            <w:vAlign w:val="center"/>
-          </w:tcPr>
-          <w:p>
-            <w:pPr>
-              <w:spacing w:before="40" w:after="40"/>
-              <w:jc w:val="left"/>
-            </w:pPr>
-            <w:r>
-              <w:rPr>
-                <w:rFonts w:ascii="Adani" w:hAnsi="Adani"/>
-                <w:b w:val="0"/>
-                <w:sz w:val="18"/>
-                <w:u w:val="none"/>
-              </w:rPr>
-              <w:t>ADANI RENEWABLE ENERGY TWENTY TWO PRIVATE LIMITED</w:t>
-            </w:r>
-          </w:p>
-        </w:tc>
-        <w:tc>
-          <w:tcPr>
-            <w:tcW w:type="dxa" w:w="1587"/>
-            <w:shd w:val="clear" w:color="auto" w:fill="FFFFFF"/>
-            <w:tcBorders>
-              <w:top w:val="single" w:sz="4" w:space="0" w:color="000000"/>
-              <w:left w:val="single" w:sz="4" w:space="0" w:color="000000"/>
-              <w:bottom w:val="single" w:sz="4" w:space="0" w:color="000000"/>
-              <w:right w:val="single" w:sz="4" w:space="0" w:color="000000"/>
-            </w:tcBorders>
-            <w:vAlign w:val="center"/>
-          </w:tcPr>
-          <w:p>
-            <w:pPr>
-              <w:spacing w:before="40" w:after="40"/>
-              <w:jc w:val="left"/>
-            </w:pPr>
-            <w:r>
-              <w:rPr>
-                <w:rFonts w:ascii="Adani" w:hAnsi="Adani"/>
-                <w:b w:val="0"/>
-                <w:sz w:val="18"/>
-                <w:u w:val="none"/>
-              </w:rPr>
-              <w:t>Director</w:t>
-            </w:r>
-          </w:p>
-        </w:tc>
-        <w:tc>
-          <w:tcPr>
-            <w:tcW w:type="dxa" w:w="1304"/>
-            <w:shd w:val="clear" w:color="auto" w:fill="FFFFFF"/>
-            <w:tcBorders>
-              <w:top w:val="single" w:sz="4" w:space="0" w:color="000000"/>
-              <w:left w:val="single" w:sz="4" w:space="0" w:color="000000"/>
-              <w:bottom w:val="single" w:sz="4" w:space="0" w:color="000000"/>
-              <w:right w:val="single" w:sz="4" w:space="0" w:color="000000"/>
-            </w:tcBorders>
-            <w:vAlign w:val="center"/>
-          </w:tcPr>
-          <w:p>
-            <w:pPr>
-              <w:spacing w:before="40" w:after="40"/>
-              <w:jc w:val="left"/>
-            </w:pPr>
-            <w:r>
-              <w:rPr>
-                <w:rFonts w:ascii="Adani" w:hAnsi="Adani"/>
-                <w:b w:val="0"/>
-                <w:sz w:val="18"/>
-                <w:u w:val="none"/>
-              </w:rPr>
-              <w:t>30/09/2021</w:t>
-            </w:r>
-          </w:p>
-        </w:tc>
-      </w:tr>
-      <w:tr>
-        <w:tc>
-          <w:tcPr>
-            <w:tcW w:type="dxa" w:w="2268"/>
-            <w:shd w:val="clear" w:color="auto" w:fill="FFFFFF"/>
-            <w:tcBorders>
-              <w:top w:val="single" w:sz="4" w:space="0" w:color="000000"/>
-              <w:left w:val="single" w:sz="4" w:space="0" w:color="000000"/>
-              <w:bottom w:val="single" w:sz="4" w:space="0" w:color="000000"/>
-              <w:right w:val="single" w:sz="4" w:space="0" w:color="000000"/>
-            </w:tcBorders>
-            <w:vAlign w:val="center"/>
-          </w:tcPr>
-          <w:p>
-            <w:pPr>
-              <w:spacing w:before="40" w:after="40"/>
-              <w:jc w:val="left"/>
-            </w:pPr>
-            <w:r>
-              <w:rPr>
-                <w:rFonts w:ascii="Adani" w:hAnsi="Adani"/>
-                <w:b w:val="0"/>
-                <w:sz w:val="18"/>
-                <w:u w:val="none"/>
-              </w:rPr>
-              <w:t>U40106DL2020PTC360631</w:t>
-            </w:r>
-          </w:p>
-        </w:tc>
-        <w:tc>
-          <w:tcPr>
-            <w:tcW w:type="dxa" w:w="4252"/>
-            <w:shd w:val="clear" w:color="auto" w:fill="FFFFFF"/>
-            <w:tcBorders>
-              <w:top w:val="single" w:sz="4" w:space="0" w:color="000000"/>
-              <w:left w:val="single" w:sz="4" w:space="0" w:color="000000"/>
-              <w:bottom w:val="single" w:sz="4" w:space="0" w:color="000000"/>
-              <w:right w:val="single" w:sz="4" w:space="0" w:color="000000"/>
-            </w:tcBorders>
-            <w:vAlign w:val="center"/>
-          </w:tcPr>
-          <w:p>
-            <w:pPr>
-              <w:spacing w:before="40" w:after="40"/>
-              <w:jc w:val="left"/>
-            </w:pPr>
-            <w:r>
-              <w:rPr>
-                <w:rFonts w:ascii="Adani" w:hAnsi="Adani"/>
-                <w:b w:val="0"/>
-                <w:sz w:val="18"/>
-                <w:u w:val="none"/>
-              </w:rPr>
-              <w:t>ADANI RENEWABLE ENERGY TWENTY SIX PRIVATE LIMITED</w:t>
-            </w:r>
-          </w:p>
-        </w:tc>
-        <w:tc>
-          <w:tcPr>
-            <w:tcW w:type="dxa" w:w="1587"/>
-            <w:shd w:val="clear" w:color="auto" w:fill="FFFFFF"/>
-            <w:tcBorders>
-              <w:top w:val="single" w:sz="4" w:space="0" w:color="000000"/>
-              <w:left w:val="single" w:sz="4" w:space="0" w:color="000000"/>
-              <w:bottom w:val="single" w:sz="4" w:space="0" w:color="000000"/>
-              <w:right w:val="single" w:sz="4" w:space="0" w:color="000000"/>
-            </w:tcBorders>
-            <w:vAlign w:val="center"/>
-          </w:tcPr>
-          <w:p>
-            <w:pPr>
-              <w:spacing w:before="40" w:after="40"/>
-              <w:jc w:val="left"/>
-            </w:pPr>
-            <w:r>
-              <w:rPr>
-                <w:rFonts w:ascii="Adani" w:hAnsi="Adani"/>
-                <w:b w:val="0"/>
-                <w:sz w:val="18"/>
-                <w:u w:val="none"/>
-              </w:rPr>
-              <w:t>Director</w:t>
-            </w:r>
-          </w:p>
-        </w:tc>
-        <w:tc>
-          <w:tcPr>
-            <w:tcW w:type="dxa" w:w="1304"/>
-            <w:shd w:val="clear" w:color="auto" w:fill="FFFFFF"/>
-            <w:tcBorders>
-              <w:top w:val="single" w:sz="4" w:space="0" w:color="000000"/>
-              <w:left w:val="single" w:sz="4" w:space="0" w:color="000000"/>
-              <w:bottom w:val="single" w:sz="4" w:space="0" w:color="000000"/>
-              <w:right w:val="single" w:sz="4" w:space="0" w:color="000000"/>
-            </w:tcBorders>
-            <w:vAlign w:val="center"/>
-          </w:tcPr>
-          <w:p>
-            <w:pPr>
-              <w:spacing w:before="40" w:after="40"/>
-              <w:jc w:val="left"/>
-            </w:pPr>
-            <w:r>
-              <w:rPr>
-                <w:rFonts w:ascii="Adani" w:hAnsi="Adani"/>
-                <w:b w:val="0"/>
-                <w:sz w:val="18"/>
-                <w:u w:val="none"/>
-              </w:rPr>
-              <w:t>30/09/2021</w:t>
-            </w:r>
-          </w:p>
-        </w:tc>
-      </w:tr>
-      <w:tr>
-        <w:tc>
-          <w:tcPr>
-            <w:tcW w:type="dxa" w:w="2268"/>
-            <w:shd w:val="clear" w:color="auto" w:fill="FFFFFF"/>
-            <w:tcBorders>
-              <w:top w:val="single" w:sz="4" w:space="0" w:color="000000"/>
-              <w:left w:val="single" w:sz="4" w:space="0" w:color="000000"/>
-              <w:bottom w:val="single" w:sz="4" w:space="0" w:color="000000"/>
-              <w:right w:val="single" w:sz="4" w:space="0" w:color="000000"/>
-            </w:tcBorders>
-            <w:vAlign w:val="center"/>
-          </w:tcPr>
-          <w:p>
-            <w:pPr>
-              <w:spacing w:before="40" w:after="40"/>
-              <w:jc w:val="left"/>
-            </w:pPr>
-            <w:r>
-              <w:rPr>
-                <w:rFonts w:ascii="Adani" w:hAnsi="Adani"/>
-                <w:b w:val="0"/>
-                <w:sz w:val="18"/>
-                <w:u w:val="none"/>
-              </w:rPr>
               <w:t>U40106DL2020PTC361711</w:t>
             </w:r>
           </w:p>
@@ -8145,7 +7286,7 @@
                 <w:sz w:val="18"/>
                 <w:u w:val="none"/>
               </w:rPr>
-              <w:t>U40106GJ2016PTC086542</w:t>
+              <w:t>U40108DL2020PTC361714</w:t>
             </w:r>
           </w:p>
         </w:tc>
@@ -8173,7 +7314,7 @@
                 <w:sz w:val="18"/>
                 <w:u w:val="none"/>
               </w:rPr>
-              <w:t>ADANI SOLAR ENERGY KUTCHH TWO PRIVATE LIMITED</w:t>
+              <w:t>ADANI RENEWABLE ENERGY TWENTY FOUR PRIVATE LIMITED</w:t>
             </w:r>
           </w:p>
         </w:tc>
@@ -8201,7 +7342,7 @@
                 <w:sz w:val="18"/>
                 <w:u w:val="none"/>
               </w:rPr>
-              <w:t>CFO</w:t>
+              <w:t>Director</w:t>
             </w:r>
           </w:p>
         </w:tc>
@@ -8229,7 +7370,577 @@
                 <w:sz w:val="18"/>
                 <w:u w:val="none"/>
               </w:rPr>
-              <w:t>03/03/2020</w:t>
+              <w:t>30/09/2021</w:t>
+            </w:r>
+          </w:p>
+        </w:tc>
+      </w:tr>
+      <w:tr>
+        <w:tc>
+          <w:tcPr>
+            <w:tcW w:type="dxa" w:w="2268"/>
+            <w:shd w:val="clear" w:color="auto" w:fill="FFFFFF"/>
+            <w:tcBorders>
+              <w:top w:val="single" w:sz="4" w:space="0" w:color="000000"/>
+              <w:left w:val="single" w:sz="4" w:space="0" w:color="000000"/>
+              <w:bottom w:val="single" w:sz="4" w:space="0" w:color="000000"/>
+              <w:right w:val="single" w:sz="4" w:space="0" w:color="000000"/>
+            </w:tcBorders>
+            <w:vAlign w:val="center"/>
+          </w:tcPr>
+          <w:p>
+            <w:pPr>
+              <w:spacing w:before="40" w:after="40"/>
+              <w:jc w:val="left"/>
+            </w:pPr>
+            <w:r>
+              <w:rPr>
+                <w:rFonts w:ascii="Adani" w:hAnsi="Adani"/>
+                <w:b w:val="0"/>
+                <w:sz w:val="18"/>
+                <w:u w:val="none"/>
+              </w:rPr>
+              <w:t>U40106DL2020PTC360631</w:t>
+            </w:r>
+          </w:p>
+        </w:tc>
+        <w:tc>
+          <w:tcPr>
+            <w:tcW w:type="dxa" w:w="4252"/>
+            <w:shd w:val="clear" w:color="auto" w:fill="FFFFFF"/>
+            <w:tcBorders>
+              <w:top w:val="single" w:sz="4" w:space="0" w:color="000000"/>
+              <w:left w:val="single" w:sz="4" w:space="0" w:color="000000"/>
+              <w:bottom w:val="single" w:sz="4" w:space="0" w:color="000000"/>
+              <w:right w:val="single" w:sz="4" w:space="0" w:color="000000"/>
+            </w:tcBorders>
+            <w:vAlign w:val="center"/>
+          </w:tcPr>
+          <w:p>
+            <w:pPr>
+              <w:spacing w:before="40" w:after="40"/>
+              <w:jc w:val="left"/>
+            </w:pPr>
+            <w:r>
+              <w:rPr>
+                <w:rFonts w:ascii="Adani" w:hAnsi="Adani"/>
+                <w:b w:val="0"/>
+                <w:sz w:val="18"/>
+                <w:u w:val="none"/>
+              </w:rPr>
+              <w:t>ADANI RENEWABLE ENERGY TWENTY SIX PRIVATE LIMITED</w:t>
+            </w:r>
+          </w:p>
+        </w:tc>
+        <w:tc>
+          <w:tcPr>
+            <w:tcW w:type="dxa" w:w="1587"/>
+            <w:shd w:val="clear" w:color="auto" w:fill="FFFFFF"/>
+            <w:tcBorders>
+              <w:top w:val="single" w:sz="4" w:space="0" w:color="000000"/>
+              <w:left w:val="single" w:sz="4" w:space="0" w:color="000000"/>
+              <w:bottom w:val="single" w:sz="4" w:space="0" w:color="000000"/>
+              <w:right w:val="single" w:sz="4" w:space="0" w:color="000000"/>
+            </w:tcBorders>
+            <w:vAlign w:val="center"/>
+          </w:tcPr>
+          <w:p>
+            <w:pPr>
+              <w:spacing w:before="40" w:after="40"/>
+              <w:jc w:val="left"/>
+            </w:pPr>
+            <w:r>
+              <w:rPr>
+                <w:rFonts w:ascii="Adani" w:hAnsi="Adani"/>
+                <w:b w:val="0"/>
+                <w:sz w:val="18"/>
+                <w:u w:val="none"/>
+              </w:rPr>
+              <w:t>Director</w:t>
+            </w:r>
+          </w:p>
+        </w:tc>
+        <w:tc>
+          <w:tcPr>
+            <w:tcW w:type="dxa" w:w="1304"/>
+            <w:shd w:val="clear" w:color="auto" w:fill="FFFFFF"/>
+            <w:tcBorders>
+              <w:top w:val="single" w:sz="4" w:space="0" w:color="000000"/>
+              <w:left w:val="single" w:sz="4" w:space="0" w:color="000000"/>
+              <w:bottom w:val="single" w:sz="4" w:space="0" w:color="000000"/>
+              <w:right w:val="single" w:sz="4" w:space="0" w:color="000000"/>
+            </w:tcBorders>
+            <w:vAlign w:val="center"/>
+          </w:tcPr>
+          <w:p>
+            <w:pPr>
+              <w:spacing w:before="40" w:after="40"/>
+              <w:jc w:val="left"/>
+            </w:pPr>
+            <w:r>
+              <w:rPr>
+                <w:rFonts w:ascii="Adani" w:hAnsi="Adani"/>
+                <w:b w:val="0"/>
+                <w:sz w:val="18"/>
+                <w:u w:val="none"/>
+              </w:rPr>
+              <w:t>30/09/2021</w:t>
+            </w:r>
+          </w:p>
+        </w:tc>
+      </w:tr>
+      <w:tr>
+        <w:tc>
+          <w:tcPr>
+            <w:tcW w:type="dxa" w:w="2268"/>
+            <w:shd w:val="clear" w:color="auto" w:fill="FFFFFF"/>
+            <w:tcBorders>
+              <w:top w:val="single" w:sz="4" w:space="0" w:color="000000"/>
+              <w:left w:val="single" w:sz="4" w:space="0" w:color="000000"/>
+              <w:bottom w:val="single" w:sz="4" w:space="0" w:color="000000"/>
+              <w:right w:val="single" w:sz="4" w:space="0" w:color="000000"/>
+            </w:tcBorders>
+            <w:vAlign w:val="center"/>
+          </w:tcPr>
+          <w:p>
+            <w:pPr>
+              <w:spacing w:before="40" w:after="40"/>
+              <w:jc w:val="left"/>
+            </w:pPr>
+            <w:r>
+              <w:rPr>
+                <w:rFonts w:ascii="Adani" w:hAnsi="Adani"/>
+                <w:b w:val="0"/>
+                <w:sz w:val="18"/>
+                <w:u w:val="none"/>
+              </w:rPr>
+              <w:t>U40106DL2020PTC361717</w:t>
+            </w:r>
+          </w:p>
+        </w:tc>
+        <w:tc>
+          <w:tcPr>
+            <w:tcW w:type="dxa" w:w="4252"/>
+            <w:shd w:val="clear" w:color="auto" w:fill="FFFFFF"/>
+            <w:tcBorders>
+              <w:top w:val="single" w:sz="4" w:space="0" w:color="000000"/>
+              <w:left w:val="single" w:sz="4" w:space="0" w:color="000000"/>
+              <w:bottom w:val="single" w:sz="4" w:space="0" w:color="000000"/>
+              <w:right w:val="single" w:sz="4" w:space="0" w:color="000000"/>
+            </w:tcBorders>
+            <w:vAlign w:val="center"/>
+          </w:tcPr>
+          <w:p>
+            <w:pPr>
+              <w:spacing w:before="40" w:after="40"/>
+              <w:jc w:val="left"/>
+            </w:pPr>
+            <w:r>
+              <w:rPr>
+                <w:rFonts w:ascii="Adani" w:hAnsi="Adani"/>
+                <w:b w:val="0"/>
+                <w:sz w:val="18"/>
+                <w:u w:val="none"/>
+              </w:rPr>
+              <w:t>ADANI RENEWABLE ENERGY TWENTY TWO PRIVATE LIMITED</w:t>
+            </w:r>
+          </w:p>
+        </w:tc>
+        <w:tc>
+          <w:tcPr>
+            <w:tcW w:type="dxa" w:w="1587"/>
+            <w:shd w:val="clear" w:color="auto" w:fill="FFFFFF"/>
+            <w:tcBorders>
+              <w:top w:val="single" w:sz="4" w:space="0" w:color="000000"/>
+              <w:left w:val="single" w:sz="4" w:space="0" w:color="000000"/>
+              <w:bottom w:val="single" w:sz="4" w:space="0" w:color="000000"/>
+              <w:right w:val="single" w:sz="4" w:space="0" w:color="000000"/>
+            </w:tcBorders>
+            <w:vAlign w:val="center"/>
+          </w:tcPr>
+          <w:p>
+            <w:pPr>
+              <w:spacing w:before="40" w:after="40"/>
+              <w:jc w:val="left"/>
+            </w:pPr>
+            <w:r>
+              <w:rPr>
+                <w:rFonts w:ascii="Adani" w:hAnsi="Adani"/>
+                <w:b w:val="0"/>
+                <w:sz w:val="18"/>
+                <w:u w:val="none"/>
+              </w:rPr>
+              <w:t>Director</w:t>
+            </w:r>
+          </w:p>
+        </w:tc>
+        <w:tc>
+          <w:tcPr>
+            <w:tcW w:type="dxa" w:w="1304"/>
+            <w:shd w:val="clear" w:color="auto" w:fill="FFFFFF"/>
+            <w:tcBorders>
+              <w:top w:val="single" w:sz="4" w:space="0" w:color="000000"/>
+              <w:left w:val="single" w:sz="4" w:space="0" w:color="000000"/>
+              <w:bottom w:val="single" w:sz="4" w:space="0" w:color="000000"/>
+              <w:right w:val="single" w:sz="4" w:space="0" w:color="000000"/>
+            </w:tcBorders>
+            <w:vAlign w:val="center"/>
+          </w:tcPr>
+          <w:p>
+            <w:pPr>
+              <w:spacing w:before="40" w:after="40"/>
+              <w:jc w:val="left"/>
+            </w:pPr>
+            <w:r>
+              <w:rPr>
+                <w:rFonts w:ascii="Adani" w:hAnsi="Adani"/>
+                <w:b w:val="0"/>
+                <w:sz w:val="18"/>
+                <w:u w:val="none"/>
+              </w:rPr>
+              <w:t>30/09/2021</w:t>
+            </w:r>
+          </w:p>
+        </w:tc>
+      </w:tr>
+      <w:tr>
+        <w:tc>
+          <w:tcPr>
+            <w:tcW w:type="dxa" w:w="2268"/>
+            <w:shd w:val="clear" w:color="auto" w:fill="FFFFFF"/>
+            <w:tcBorders>
+              <w:top w:val="single" w:sz="4" w:space="0" w:color="000000"/>
+              <w:left w:val="single" w:sz="4" w:space="0" w:color="000000"/>
+              <w:bottom w:val="single" w:sz="4" w:space="0" w:color="000000"/>
+              <w:right w:val="single" w:sz="4" w:space="0" w:color="000000"/>
+            </w:tcBorders>
+            <w:vAlign w:val="center"/>
+          </w:tcPr>
+          <w:p>
+            <w:pPr>
+              <w:spacing w:before="40" w:after="40"/>
+              <w:jc w:val="left"/>
+            </w:pPr>
+            <w:r>
+              <w:rPr>
+                <w:rFonts w:ascii="Adani" w:hAnsi="Adani"/>
+                <w:b w:val="0"/>
+                <w:sz w:val="18"/>
+                <w:u w:val="none"/>
+              </w:rPr>
+              <w:t>U40106DL2020PTC361706</w:t>
+            </w:r>
+          </w:p>
+        </w:tc>
+        <w:tc>
+          <w:tcPr>
+            <w:tcW w:type="dxa" w:w="4252"/>
+            <w:shd w:val="clear" w:color="auto" w:fill="FFFFFF"/>
+            <w:tcBorders>
+              <w:top w:val="single" w:sz="4" w:space="0" w:color="000000"/>
+              <w:left w:val="single" w:sz="4" w:space="0" w:color="000000"/>
+              <w:bottom w:val="single" w:sz="4" w:space="0" w:color="000000"/>
+              <w:right w:val="single" w:sz="4" w:space="0" w:color="000000"/>
+            </w:tcBorders>
+            <w:vAlign w:val="center"/>
+          </w:tcPr>
+          <w:p>
+            <w:pPr>
+              <w:spacing w:before="40" w:after="40"/>
+              <w:jc w:val="left"/>
+            </w:pPr>
+            <w:r>
+              <w:rPr>
+                <w:rFonts w:ascii="Adani" w:hAnsi="Adani"/>
+                <w:b w:val="0"/>
+                <w:sz w:val="18"/>
+                <w:u w:val="none"/>
+              </w:rPr>
+              <w:t>ADANI RENEWABLE ENERGY TWENTY THREE PRIVATE LIMITED</w:t>
+            </w:r>
+          </w:p>
+        </w:tc>
+        <w:tc>
+          <w:tcPr>
+            <w:tcW w:type="dxa" w:w="1587"/>
+            <w:shd w:val="clear" w:color="auto" w:fill="FFFFFF"/>
+            <w:tcBorders>
+              <w:top w:val="single" w:sz="4" w:space="0" w:color="000000"/>
+              <w:left w:val="single" w:sz="4" w:space="0" w:color="000000"/>
+              <w:bottom w:val="single" w:sz="4" w:space="0" w:color="000000"/>
+              <w:right w:val="single" w:sz="4" w:space="0" w:color="000000"/>
+            </w:tcBorders>
+            <w:vAlign w:val="center"/>
+          </w:tcPr>
+          <w:p>
+            <w:pPr>
+              <w:spacing w:before="40" w:after="40"/>
+              <w:jc w:val="left"/>
+            </w:pPr>
+            <w:r>
+              <w:rPr>
+                <w:rFonts w:ascii="Adani" w:hAnsi="Adani"/>
+                <w:b w:val="0"/>
+                <w:sz w:val="18"/>
+                <w:u w:val="none"/>
+              </w:rPr>
+              <w:t>Director</w:t>
+            </w:r>
+          </w:p>
+        </w:tc>
+        <w:tc>
+          <w:tcPr>
+            <w:tcW w:type="dxa" w:w="1304"/>
+            <w:shd w:val="clear" w:color="auto" w:fill="FFFFFF"/>
+            <w:tcBorders>
+              <w:top w:val="single" w:sz="4" w:space="0" w:color="000000"/>
+              <w:left w:val="single" w:sz="4" w:space="0" w:color="000000"/>
+              <w:bottom w:val="single" w:sz="4" w:space="0" w:color="000000"/>
+              <w:right w:val="single" w:sz="4" w:space="0" w:color="000000"/>
+            </w:tcBorders>
+            <w:vAlign w:val="center"/>
+          </w:tcPr>
+          <w:p>
+            <w:pPr>
+              <w:spacing w:before="40" w:after="40"/>
+              <w:jc w:val="left"/>
+            </w:pPr>
+            <w:r>
+              <w:rPr>
+                <w:rFonts w:ascii="Adani" w:hAnsi="Adani"/>
+                <w:b w:val="0"/>
+                <w:sz w:val="18"/>
+                <w:u w:val="none"/>
+              </w:rPr>
+              <w:t>30/09/2021</w:t>
+            </w:r>
+          </w:p>
+        </w:tc>
+      </w:tr>
+      <w:tr>
+        <w:tc>
+          <w:tcPr>
+            <w:tcW w:type="dxa" w:w="2268"/>
+            <w:shd w:val="clear" w:color="auto" w:fill="FFFFFF"/>
+            <w:tcBorders>
+              <w:top w:val="single" w:sz="4" w:space="0" w:color="000000"/>
+              <w:left w:val="single" w:sz="4" w:space="0" w:color="000000"/>
+              <w:bottom w:val="single" w:sz="4" w:space="0" w:color="000000"/>
+              <w:right w:val="single" w:sz="4" w:space="0" w:color="000000"/>
+            </w:tcBorders>
+            <w:vAlign w:val="center"/>
+          </w:tcPr>
+          <w:p>
+            <w:pPr>
+              <w:spacing w:before="40" w:after="40"/>
+              <w:jc w:val="left"/>
+            </w:pPr>
+            <w:r>
+              <w:rPr>
+                <w:rFonts w:ascii="Adani" w:hAnsi="Adani"/>
+                <w:b w:val="0"/>
+                <w:sz w:val="18"/>
+                <w:u w:val="none"/>
+              </w:rPr>
+              <w:t>U40106DL2020PLC360879</w:t>
+            </w:r>
+          </w:p>
+        </w:tc>
+        <w:tc>
+          <w:tcPr>
+            <w:tcW w:type="dxa" w:w="4252"/>
+            <w:shd w:val="clear" w:color="auto" w:fill="FFFFFF"/>
+            <w:tcBorders>
+              <w:top w:val="single" w:sz="4" w:space="0" w:color="000000"/>
+              <w:left w:val="single" w:sz="4" w:space="0" w:color="000000"/>
+              <w:bottom w:val="single" w:sz="4" w:space="0" w:color="000000"/>
+              <w:right w:val="single" w:sz="4" w:space="0" w:color="000000"/>
+            </w:tcBorders>
+            <w:vAlign w:val="center"/>
+          </w:tcPr>
+          <w:p>
+            <w:pPr>
+              <w:spacing w:before="40" w:after="40"/>
+              <w:jc w:val="left"/>
+            </w:pPr>
+            <w:r>
+              <w:rPr>
+                <w:rFonts w:ascii="Adani" w:hAnsi="Adani"/>
+                <w:b w:val="0"/>
+                <w:sz w:val="18"/>
+                <w:u w:val="none"/>
+              </w:rPr>
+              <w:t>ADANI SOLAR ENERGY JODHPUR EIGHT LIMITED</w:t>
+            </w:r>
+          </w:p>
+        </w:tc>
+        <w:tc>
+          <w:tcPr>
+            <w:tcW w:type="dxa" w:w="1587"/>
+            <w:shd w:val="clear" w:color="auto" w:fill="FFFFFF"/>
+            <w:tcBorders>
+              <w:top w:val="single" w:sz="4" w:space="0" w:color="000000"/>
+              <w:left w:val="single" w:sz="4" w:space="0" w:color="000000"/>
+              <w:bottom w:val="single" w:sz="4" w:space="0" w:color="000000"/>
+              <w:right w:val="single" w:sz="4" w:space="0" w:color="000000"/>
+            </w:tcBorders>
+            <w:vAlign w:val="center"/>
+          </w:tcPr>
+          <w:p>
+            <w:pPr>
+              <w:spacing w:before="40" w:after="40"/>
+              <w:jc w:val="left"/>
+            </w:pPr>
+            <w:r>
+              <w:rPr>
+                <w:rFonts w:ascii="Adani" w:hAnsi="Adani"/>
+                <w:b w:val="0"/>
+                <w:sz w:val="18"/>
+                <w:u w:val="none"/>
+              </w:rPr>
+              <w:t>Director</w:t>
+            </w:r>
+          </w:p>
+        </w:tc>
+        <w:tc>
+          <w:tcPr>
+            <w:tcW w:type="dxa" w:w="1304"/>
+            <w:shd w:val="clear" w:color="auto" w:fill="FFFFFF"/>
+            <w:tcBorders>
+              <w:top w:val="single" w:sz="4" w:space="0" w:color="000000"/>
+              <w:left w:val="single" w:sz="4" w:space="0" w:color="000000"/>
+              <w:bottom w:val="single" w:sz="4" w:space="0" w:color="000000"/>
+              <w:right w:val="single" w:sz="4" w:space="0" w:color="000000"/>
+            </w:tcBorders>
+            <w:vAlign w:val="center"/>
+          </w:tcPr>
+          <w:p>
+            <w:pPr>
+              <w:spacing w:before="40" w:after="40"/>
+              <w:jc w:val="left"/>
+            </w:pPr>
+            <w:r>
+              <w:rPr>
+                <w:rFonts w:ascii="Adani" w:hAnsi="Adani"/>
+                <w:b w:val="0"/>
+                <w:sz w:val="18"/>
+                <w:u w:val="none"/>
+              </w:rPr>
+              <w:t>30/09/2021</w:t>
+            </w:r>
+          </w:p>
+        </w:tc>
+      </w:tr>
+      <w:tr>
+        <w:tc>
+          <w:tcPr>
+            <w:tcW w:type="dxa" w:w="2268"/>
+            <w:shd w:val="clear" w:color="auto" w:fill="FFFFFF"/>
+            <w:tcBorders>
+              <w:top w:val="single" w:sz="4" w:space="0" w:color="000000"/>
+              <w:left w:val="single" w:sz="4" w:space="0" w:color="000000"/>
+              <w:bottom w:val="single" w:sz="4" w:space="0" w:color="000000"/>
+              <w:right w:val="single" w:sz="4" w:space="0" w:color="000000"/>
+            </w:tcBorders>
+            <w:vAlign w:val="center"/>
+          </w:tcPr>
+          <w:p>
+            <w:pPr>
+              <w:spacing w:before="40" w:after="40"/>
+              <w:jc w:val="left"/>
+            </w:pPr>
+            <w:r>
+              <w:rPr>
+                <w:rFonts w:ascii="Adani" w:hAnsi="Adani"/>
+                <w:b w:val="0"/>
+                <w:sz w:val="18"/>
+                <w:u w:val="none"/>
+              </w:rPr>
+              <w:t>U40106DL2020PLC360882</w:t>
+            </w:r>
+          </w:p>
+        </w:tc>
+        <w:tc>
+          <w:tcPr>
+            <w:tcW w:type="dxa" w:w="4252"/>
+            <w:shd w:val="clear" w:color="auto" w:fill="FFFFFF"/>
+            <w:tcBorders>
+              <w:top w:val="single" w:sz="4" w:space="0" w:color="000000"/>
+              <w:left w:val="single" w:sz="4" w:space="0" w:color="000000"/>
+              <w:bottom w:val="single" w:sz="4" w:space="0" w:color="000000"/>
+              <w:right w:val="single" w:sz="4" w:space="0" w:color="000000"/>
+            </w:tcBorders>
+            <w:vAlign w:val="center"/>
+          </w:tcPr>
+          <w:p>
+            <w:pPr>
+              <w:spacing w:before="40" w:after="40"/>
+              <w:jc w:val="left"/>
+            </w:pPr>
+            <w:r>
+              <w:rPr>
+                <w:rFonts w:ascii="Adani" w:hAnsi="Adani"/>
+                <w:b w:val="0"/>
+                <w:sz w:val="18"/>
+                <w:u w:val="none"/>
+              </w:rPr>
+              <w:t>ADANI SOLAR ENERGY JODHPUR TEN LIMITED</w:t>
+            </w:r>
+          </w:p>
+        </w:tc>
+        <w:tc>
+          <w:tcPr>
+            <w:tcW w:type="dxa" w:w="1587"/>
+            <w:shd w:val="clear" w:color="auto" w:fill="FFFFFF"/>
+            <w:tcBorders>
+              <w:top w:val="single" w:sz="4" w:space="0" w:color="000000"/>
+              <w:left w:val="single" w:sz="4" w:space="0" w:color="000000"/>
+              <w:bottom w:val="single" w:sz="4" w:space="0" w:color="000000"/>
+              <w:right w:val="single" w:sz="4" w:space="0" w:color="000000"/>
+            </w:tcBorders>
+            <w:vAlign w:val="center"/>
+          </w:tcPr>
+          <w:p>
+            <w:pPr>
+              <w:spacing w:before="40" w:after="40"/>
+              <w:jc w:val="left"/>
+            </w:pPr>
+            <w:r>
+              <w:rPr>
+                <w:rFonts w:ascii="Adani" w:hAnsi="Adani"/>
+                <w:b w:val="0"/>
+                <w:sz w:val="18"/>
+                <w:u w:val="none"/>
+              </w:rPr>
+              <w:t>Director</w:t>
+            </w:r>
+          </w:p>
+        </w:tc>
+        <w:tc>
+          <w:tcPr>
+            <w:tcW w:type="dxa" w:w="1304"/>
+            <w:shd w:val="clear" w:color="auto" w:fill="FFFFFF"/>
+            <w:tcBorders>
+              <w:top w:val="single" w:sz="4" w:space="0" w:color="000000"/>
+              <w:left w:val="single" w:sz="4" w:space="0" w:color="000000"/>
+              <w:bottom w:val="single" w:sz="4" w:space="0" w:color="000000"/>
+              <w:right w:val="single" w:sz="4" w:space="0" w:color="000000"/>
+            </w:tcBorders>
+            <w:vAlign w:val="center"/>
+          </w:tcPr>
+          <w:p>
+            <w:pPr>
+              <w:spacing w:before="40" w:after="40"/>
+              <w:jc w:val="left"/>
+            </w:pPr>
+            <w:r>
+              <w:rPr>
+                <w:rFonts w:ascii="Adani" w:hAnsi="Adani"/>
+                <w:b w:val="0"/>
+                <w:sz w:val="18"/>
+                <w:u w:val="none"/>
+              </w:rPr>
+              <w:t>30/09/2021</w:t>
             </w:r>
           </w:p>
         </w:tc>

--- a/Backend/Director_Disclosure/Output_Disclosures/2024-25/ADANI_RENEWABLE_ENERGY_HOLDING_SEVENTEEN_LIMITED/MBP-1/MBP1_Ashish_Maheshwari_07246503.docx
+++ b/Backend/Director_Disclosure/Output_Disclosures/2024-25/ADANI_RENEWABLE_ENERGY_HOLDING_SEVENTEEN_LIMITED/MBP-1/MBP1_Ashish_Maheshwari_07246503.docx
@@ -3124,7 +3124,7 @@
                 <w:sz w:val="18"/>
                 <w:u w:val="none"/>
               </w:rPr>
-              <w:t>Date:   15th May, 2026</w:t>
+              <w:t>Date:   27th May, 2026</w:t>
             </w:r>
           </w:p>
         </w:tc>
@@ -4161,7 +4161,7 @@
                 <w:sz w:val="18"/>
                 <w:u w:val="none"/>
               </w:rPr>
-              <w:t>Date:   15th May, 2026</w:t>
+              <w:t>Date:   27th May, 2026</w:t>
             </w:r>
           </w:p>
         </w:tc>
@@ -4322,7 +4322,7 @@
           <w:sz w:val="20"/>
           <w:u w:val="none"/>
         </w:rPr>
-        <w:t>15th May, 2026</w:t>
+        <w:t>27th May, 2026</w:t>
       </w:r>
     </w:p>
     <w:p>

--- a/Backend/Director_Disclosure/Output_Disclosures/2024-25/ADANI_RENEWABLE_ENERGY_HOLDING_SEVENTEEN_LIMITED/MBP-1/MBP1_Ashish_Maheshwari_07246503.docx
+++ b/Backend/Director_Disclosure/Output_Disclosures/2024-25/ADANI_RENEWABLE_ENERGY_HOLDING_SEVENTEEN_LIMITED/MBP-1/MBP1_Ashish_Maheshwari_07246503.docx
@@ -1241,7 +1241,7 @@
                 <w:sz w:val="18"/>
                 <w:u w:val="none"/>
               </w:rPr>
-              <w:t>ADANI HYDRO ENERGY ONE LIMITED</w:t>
+              <w:t>ADANI HYDRO ENERGY TWO LIMITED</w:t>
             </w:r>
           </w:p>
         </w:tc>
@@ -1383,7 +1383,7 @@
                 <w:sz w:val="18"/>
                 <w:u w:val="none"/>
               </w:rPr>
-              <w:t>ADANI HYDRO ENERGY TWO LIMITED</w:t>
+              <w:t>ADANI HYDRO ENERGY ONE LIMITED</w:t>
             </w:r>
           </w:p>
         </w:tc>
@@ -1525,7 +1525,7 @@
                 <w:sz w:val="18"/>
                 <w:u w:val="none"/>
               </w:rPr>
-              <w:t>ADANI RENEWABLE ENERGY FORTY EIGHT LIMITED</w:t>
+              <w:t>ADANI SOLAR ENERGY JODHPUR NINE LIMITED</w:t>
             </w:r>
           </w:p>
         </w:tc>
@@ -1553,7 +1553,7 @@
                 <w:sz w:val="18"/>
                 <w:u w:val="none"/>
               </w:rPr>
-              <w:t>Additional Director</w:t>
+              <w:t>Director</w:t>
             </w:r>
           </w:p>
         </w:tc>
@@ -1609,7 +1609,7 @@
                 <w:sz w:val="18"/>
                 <w:u w:val="none"/>
               </w:rPr>
-              <w:t>13/09/2024</w:t>
+              <w:t>30/09/2021</w:t>
             </w:r>
           </w:p>
         </w:tc>
@@ -1667,7 +1667,7 @@
                 <w:sz w:val="18"/>
                 <w:u w:val="none"/>
               </w:rPr>
-              <w:t>ADANI RENEWABLE ENERGY TWENTY EIGHT PRIVATE LIMITED</w:t>
+              <w:t>ADANI SOLAR ENERGY JODHPUR TEN LIMITED</w:t>
             </w:r>
           </w:p>
         </w:tc>
@@ -1809,1001 +1809,7 @@
                 <w:sz w:val="18"/>
                 <w:u w:val="none"/>
               </w:rPr>
-              <w:t>ADANI SOLAR ENERGY JODHPUR NINE LIMITED</w:t>
-            </w:r>
-          </w:p>
-        </w:tc>
-        <w:tc>
-          <w:tcPr>
-            <w:tcW w:type="dxa" w:w="1814"/>
-            <w:shd w:val="clear" w:color="auto" w:fill="FFFFFF"/>
-            <w:tcBorders>
-              <w:top w:val="single" w:sz="4" w:space="0" w:color="000000"/>
-              <w:left w:val="single" w:sz="4" w:space="0" w:color="000000"/>
-              <w:bottom w:val="single" w:sz="4" w:space="0" w:color="000000"/>
-              <w:right w:val="single" w:sz="4" w:space="0" w:color="000000"/>
-            </w:tcBorders>
-            <w:vAlign w:val="center"/>
-          </w:tcPr>
-          <w:p>
-            <w:pPr>
-              <w:spacing w:before="40" w:after="40"/>
-              <w:jc w:val="left"/>
-            </w:pPr>
-            <w:r>
-              <w:rPr>
-                <w:rFonts w:ascii="Adani" w:hAnsi="Adani"/>
-                <w:b w:val="0"/>
-                <w:sz w:val="18"/>
-                <w:u w:val="none"/>
-              </w:rPr>
-              <w:t>Director</w:t>
-            </w:r>
-          </w:p>
-        </w:tc>
-        <w:tc>
-          <w:tcPr>
-            <w:tcW w:type="dxa" w:w="1020"/>
-            <w:shd w:val="clear" w:color="auto" w:fill="FFFFFF"/>
-            <w:tcBorders>
-              <w:top w:val="single" w:sz="4" w:space="0" w:color="000000"/>
-              <w:left w:val="single" w:sz="4" w:space="0" w:color="000000"/>
-              <w:bottom w:val="single" w:sz="4" w:space="0" w:color="000000"/>
-              <w:right w:val="single" w:sz="4" w:space="0" w:color="000000"/>
-            </w:tcBorders>
-            <w:vAlign w:val="center"/>
-          </w:tcPr>
-          <w:p>
-            <w:pPr>
-              <w:spacing w:before="40" w:after="40"/>
-              <w:jc w:val="left"/>
-            </w:pPr>
-            <w:r>
-              <w:rPr>
-                <w:rFonts w:ascii="Adani" w:hAnsi="Adani"/>
-                <w:b w:val="0"/>
-                <w:sz w:val="18"/>
-                <w:u w:val="none"/>
-              </w:rPr>
-              <w:t>NIL</w:t>
-            </w:r>
-          </w:p>
-        </w:tc>
-        <w:tc>
-          <w:tcPr>
-            <w:tcW w:type="dxa" w:w="1247"/>
-            <w:shd w:val="clear" w:color="auto" w:fill="FFFFFF"/>
-            <w:tcBorders>
-              <w:top w:val="single" w:sz="4" w:space="0" w:color="000000"/>
-              <w:left w:val="single" w:sz="4" w:space="0" w:color="000000"/>
-              <w:bottom w:val="single" w:sz="4" w:space="0" w:color="000000"/>
-              <w:right w:val="single" w:sz="4" w:space="0" w:color="000000"/>
-            </w:tcBorders>
-            <w:vAlign w:val="center"/>
-          </w:tcPr>
-          <w:p>
-            <w:pPr>
-              <w:spacing w:before="40" w:after="40"/>
-              <w:jc w:val="left"/>
-            </w:pPr>
-            <w:r>
-              <w:rPr>
-                <w:rFonts w:ascii="Adani" w:hAnsi="Adani"/>
-                <w:b w:val="0"/>
-                <w:sz w:val="18"/>
-                <w:u w:val="none"/>
-              </w:rPr>
-              <w:t>30/09/2021</w:t>
-            </w:r>
-          </w:p>
-        </w:tc>
-      </w:tr>
-      <w:tr>
-        <w:tc>
-          <w:tcPr>
-            <w:tcW w:type="dxa" w:w="680"/>
-            <w:shd w:val="clear" w:color="auto" w:fill="FFFFFF"/>
-            <w:tcBorders>
-              <w:top w:val="single" w:sz="4" w:space="0" w:color="000000"/>
-              <w:left w:val="single" w:sz="4" w:space="0" w:color="000000"/>
-              <w:bottom w:val="single" w:sz="4" w:space="0" w:color="000000"/>
-              <w:right w:val="single" w:sz="4" w:space="0" w:color="000000"/>
-            </w:tcBorders>
-            <w:vAlign w:val="center"/>
-          </w:tcPr>
-          <w:p>
-            <w:pPr>
-              <w:spacing w:before="40" w:after="40"/>
-              <w:jc w:val="left"/>
-            </w:pPr>
-            <w:r>
-              <w:rPr>
-                <w:rFonts w:ascii="Adani" w:hAnsi="Adani"/>
-                <w:b w:val="0"/>
-                <w:sz w:val="18"/>
-                <w:u w:val="none"/>
-              </w:rPr>
-              <w:t>12</w:t>
-            </w:r>
-          </w:p>
-        </w:tc>
-        <w:tc>
-          <w:tcPr>
-            <w:tcW w:type="dxa" w:w="3969"/>
-            <w:shd w:val="clear" w:color="auto" w:fill="FFFFFF"/>
-            <w:tcBorders>
-              <w:top w:val="single" w:sz="4" w:space="0" w:color="000000"/>
-              <w:left w:val="single" w:sz="4" w:space="0" w:color="000000"/>
-              <w:bottom w:val="single" w:sz="4" w:space="0" w:color="000000"/>
-              <w:right w:val="single" w:sz="4" w:space="0" w:color="000000"/>
-            </w:tcBorders>
-            <w:vAlign w:val="center"/>
-          </w:tcPr>
-          <w:p>
-            <w:pPr>
-              <w:spacing w:before="40" w:after="40"/>
-              <w:jc w:val="left"/>
-            </w:pPr>
-            <w:r>
-              <w:rPr>
-                <w:rFonts w:ascii="Adani" w:hAnsi="Adani"/>
-                <w:b w:val="0"/>
-                <w:sz w:val="18"/>
-                <w:u w:val="none"/>
-              </w:rPr>
-              <w:t>ADANI RENEWABLE ENERGY THIRTY FOUR PRIVATE LIMITED</w:t>
-            </w:r>
-          </w:p>
-        </w:tc>
-        <w:tc>
-          <w:tcPr>
-            <w:tcW w:type="dxa" w:w="1814"/>
-            <w:shd w:val="clear" w:color="auto" w:fill="FFFFFF"/>
-            <w:tcBorders>
-              <w:top w:val="single" w:sz="4" w:space="0" w:color="000000"/>
-              <w:left w:val="single" w:sz="4" w:space="0" w:color="000000"/>
-              <w:bottom w:val="single" w:sz="4" w:space="0" w:color="000000"/>
-              <w:right w:val="single" w:sz="4" w:space="0" w:color="000000"/>
-            </w:tcBorders>
-            <w:vAlign w:val="center"/>
-          </w:tcPr>
-          <w:p>
-            <w:pPr>
-              <w:spacing w:before="40" w:after="40"/>
-              <w:jc w:val="left"/>
-            </w:pPr>
-            <w:r>
-              <w:rPr>
-                <w:rFonts w:ascii="Adani" w:hAnsi="Adani"/>
-                <w:b w:val="0"/>
-                <w:sz w:val="18"/>
-                <w:u w:val="none"/>
-              </w:rPr>
-              <w:t>Director</w:t>
-            </w:r>
-          </w:p>
-        </w:tc>
-        <w:tc>
-          <w:tcPr>
-            <w:tcW w:type="dxa" w:w="1020"/>
-            <w:shd w:val="clear" w:color="auto" w:fill="FFFFFF"/>
-            <w:tcBorders>
-              <w:top w:val="single" w:sz="4" w:space="0" w:color="000000"/>
-              <w:left w:val="single" w:sz="4" w:space="0" w:color="000000"/>
-              <w:bottom w:val="single" w:sz="4" w:space="0" w:color="000000"/>
-              <w:right w:val="single" w:sz="4" w:space="0" w:color="000000"/>
-            </w:tcBorders>
-            <w:vAlign w:val="center"/>
-          </w:tcPr>
-          <w:p>
-            <w:pPr>
-              <w:spacing w:before="40" w:after="40"/>
-              <w:jc w:val="left"/>
-            </w:pPr>
-            <w:r>
-              <w:rPr>
-                <w:rFonts w:ascii="Adani" w:hAnsi="Adani"/>
-                <w:b w:val="0"/>
-                <w:sz w:val="18"/>
-                <w:u w:val="none"/>
-              </w:rPr>
-              <w:t>NIL</w:t>
-            </w:r>
-          </w:p>
-        </w:tc>
-        <w:tc>
-          <w:tcPr>
-            <w:tcW w:type="dxa" w:w="1247"/>
-            <w:shd w:val="clear" w:color="auto" w:fill="FFFFFF"/>
-            <w:tcBorders>
-              <w:top w:val="single" w:sz="4" w:space="0" w:color="000000"/>
-              <w:left w:val="single" w:sz="4" w:space="0" w:color="000000"/>
-              <w:bottom w:val="single" w:sz="4" w:space="0" w:color="000000"/>
-              <w:right w:val="single" w:sz="4" w:space="0" w:color="000000"/>
-            </w:tcBorders>
-            <w:vAlign w:val="center"/>
-          </w:tcPr>
-          <w:p>
-            <w:pPr>
-              <w:spacing w:before="40" w:after="40"/>
-              <w:jc w:val="left"/>
-            </w:pPr>
-            <w:r>
-              <w:rPr>
-                <w:rFonts w:ascii="Adani" w:hAnsi="Adani"/>
-                <w:b w:val="0"/>
-                <w:sz w:val="18"/>
-                <w:u w:val="none"/>
-              </w:rPr>
-              <w:t>30/09/2021</w:t>
-            </w:r>
-          </w:p>
-        </w:tc>
-      </w:tr>
-      <w:tr>
-        <w:tc>
-          <w:tcPr>
-            <w:tcW w:type="dxa" w:w="680"/>
-            <w:shd w:val="clear" w:color="auto" w:fill="FFFFFF"/>
-            <w:tcBorders>
-              <w:top w:val="single" w:sz="4" w:space="0" w:color="000000"/>
-              <w:left w:val="single" w:sz="4" w:space="0" w:color="000000"/>
-              <w:bottom w:val="single" w:sz="4" w:space="0" w:color="000000"/>
-              <w:right w:val="single" w:sz="4" w:space="0" w:color="000000"/>
-            </w:tcBorders>
-            <w:vAlign w:val="center"/>
-          </w:tcPr>
-          <w:p>
-            <w:pPr>
-              <w:spacing w:before="40" w:after="40"/>
-              <w:jc w:val="left"/>
-            </w:pPr>
-            <w:r>
-              <w:rPr>
-                <w:rFonts w:ascii="Adani" w:hAnsi="Adani"/>
-                <w:b w:val="0"/>
-                <w:sz w:val="18"/>
-                <w:u w:val="none"/>
-              </w:rPr>
-              <w:t>13</w:t>
-            </w:r>
-          </w:p>
-        </w:tc>
-        <w:tc>
-          <w:tcPr>
-            <w:tcW w:type="dxa" w:w="3969"/>
-            <w:shd w:val="clear" w:color="auto" w:fill="FFFFFF"/>
-            <w:tcBorders>
-              <w:top w:val="single" w:sz="4" w:space="0" w:color="000000"/>
-              <w:left w:val="single" w:sz="4" w:space="0" w:color="000000"/>
-              <w:bottom w:val="single" w:sz="4" w:space="0" w:color="000000"/>
-              <w:right w:val="single" w:sz="4" w:space="0" w:color="000000"/>
-            </w:tcBorders>
-            <w:vAlign w:val="center"/>
-          </w:tcPr>
-          <w:p>
-            <w:pPr>
-              <w:spacing w:before="40" w:after="40"/>
-              <w:jc w:val="left"/>
-            </w:pPr>
-            <w:r>
-              <w:rPr>
-                <w:rFonts w:ascii="Adani" w:hAnsi="Adani"/>
-                <w:b w:val="0"/>
-                <w:sz w:val="18"/>
-                <w:u w:val="none"/>
-              </w:rPr>
-              <w:t>ADANI RENEWABLE ENERGY TWENTY FOUR PRIVATE LIMITED</w:t>
-            </w:r>
-          </w:p>
-        </w:tc>
-        <w:tc>
-          <w:tcPr>
-            <w:tcW w:type="dxa" w:w="1814"/>
-            <w:shd w:val="clear" w:color="auto" w:fill="FFFFFF"/>
-            <w:tcBorders>
-              <w:top w:val="single" w:sz="4" w:space="0" w:color="000000"/>
-              <w:left w:val="single" w:sz="4" w:space="0" w:color="000000"/>
-              <w:bottom w:val="single" w:sz="4" w:space="0" w:color="000000"/>
-              <w:right w:val="single" w:sz="4" w:space="0" w:color="000000"/>
-            </w:tcBorders>
-            <w:vAlign w:val="center"/>
-          </w:tcPr>
-          <w:p>
-            <w:pPr>
-              <w:spacing w:before="40" w:after="40"/>
-              <w:jc w:val="left"/>
-            </w:pPr>
-            <w:r>
-              <w:rPr>
-                <w:rFonts w:ascii="Adani" w:hAnsi="Adani"/>
-                <w:b w:val="0"/>
-                <w:sz w:val="18"/>
-                <w:u w:val="none"/>
-              </w:rPr>
-              <w:t>Director</w:t>
-            </w:r>
-          </w:p>
-        </w:tc>
-        <w:tc>
-          <w:tcPr>
-            <w:tcW w:type="dxa" w:w="1020"/>
-            <w:shd w:val="clear" w:color="auto" w:fill="FFFFFF"/>
-            <w:tcBorders>
-              <w:top w:val="single" w:sz="4" w:space="0" w:color="000000"/>
-              <w:left w:val="single" w:sz="4" w:space="0" w:color="000000"/>
-              <w:bottom w:val="single" w:sz="4" w:space="0" w:color="000000"/>
-              <w:right w:val="single" w:sz="4" w:space="0" w:color="000000"/>
-            </w:tcBorders>
-            <w:vAlign w:val="center"/>
-          </w:tcPr>
-          <w:p>
-            <w:pPr>
-              <w:spacing w:before="40" w:after="40"/>
-              <w:jc w:val="left"/>
-            </w:pPr>
-            <w:r>
-              <w:rPr>
-                <w:rFonts w:ascii="Adani" w:hAnsi="Adani"/>
-                <w:b w:val="0"/>
-                <w:sz w:val="18"/>
-                <w:u w:val="none"/>
-              </w:rPr>
-              <w:t>NIL</w:t>
-            </w:r>
-          </w:p>
-        </w:tc>
-        <w:tc>
-          <w:tcPr>
-            <w:tcW w:type="dxa" w:w="1247"/>
-            <w:shd w:val="clear" w:color="auto" w:fill="FFFFFF"/>
-            <w:tcBorders>
-              <w:top w:val="single" w:sz="4" w:space="0" w:color="000000"/>
-              <w:left w:val="single" w:sz="4" w:space="0" w:color="000000"/>
-              <w:bottom w:val="single" w:sz="4" w:space="0" w:color="000000"/>
-              <w:right w:val="single" w:sz="4" w:space="0" w:color="000000"/>
-            </w:tcBorders>
-            <w:vAlign w:val="center"/>
-          </w:tcPr>
-          <w:p>
-            <w:pPr>
-              <w:spacing w:before="40" w:after="40"/>
-              <w:jc w:val="left"/>
-            </w:pPr>
-            <w:r>
-              <w:rPr>
-                <w:rFonts w:ascii="Adani" w:hAnsi="Adani"/>
-                <w:b w:val="0"/>
-                <w:sz w:val="18"/>
-                <w:u w:val="none"/>
-              </w:rPr>
-              <w:t>30/09/2021</w:t>
-            </w:r>
-          </w:p>
-        </w:tc>
-      </w:tr>
-      <w:tr>
-        <w:tc>
-          <w:tcPr>
-            <w:tcW w:type="dxa" w:w="680"/>
-            <w:shd w:val="clear" w:color="auto" w:fill="FFFFFF"/>
-            <w:tcBorders>
-              <w:top w:val="single" w:sz="4" w:space="0" w:color="000000"/>
-              <w:left w:val="single" w:sz="4" w:space="0" w:color="000000"/>
-              <w:bottom w:val="single" w:sz="4" w:space="0" w:color="000000"/>
-              <w:right w:val="single" w:sz="4" w:space="0" w:color="000000"/>
-            </w:tcBorders>
-            <w:vAlign w:val="center"/>
-          </w:tcPr>
-          <w:p>
-            <w:pPr>
-              <w:spacing w:before="40" w:after="40"/>
-              <w:jc w:val="left"/>
-            </w:pPr>
-            <w:r>
-              <w:rPr>
-                <w:rFonts w:ascii="Adani" w:hAnsi="Adani"/>
-                <w:b w:val="0"/>
-                <w:sz w:val="18"/>
-                <w:u w:val="none"/>
-              </w:rPr>
-              <w:t>14</w:t>
-            </w:r>
-          </w:p>
-        </w:tc>
-        <w:tc>
-          <w:tcPr>
-            <w:tcW w:type="dxa" w:w="3969"/>
-            <w:shd w:val="clear" w:color="auto" w:fill="FFFFFF"/>
-            <w:tcBorders>
-              <w:top w:val="single" w:sz="4" w:space="0" w:color="000000"/>
-              <w:left w:val="single" w:sz="4" w:space="0" w:color="000000"/>
-              <w:bottom w:val="single" w:sz="4" w:space="0" w:color="000000"/>
-              <w:right w:val="single" w:sz="4" w:space="0" w:color="000000"/>
-            </w:tcBorders>
-            <w:vAlign w:val="center"/>
-          </w:tcPr>
-          <w:p>
-            <w:pPr>
-              <w:spacing w:before="40" w:after="40"/>
-              <w:jc w:val="left"/>
-            </w:pPr>
-            <w:r>
-              <w:rPr>
-                <w:rFonts w:ascii="Adani" w:hAnsi="Adani"/>
-                <w:b w:val="0"/>
-                <w:sz w:val="18"/>
-                <w:u w:val="none"/>
-              </w:rPr>
-              <w:t>ADANI RENEWABLE ENERGY TWENTY SIX PRIVATE LIMITED</w:t>
-            </w:r>
-          </w:p>
-        </w:tc>
-        <w:tc>
-          <w:tcPr>
-            <w:tcW w:type="dxa" w:w="1814"/>
-            <w:shd w:val="clear" w:color="auto" w:fill="FFFFFF"/>
-            <w:tcBorders>
-              <w:top w:val="single" w:sz="4" w:space="0" w:color="000000"/>
-              <w:left w:val="single" w:sz="4" w:space="0" w:color="000000"/>
-              <w:bottom w:val="single" w:sz="4" w:space="0" w:color="000000"/>
-              <w:right w:val="single" w:sz="4" w:space="0" w:color="000000"/>
-            </w:tcBorders>
-            <w:vAlign w:val="center"/>
-          </w:tcPr>
-          <w:p>
-            <w:pPr>
-              <w:spacing w:before="40" w:after="40"/>
-              <w:jc w:val="left"/>
-            </w:pPr>
-            <w:r>
-              <w:rPr>
-                <w:rFonts w:ascii="Adani" w:hAnsi="Adani"/>
-                <w:b w:val="0"/>
-                <w:sz w:val="18"/>
-                <w:u w:val="none"/>
-              </w:rPr>
-              <w:t>Director</w:t>
-            </w:r>
-          </w:p>
-        </w:tc>
-        <w:tc>
-          <w:tcPr>
-            <w:tcW w:type="dxa" w:w="1020"/>
-            <w:shd w:val="clear" w:color="auto" w:fill="FFFFFF"/>
-            <w:tcBorders>
-              <w:top w:val="single" w:sz="4" w:space="0" w:color="000000"/>
-              <w:left w:val="single" w:sz="4" w:space="0" w:color="000000"/>
-              <w:bottom w:val="single" w:sz="4" w:space="0" w:color="000000"/>
-              <w:right w:val="single" w:sz="4" w:space="0" w:color="000000"/>
-            </w:tcBorders>
-            <w:vAlign w:val="center"/>
-          </w:tcPr>
-          <w:p>
-            <w:pPr>
-              <w:spacing w:before="40" w:after="40"/>
-              <w:jc w:val="left"/>
-            </w:pPr>
-            <w:r>
-              <w:rPr>
-                <w:rFonts w:ascii="Adani" w:hAnsi="Adani"/>
-                <w:b w:val="0"/>
-                <w:sz w:val="18"/>
-                <w:u w:val="none"/>
-              </w:rPr>
-              <w:t>NIL</w:t>
-            </w:r>
-          </w:p>
-        </w:tc>
-        <w:tc>
-          <w:tcPr>
-            <w:tcW w:type="dxa" w:w="1247"/>
-            <w:shd w:val="clear" w:color="auto" w:fill="FFFFFF"/>
-            <w:tcBorders>
-              <w:top w:val="single" w:sz="4" w:space="0" w:color="000000"/>
-              <w:left w:val="single" w:sz="4" w:space="0" w:color="000000"/>
-              <w:bottom w:val="single" w:sz="4" w:space="0" w:color="000000"/>
-              <w:right w:val="single" w:sz="4" w:space="0" w:color="000000"/>
-            </w:tcBorders>
-            <w:vAlign w:val="center"/>
-          </w:tcPr>
-          <w:p>
-            <w:pPr>
-              <w:spacing w:before="40" w:after="40"/>
-              <w:jc w:val="left"/>
-            </w:pPr>
-            <w:r>
-              <w:rPr>
-                <w:rFonts w:ascii="Adani" w:hAnsi="Adani"/>
-                <w:b w:val="0"/>
-                <w:sz w:val="18"/>
-                <w:u w:val="none"/>
-              </w:rPr>
-              <w:t>30/09/2021</w:t>
-            </w:r>
-          </w:p>
-        </w:tc>
-      </w:tr>
-      <w:tr>
-        <w:tc>
-          <w:tcPr>
-            <w:tcW w:type="dxa" w:w="680"/>
-            <w:shd w:val="clear" w:color="auto" w:fill="FFFFFF"/>
-            <w:tcBorders>
-              <w:top w:val="single" w:sz="4" w:space="0" w:color="000000"/>
-              <w:left w:val="single" w:sz="4" w:space="0" w:color="000000"/>
-              <w:bottom w:val="single" w:sz="4" w:space="0" w:color="000000"/>
-              <w:right w:val="single" w:sz="4" w:space="0" w:color="000000"/>
-            </w:tcBorders>
-            <w:vAlign w:val="center"/>
-          </w:tcPr>
-          <w:p>
-            <w:pPr>
-              <w:spacing w:before="40" w:after="40"/>
-              <w:jc w:val="left"/>
-            </w:pPr>
-            <w:r>
-              <w:rPr>
-                <w:rFonts w:ascii="Adani" w:hAnsi="Adani"/>
-                <w:b w:val="0"/>
-                <w:sz w:val="18"/>
-                <w:u w:val="none"/>
-              </w:rPr>
-              <w:t>15</w:t>
-            </w:r>
-          </w:p>
-        </w:tc>
-        <w:tc>
-          <w:tcPr>
-            <w:tcW w:type="dxa" w:w="3969"/>
-            <w:shd w:val="clear" w:color="auto" w:fill="FFFFFF"/>
-            <w:tcBorders>
-              <w:top w:val="single" w:sz="4" w:space="0" w:color="000000"/>
-              <w:left w:val="single" w:sz="4" w:space="0" w:color="000000"/>
-              <w:bottom w:val="single" w:sz="4" w:space="0" w:color="000000"/>
-              <w:right w:val="single" w:sz="4" w:space="0" w:color="000000"/>
-            </w:tcBorders>
-            <w:vAlign w:val="center"/>
-          </w:tcPr>
-          <w:p>
-            <w:pPr>
-              <w:spacing w:before="40" w:after="40"/>
-              <w:jc w:val="left"/>
-            </w:pPr>
-            <w:r>
-              <w:rPr>
-                <w:rFonts w:ascii="Adani" w:hAnsi="Adani"/>
-                <w:b w:val="0"/>
-                <w:sz w:val="18"/>
-                <w:u w:val="none"/>
-              </w:rPr>
-              <w:t>ADANI RENEWABLE ENERGY TWENTY TWO PRIVATE LIMITED</w:t>
-            </w:r>
-          </w:p>
-        </w:tc>
-        <w:tc>
-          <w:tcPr>
-            <w:tcW w:type="dxa" w:w="1814"/>
-            <w:shd w:val="clear" w:color="auto" w:fill="FFFFFF"/>
-            <w:tcBorders>
-              <w:top w:val="single" w:sz="4" w:space="0" w:color="000000"/>
-              <w:left w:val="single" w:sz="4" w:space="0" w:color="000000"/>
-              <w:bottom w:val="single" w:sz="4" w:space="0" w:color="000000"/>
-              <w:right w:val="single" w:sz="4" w:space="0" w:color="000000"/>
-            </w:tcBorders>
-            <w:vAlign w:val="center"/>
-          </w:tcPr>
-          <w:p>
-            <w:pPr>
-              <w:spacing w:before="40" w:after="40"/>
-              <w:jc w:val="left"/>
-            </w:pPr>
-            <w:r>
-              <w:rPr>
-                <w:rFonts w:ascii="Adani" w:hAnsi="Adani"/>
-                <w:b w:val="0"/>
-                <w:sz w:val="18"/>
-                <w:u w:val="none"/>
-              </w:rPr>
-              <w:t>Director</w:t>
-            </w:r>
-          </w:p>
-        </w:tc>
-        <w:tc>
-          <w:tcPr>
-            <w:tcW w:type="dxa" w:w="1020"/>
-            <w:shd w:val="clear" w:color="auto" w:fill="FFFFFF"/>
-            <w:tcBorders>
-              <w:top w:val="single" w:sz="4" w:space="0" w:color="000000"/>
-              <w:left w:val="single" w:sz="4" w:space="0" w:color="000000"/>
-              <w:bottom w:val="single" w:sz="4" w:space="0" w:color="000000"/>
-              <w:right w:val="single" w:sz="4" w:space="0" w:color="000000"/>
-            </w:tcBorders>
-            <w:vAlign w:val="center"/>
-          </w:tcPr>
-          <w:p>
-            <w:pPr>
-              <w:spacing w:before="40" w:after="40"/>
-              <w:jc w:val="left"/>
-            </w:pPr>
-            <w:r>
-              <w:rPr>
-                <w:rFonts w:ascii="Adani" w:hAnsi="Adani"/>
-                <w:b w:val="0"/>
-                <w:sz w:val="18"/>
-                <w:u w:val="none"/>
-              </w:rPr>
-              <w:t>NIL</w:t>
-            </w:r>
-          </w:p>
-        </w:tc>
-        <w:tc>
-          <w:tcPr>
-            <w:tcW w:type="dxa" w:w="1247"/>
-            <w:shd w:val="clear" w:color="auto" w:fill="FFFFFF"/>
-            <w:tcBorders>
-              <w:top w:val="single" w:sz="4" w:space="0" w:color="000000"/>
-              <w:left w:val="single" w:sz="4" w:space="0" w:color="000000"/>
-              <w:bottom w:val="single" w:sz="4" w:space="0" w:color="000000"/>
-              <w:right w:val="single" w:sz="4" w:space="0" w:color="000000"/>
-            </w:tcBorders>
-            <w:vAlign w:val="center"/>
-          </w:tcPr>
-          <w:p>
-            <w:pPr>
-              <w:spacing w:before="40" w:after="40"/>
-              <w:jc w:val="left"/>
-            </w:pPr>
-            <w:r>
-              <w:rPr>
-                <w:rFonts w:ascii="Adani" w:hAnsi="Adani"/>
-                <w:b w:val="0"/>
-                <w:sz w:val="18"/>
-                <w:u w:val="none"/>
-              </w:rPr>
-              <w:t>30/09/2021</w:t>
-            </w:r>
-          </w:p>
-        </w:tc>
-      </w:tr>
-      <w:tr>
-        <w:tc>
-          <w:tcPr>
-            <w:tcW w:type="dxa" w:w="680"/>
-            <w:shd w:val="clear" w:color="auto" w:fill="FFFFFF"/>
-            <w:tcBorders>
-              <w:top w:val="single" w:sz="4" w:space="0" w:color="000000"/>
-              <w:left w:val="single" w:sz="4" w:space="0" w:color="000000"/>
-              <w:bottom w:val="single" w:sz="4" w:space="0" w:color="000000"/>
-              <w:right w:val="single" w:sz="4" w:space="0" w:color="000000"/>
-            </w:tcBorders>
-            <w:vAlign w:val="center"/>
-          </w:tcPr>
-          <w:p>
-            <w:pPr>
-              <w:spacing w:before="40" w:after="40"/>
-              <w:jc w:val="left"/>
-            </w:pPr>
-            <w:r>
-              <w:rPr>
-                <w:rFonts w:ascii="Adani" w:hAnsi="Adani"/>
-                <w:b w:val="0"/>
-                <w:sz w:val="18"/>
-                <w:u w:val="none"/>
-              </w:rPr>
-              <w:t>16</w:t>
-            </w:r>
-          </w:p>
-        </w:tc>
-        <w:tc>
-          <w:tcPr>
-            <w:tcW w:type="dxa" w:w="3969"/>
-            <w:shd w:val="clear" w:color="auto" w:fill="FFFFFF"/>
-            <w:tcBorders>
-              <w:top w:val="single" w:sz="4" w:space="0" w:color="000000"/>
-              <w:left w:val="single" w:sz="4" w:space="0" w:color="000000"/>
-              <w:bottom w:val="single" w:sz="4" w:space="0" w:color="000000"/>
-              <w:right w:val="single" w:sz="4" w:space="0" w:color="000000"/>
-            </w:tcBorders>
-            <w:vAlign w:val="center"/>
-          </w:tcPr>
-          <w:p>
-            <w:pPr>
-              <w:spacing w:before="40" w:after="40"/>
-              <w:jc w:val="left"/>
-            </w:pPr>
-            <w:r>
-              <w:rPr>
-                <w:rFonts w:ascii="Adani" w:hAnsi="Adani"/>
-                <w:b w:val="0"/>
-                <w:sz w:val="18"/>
-                <w:u w:val="none"/>
-              </w:rPr>
-              <w:t>ADANI RENEWABLE ENERGY TWENTY THREE PRIVATE LIMITED</w:t>
-            </w:r>
-          </w:p>
-        </w:tc>
-        <w:tc>
-          <w:tcPr>
-            <w:tcW w:type="dxa" w:w="1814"/>
-            <w:shd w:val="clear" w:color="auto" w:fill="FFFFFF"/>
-            <w:tcBorders>
-              <w:top w:val="single" w:sz="4" w:space="0" w:color="000000"/>
-              <w:left w:val="single" w:sz="4" w:space="0" w:color="000000"/>
-              <w:bottom w:val="single" w:sz="4" w:space="0" w:color="000000"/>
-              <w:right w:val="single" w:sz="4" w:space="0" w:color="000000"/>
-            </w:tcBorders>
-            <w:vAlign w:val="center"/>
-          </w:tcPr>
-          <w:p>
-            <w:pPr>
-              <w:spacing w:before="40" w:after="40"/>
-              <w:jc w:val="left"/>
-            </w:pPr>
-            <w:r>
-              <w:rPr>
-                <w:rFonts w:ascii="Adani" w:hAnsi="Adani"/>
-                <w:b w:val="0"/>
-                <w:sz w:val="18"/>
-                <w:u w:val="none"/>
-              </w:rPr>
-              <w:t>Director</w:t>
-            </w:r>
-          </w:p>
-        </w:tc>
-        <w:tc>
-          <w:tcPr>
-            <w:tcW w:type="dxa" w:w="1020"/>
-            <w:shd w:val="clear" w:color="auto" w:fill="FFFFFF"/>
-            <w:tcBorders>
-              <w:top w:val="single" w:sz="4" w:space="0" w:color="000000"/>
-              <w:left w:val="single" w:sz="4" w:space="0" w:color="000000"/>
-              <w:bottom w:val="single" w:sz="4" w:space="0" w:color="000000"/>
-              <w:right w:val="single" w:sz="4" w:space="0" w:color="000000"/>
-            </w:tcBorders>
-            <w:vAlign w:val="center"/>
-          </w:tcPr>
-          <w:p>
-            <w:pPr>
-              <w:spacing w:before="40" w:after="40"/>
-              <w:jc w:val="left"/>
-            </w:pPr>
-            <w:r>
-              <w:rPr>
-                <w:rFonts w:ascii="Adani" w:hAnsi="Adani"/>
-                <w:b w:val="0"/>
-                <w:sz w:val="18"/>
-                <w:u w:val="none"/>
-              </w:rPr>
-              <w:t>NIL</w:t>
-            </w:r>
-          </w:p>
-        </w:tc>
-        <w:tc>
-          <w:tcPr>
-            <w:tcW w:type="dxa" w:w="1247"/>
-            <w:shd w:val="clear" w:color="auto" w:fill="FFFFFF"/>
-            <w:tcBorders>
-              <w:top w:val="single" w:sz="4" w:space="0" w:color="000000"/>
-              <w:left w:val="single" w:sz="4" w:space="0" w:color="000000"/>
-              <w:bottom w:val="single" w:sz="4" w:space="0" w:color="000000"/>
-              <w:right w:val="single" w:sz="4" w:space="0" w:color="000000"/>
-            </w:tcBorders>
-            <w:vAlign w:val="center"/>
-          </w:tcPr>
-          <w:p>
-            <w:pPr>
-              <w:spacing w:before="40" w:after="40"/>
-              <w:jc w:val="left"/>
-            </w:pPr>
-            <w:r>
-              <w:rPr>
-                <w:rFonts w:ascii="Adani" w:hAnsi="Adani"/>
-                <w:b w:val="0"/>
-                <w:sz w:val="18"/>
-                <w:u w:val="none"/>
-              </w:rPr>
-              <w:t>30/09/2021</w:t>
-            </w:r>
-          </w:p>
-        </w:tc>
-      </w:tr>
-      <w:tr>
-        <w:tc>
-          <w:tcPr>
-            <w:tcW w:type="dxa" w:w="680"/>
-            <w:shd w:val="clear" w:color="auto" w:fill="FFFFFF"/>
-            <w:tcBorders>
-              <w:top w:val="single" w:sz="4" w:space="0" w:color="000000"/>
-              <w:left w:val="single" w:sz="4" w:space="0" w:color="000000"/>
-              <w:bottom w:val="single" w:sz="4" w:space="0" w:color="000000"/>
-              <w:right w:val="single" w:sz="4" w:space="0" w:color="000000"/>
-            </w:tcBorders>
-            <w:vAlign w:val="center"/>
-          </w:tcPr>
-          <w:p>
-            <w:pPr>
-              <w:spacing w:before="40" w:after="40"/>
-              <w:jc w:val="left"/>
-            </w:pPr>
-            <w:r>
-              <w:rPr>
-                <w:rFonts w:ascii="Adani" w:hAnsi="Adani"/>
-                <w:b w:val="0"/>
-                <w:sz w:val="18"/>
-                <w:u w:val="none"/>
-              </w:rPr>
-              <w:t>17</w:t>
-            </w:r>
-          </w:p>
-        </w:tc>
-        <w:tc>
-          <w:tcPr>
-            <w:tcW w:type="dxa" w:w="3969"/>
-            <w:shd w:val="clear" w:color="auto" w:fill="FFFFFF"/>
-            <w:tcBorders>
-              <w:top w:val="single" w:sz="4" w:space="0" w:color="000000"/>
-              <w:left w:val="single" w:sz="4" w:space="0" w:color="000000"/>
-              <w:bottom w:val="single" w:sz="4" w:space="0" w:color="000000"/>
-              <w:right w:val="single" w:sz="4" w:space="0" w:color="000000"/>
-            </w:tcBorders>
-            <w:vAlign w:val="center"/>
-          </w:tcPr>
-          <w:p>
-            <w:pPr>
-              <w:spacing w:before="40" w:after="40"/>
-              <w:jc w:val="left"/>
-            </w:pPr>
-            <w:r>
-              <w:rPr>
-                <w:rFonts w:ascii="Adani" w:hAnsi="Adani"/>
-                <w:b w:val="0"/>
-                <w:sz w:val="18"/>
-                <w:u w:val="none"/>
-              </w:rPr>
               <w:t>ADANI SOLAR ENERGY JODHPUR EIGHT LIMITED</w:t>
-            </w:r>
-          </w:p>
-        </w:tc>
-        <w:tc>
-          <w:tcPr>
-            <w:tcW w:type="dxa" w:w="1814"/>
-            <w:shd w:val="clear" w:color="auto" w:fill="FFFFFF"/>
-            <w:tcBorders>
-              <w:top w:val="single" w:sz="4" w:space="0" w:color="000000"/>
-              <w:left w:val="single" w:sz="4" w:space="0" w:color="000000"/>
-              <w:bottom w:val="single" w:sz="4" w:space="0" w:color="000000"/>
-              <w:right w:val="single" w:sz="4" w:space="0" w:color="000000"/>
-            </w:tcBorders>
-            <w:vAlign w:val="center"/>
-          </w:tcPr>
-          <w:p>
-            <w:pPr>
-              <w:spacing w:before="40" w:after="40"/>
-              <w:jc w:val="left"/>
-            </w:pPr>
-            <w:r>
-              <w:rPr>
-                <w:rFonts w:ascii="Adani" w:hAnsi="Adani"/>
-                <w:b w:val="0"/>
-                <w:sz w:val="18"/>
-                <w:u w:val="none"/>
-              </w:rPr>
-              <w:t>Director</w:t>
-            </w:r>
-          </w:p>
-        </w:tc>
-        <w:tc>
-          <w:tcPr>
-            <w:tcW w:type="dxa" w:w="1020"/>
-            <w:shd w:val="clear" w:color="auto" w:fill="FFFFFF"/>
-            <w:tcBorders>
-              <w:top w:val="single" w:sz="4" w:space="0" w:color="000000"/>
-              <w:left w:val="single" w:sz="4" w:space="0" w:color="000000"/>
-              <w:bottom w:val="single" w:sz="4" w:space="0" w:color="000000"/>
-              <w:right w:val="single" w:sz="4" w:space="0" w:color="000000"/>
-            </w:tcBorders>
-            <w:vAlign w:val="center"/>
-          </w:tcPr>
-          <w:p>
-            <w:pPr>
-              <w:spacing w:before="40" w:after="40"/>
-              <w:jc w:val="left"/>
-            </w:pPr>
-            <w:r>
-              <w:rPr>
-                <w:rFonts w:ascii="Adani" w:hAnsi="Adani"/>
-                <w:b w:val="0"/>
-                <w:sz w:val="18"/>
-                <w:u w:val="none"/>
-              </w:rPr>
-              <w:t>NIL</w:t>
-            </w:r>
-          </w:p>
-        </w:tc>
-        <w:tc>
-          <w:tcPr>
-            <w:tcW w:type="dxa" w:w="1247"/>
-            <w:shd w:val="clear" w:color="auto" w:fill="FFFFFF"/>
-            <w:tcBorders>
-              <w:top w:val="single" w:sz="4" w:space="0" w:color="000000"/>
-              <w:left w:val="single" w:sz="4" w:space="0" w:color="000000"/>
-              <w:bottom w:val="single" w:sz="4" w:space="0" w:color="000000"/>
-              <w:right w:val="single" w:sz="4" w:space="0" w:color="000000"/>
-            </w:tcBorders>
-            <w:vAlign w:val="center"/>
-          </w:tcPr>
-          <w:p>
-            <w:pPr>
-              <w:spacing w:before="40" w:after="40"/>
-              <w:jc w:val="left"/>
-            </w:pPr>
-            <w:r>
-              <w:rPr>
-                <w:rFonts w:ascii="Adani" w:hAnsi="Adani"/>
-                <w:b w:val="0"/>
-                <w:sz w:val="18"/>
-                <w:u w:val="none"/>
-              </w:rPr>
-              <w:t>30/09/2021</w:t>
-            </w:r>
-          </w:p>
-        </w:tc>
-      </w:tr>
-      <w:tr>
-        <w:tc>
-          <w:tcPr>
-            <w:tcW w:type="dxa" w:w="680"/>
-            <w:shd w:val="clear" w:color="auto" w:fill="FFFFFF"/>
-            <w:tcBorders>
-              <w:top w:val="single" w:sz="4" w:space="0" w:color="000000"/>
-              <w:left w:val="single" w:sz="4" w:space="0" w:color="000000"/>
-              <w:bottom w:val="single" w:sz="4" w:space="0" w:color="000000"/>
-              <w:right w:val="single" w:sz="4" w:space="0" w:color="000000"/>
-            </w:tcBorders>
-            <w:vAlign w:val="center"/>
-          </w:tcPr>
-          <w:p>
-            <w:pPr>
-              <w:spacing w:before="40" w:after="40"/>
-              <w:jc w:val="left"/>
-            </w:pPr>
-            <w:r>
-              <w:rPr>
-                <w:rFonts w:ascii="Adani" w:hAnsi="Adani"/>
-                <w:b w:val="0"/>
-                <w:sz w:val="18"/>
-                <w:u w:val="none"/>
-              </w:rPr>
-              <w:t>18</w:t>
-            </w:r>
-          </w:p>
-        </w:tc>
-        <w:tc>
-          <w:tcPr>
-            <w:tcW w:type="dxa" w:w="3969"/>
-            <w:shd w:val="clear" w:color="auto" w:fill="FFFFFF"/>
-            <w:tcBorders>
-              <w:top w:val="single" w:sz="4" w:space="0" w:color="000000"/>
-              <w:left w:val="single" w:sz="4" w:space="0" w:color="000000"/>
-              <w:bottom w:val="single" w:sz="4" w:space="0" w:color="000000"/>
-              <w:right w:val="single" w:sz="4" w:space="0" w:color="000000"/>
-            </w:tcBorders>
-            <w:vAlign w:val="center"/>
-          </w:tcPr>
-          <w:p>
-            <w:pPr>
-              <w:spacing w:before="40" w:after="40"/>
-              <w:jc w:val="left"/>
-            </w:pPr>
-            <w:r>
-              <w:rPr>
-                <w:rFonts w:ascii="Adani" w:hAnsi="Adani"/>
-                <w:b w:val="0"/>
-                <w:sz w:val="18"/>
-                <w:u w:val="none"/>
-              </w:rPr>
-              <w:t>ADANI SOLAR ENERGY JODHPUR TEN LIMITED</w:t>
             </w:r>
           </w:p>
         </w:tc>
@@ -3124,7 +2130,7 @@
                 <w:sz w:val="18"/>
                 <w:u w:val="none"/>
               </w:rPr>
-              <w:t>Date:   27th May, 2026</w:t>
+              <w:t>Date:   09th June, 2026</w:t>
             </w:r>
           </w:p>
         </w:tc>
@@ -4161,7 +3167,7 @@
                 <w:sz w:val="18"/>
                 <w:u w:val="none"/>
               </w:rPr>
-              <w:t>Date:   27th May, 2026</w:t>
+              <w:t>Date:   09th June, 2026</w:t>
             </w:r>
           </w:p>
         </w:tc>
@@ -4322,7 +3328,7 @@
           <w:sz w:val="20"/>
           <w:u w:val="none"/>
         </w:rPr>
-        <w:t>27th May, 2026</w:t>
+        <w:t>09th June, 2026</w:t>
       </w:r>
     </w:p>
     <w:p>
@@ -4457,21 +3463,6 @@
           <w:sz w:val="20"/>
           <w:u w:val="none"/>
         </w:rPr>
-        <w:t>ADANI HYDRO ENERGY ONE LIMITED</w:t>
-      </w:r>
-    </w:p>
-    <w:p>
-      <w:pPr>
-        <w:spacing w:before="0" w:after="20"/>
-        <w:jc w:val="left"/>
-      </w:pPr>
-      <w:r>
-        <w:rPr>
-          <w:rFonts w:ascii="Adani" w:hAnsi="Adani"/>
-          <w:b/>
-          <w:sz w:val="20"/>
-          <w:u w:val="none"/>
-        </w:rPr>
         <w:t>ADANI HYDRO ENERGY TWO LIMITED</w:t>
       </w:r>
     </w:p>
@@ -4487,22 +3478,7 @@
           <w:sz w:val="20"/>
           <w:u w:val="none"/>
         </w:rPr>
-        <w:t>ADANI RENEWABLE ENERGY FORTY EIGHT LIMITED</w:t>
-      </w:r>
-    </w:p>
-    <w:p>
-      <w:pPr>
-        <w:spacing w:before="0" w:after="20"/>
-        <w:jc w:val="left"/>
-      </w:pPr>
-      <w:r>
-        <w:rPr>
-          <w:rFonts w:ascii="Adani" w:hAnsi="Adani"/>
-          <w:b/>
-          <w:sz w:val="20"/>
-          <w:u w:val="none"/>
-        </w:rPr>
-        <w:t>ADANI RENEWABLE ENERGY TWENTY EIGHT PRIVATE LIMITED</w:t>
+        <w:t>ADANI HYDRO ENERGY ONE LIMITED</w:t>
       </w:r>
     </w:p>
     <w:p>
@@ -4532,67 +3508,7 @@
           <w:sz w:val="20"/>
           <w:u w:val="none"/>
         </w:rPr>
-        <w:t>ADANI RENEWABLE ENERGY THIRTY FOUR PRIVATE LIMITED</w:t>
-      </w:r>
-    </w:p>
-    <w:p>
-      <w:pPr>
-        <w:spacing w:before="0" w:after="20"/>
-        <w:jc w:val="left"/>
-      </w:pPr>
-      <w:r>
-        <w:rPr>
-          <w:rFonts w:ascii="Adani" w:hAnsi="Adani"/>
-          <w:b/>
-          <w:sz w:val="20"/>
-          <w:u w:val="none"/>
-        </w:rPr>
-        <w:t>ADANI RENEWABLE ENERGY TWENTY FOUR PRIVATE LIMITED</w:t>
-      </w:r>
-    </w:p>
-    <w:p>
-      <w:pPr>
-        <w:spacing w:before="0" w:after="20"/>
-        <w:jc w:val="left"/>
-      </w:pPr>
-      <w:r>
-        <w:rPr>
-          <w:rFonts w:ascii="Adani" w:hAnsi="Adani"/>
-          <w:b/>
-          <w:sz w:val="20"/>
-          <w:u w:val="none"/>
-        </w:rPr>
-        <w:t>ADANI RENEWABLE ENERGY TWENTY SIX PRIVATE LIMITED</w:t>
-      </w:r>
-    </w:p>
-    <w:p>
-      <w:pPr>
-        <w:spacing w:before="0" w:after="20"/>
-        <w:jc w:val="left"/>
-      </w:pPr>
-      <w:r>
-        <w:rPr>
-          <w:rFonts w:ascii="Adani" w:hAnsi="Adani"/>
-          <w:b/>
-          <w:sz w:val="20"/>
-          <w:u w:val="none"/>
-        </w:rPr>
-        <w:t>ADANI RENEWABLE ENERGY TWENTY TWO PRIVATE LIMITED</w:t>
-      </w:r>
-    </w:p>
-    <w:p>
-      <w:pPr>
-        <w:spacing w:before="0" w:after="20"/>
-        <w:jc w:val="left"/>
-      </w:pPr>
-      <w:r>
-        <w:rPr>
-          <w:rFonts w:ascii="Adani" w:hAnsi="Adani"/>
-          <w:b/>
-          <w:sz w:val="20"/>
-          <w:u w:val="none"/>
-        </w:rPr>
-        <w:t>ADANI RENEWABLE ENERGY TWENTY THREE PRIVATE LIMITED</w:t>
+        <w:t>ADANI SOLAR ENERGY JODHPUR TEN LIMITED</w:t>
       </w:r>
     </w:p>
     <w:p>
@@ -4608,21 +3524,6 @@
           <w:u w:val="none"/>
         </w:rPr>
         <w:t>ADANI SOLAR ENERGY JODHPUR EIGHT LIMITED</w:t>
-      </w:r>
-    </w:p>
-    <w:p>
-      <w:pPr>
-        <w:spacing w:before="0" w:after="20"/>
-        <w:jc w:val="left"/>
-      </w:pPr>
-      <w:r>
-        <w:rPr>
-          <w:rFonts w:ascii="Adani" w:hAnsi="Adani"/>
-          <w:b/>
-          <w:sz w:val="20"/>
-          <w:u w:val="none"/>
-        </w:rPr>
-        <w:t>ADANI SOLAR ENERGY JODHPUR TEN LIMITED</w:t>
       </w:r>
     </w:p>
     <w:p/>
@@ -4773,21 +3674,6 @@
           <w:sz w:val="20"/>
           <w:u w:val="none"/>
         </w:rPr>
-        <w:t>ADANI HYDRO ENERGY ONE LIMITED</w:t>
-      </w:r>
-    </w:p>
-    <w:p>
-      <w:pPr>
-        <w:spacing w:before="0" w:after="20"/>
-        <w:jc w:val="left"/>
-      </w:pPr>
-      <w:r>
-        <w:rPr>
-          <w:rFonts w:ascii="Adani" w:hAnsi="Adani"/>
-          <w:b w:val="0"/>
-          <w:sz w:val="20"/>
-          <w:u w:val="none"/>
-        </w:rPr>
         <w:t>ADANI HYDRO ENERGY TWO LIMITED</w:t>
       </w:r>
     </w:p>
@@ -4803,7 +3689,7 @@
           <w:sz w:val="20"/>
           <w:u w:val="none"/>
         </w:rPr>
-        <w:t>ADANI RENEWABLE ENERGY FORTY EIGHT LIMITED</w:t>
+        <w:t>ADANI HYDRO ENERGY ONE LIMITED</w:t>
       </w:r>
     </w:p>
     <w:p>
@@ -4833,7 +3719,7 @@
           <w:sz w:val="20"/>
           <w:u w:val="none"/>
         </w:rPr>
-        <w:t>ADANI SOLAR ENERGY JODHPUR EIGHT LIMITED</w:t>
+        <w:t>ADANI SOLAR ENERGY JODHPUR TEN LIMITED</w:t>
       </w:r>
     </w:p>
     <w:p>
@@ -4848,7 +3734,7 @@
           <w:sz w:val="20"/>
           <w:u w:val="none"/>
         </w:rPr>
-        <w:t>ADANI SOLAR ENERGY JODHPUR TEN LIMITED</w:t>
+        <w:t>ADANI SOLAR ENERGY JODHPUR EIGHT LIMITED</w:t>
       </w:r>
     </w:p>
     <w:p/>
@@ -4903,8 +3789,8 @@
     </w:p>
     <w:p>
       <w:pPr>
-        <w:spacing w:before="0" w:after="20"/>
-        <w:jc w:val="left"/>
+        <w:spacing w:before="0" w:after="80"/>
+        <w:jc w:val="center"/>
       </w:pPr>
       <w:r>
         <w:rPr>
@@ -4913,82 +3799,10 @@
           <w:sz w:val="20"/>
           <w:u w:val="none"/>
         </w:rPr>
-        <w:t>ADANI RENEWABLE ENERGY TWENTY EIGHT PRIVATE LIMITED</w:t>
-      </w:r>
-    </w:p>
-    <w:p>
-      <w:pPr>
-        <w:spacing w:before="0" w:after="20"/>
-        <w:jc w:val="left"/>
-      </w:pPr>
-      <w:r>
-        <w:rPr>
-          <w:rFonts w:ascii="Adani" w:hAnsi="Adani"/>
-          <w:b w:val="0"/>
-          <w:sz w:val="20"/>
-          <w:u w:val="none"/>
-        </w:rPr>
-        <w:t>ADANI RENEWABLE ENERGY THIRTY FOUR PRIVATE LIMITED</w:t>
-      </w:r>
-    </w:p>
-    <w:p>
-      <w:pPr>
-        <w:spacing w:before="0" w:after="20"/>
-        <w:jc w:val="left"/>
-      </w:pPr>
-      <w:r>
-        <w:rPr>
-          <w:rFonts w:ascii="Adani" w:hAnsi="Adani"/>
-          <w:b w:val="0"/>
-          <w:sz w:val="20"/>
-          <w:u w:val="none"/>
-        </w:rPr>
-        <w:t>ADANI RENEWABLE ENERGY TWENTY FOUR PRIVATE LIMITED</w:t>
-      </w:r>
-    </w:p>
-    <w:p>
-      <w:pPr>
-        <w:spacing w:before="0" w:after="20"/>
-        <w:jc w:val="left"/>
-      </w:pPr>
-      <w:r>
-        <w:rPr>
-          <w:rFonts w:ascii="Adani" w:hAnsi="Adani"/>
-          <w:b w:val="0"/>
-          <w:sz w:val="20"/>
-          <w:u w:val="none"/>
-        </w:rPr>
-        <w:t>ADANI RENEWABLE ENERGY TWENTY SIX PRIVATE LIMITED</w:t>
-      </w:r>
-    </w:p>
-    <w:p>
-      <w:pPr>
-        <w:spacing w:before="0" w:after="20"/>
-        <w:jc w:val="left"/>
-      </w:pPr>
-      <w:r>
-        <w:rPr>
-          <w:rFonts w:ascii="Adani" w:hAnsi="Adani"/>
-          <w:b w:val="0"/>
-          <w:sz w:val="20"/>
-          <w:u w:val="none"/>
-        </w:rPr>
-        <w:t>ADANI RENEWABLE ENERGY TWENTY TWO PRIVATE LIMITED</w:t>
-      </w:r>
-    </w:p>
-    <w:p>
-      <w:pPr>
-        <w:spacing w:before="0" w:after="20"/>
-        <w:jc w:val="left"/>
-      </w:pPr>
-      <w:r>
-        <w:rPr>
-          <w:rFonts w:ascii="Adani" w:hAnsi="Adani"/>
-          <w:b w:val="0"/>
-          <w:sz w:val="20"/>
-          <w:u w:val="none"/>
-        </w:rPr>
-        <w:t>ADANI RENEWABLE ENERGY TWENTY THREE PRIVATE LIMITED</w:t>
+        <w:tab/>
+        <w:tab/>
+        <w:tab/>
+        <w:t>NIL</w:t>
       </w:r>
     </w:p>
     <w:p/>
@@ -5746,7 +4560,7 @@
                 <w:sz w:val="18"/>
                 <w:u w:val="none"/>
               </w:rPr>
-              <w:t>18</w:t>
+              <w:t>11</w:t>
             </w:r>
           </w:p>
         </w:tc>
@@ -6602,120 +5416,6 @@
                 <w:sz w:val="18"/>
                 <w:u w:val="none"/>
               </w:rPr>
-              <w:t>U35105GJ2024PLC156646</w:t>
-            </w:r>
-          </w:p>
-        </w:tc>
-        <w:tc>
-          <w:tcPr>
-            <w:tcW w:type="dxa" w:w="4252"/>
-            <w:shd w:val="clear" w:color="auto" w:fill="FFFFFF"/>
-            <w:tcBorders>
-              <w:top w:val="single" w:sz="4" w:space="0" w:color="000000"/>
-              <w:left w:val="single" w:sz="4" w:space="0" w:color="000000"/>
-              <w:bottom w:val="single" w:sz="4" w:space="0" w:color="000000"/>
-              <w:right w:val="single" w:sz="4" w:space="0" w:color="000000"/>
-            </w:tcBorders>
-            <w:vAlign w:val="center"/>
-          </w:tcPr>
-          <w:p>
-            <w:pPr>
-              <w:spacing w:before="40" w:after="40"/>
-              <w:jc w:val="left"/>
-            </w:pPr>
-            <w:r>
-              <w:rPr>
-                <w:rFonts w:ascii="Adani" w:hAnsi="Adani"/>
-                <w:b w:val="0"/>
-                <w:sz w:val="18"/>
-                <w:u w:val="none"/>
-              </w:rPr>
-              <w:t>ADANI HYDRO ENERGY ONE LIMITED</w:t>
-            </w:r>
-          </w:p>
-        </w:tc>
-        <w:tc>
-          <w:tcPr>
-            <w:tcW w:type="dxa" w:w="1587"/>
-            <w:shd w:val="clear" w:color="auto" w:fill="FFFFFF"/>
-            <w:tcBorders>
-              <w:top w:val="single" w:sz="4" w:space="0" w:color="000000"/>
-              <w:left w:val="single" w:sz="4" w:space="0" w:color="000000"/>
-              <w:bottom w:val="single" w:sz="4" w:space="0" w:color="000000"/>
-              <w:right w:val="single" w:sz="4" w:space="0" w:color="000000"/>
-            </w:tcBorders>
-            <w:vAlign w:val="center"/>
-          </w:tcPr>
-          <w:p>
-            <w:pPr>
-              <w:spacing w:before="40" w:after="40"/>
-              <w:jc w:val="left"/>
-            </w:pPr>
-            <w:r>
-              <w:rPr>
-                <w:rFonts w:ascii="Adani" w:hAnsi="Adani"/>
-                <w:b w:val="0"/>
-                <w:sz w:val="18"/>
-                <w:u w:val="none"/>
-              </w:rPr>
-              <w:t>Director</w:t>
-            </w:r>
-          </w:p>
-        </w:tc>
-        <w:tc>
-          <w:tcPr>
-            <w:tcW w:type="dxa" w:w="1304"/>
-            <w:shd w:val="clear" w:color="auto" w:fill="FFFFFF"/>
-            <w:tcBorders>
-              <w:top w:val="single" w:sz="4" w:space="0" w:color="000000"/>
-              <w:left w:val="single" w:sz="4" w:space="0" w:color="000000"/>
-              <w:bottom w:val="single" w:sz="4" w:space="0" w:color="000000"/>
-              <w:right w:val="single" w:sz="4" w:space="0" w:color="000000"/>
-            </w:tcBorders>
-            <w:vAlign w:val="center"/>
-          </w:tcPr>
-          <w:p>
-            <w:pPr>
-              <w:spacing w:before="40" w:after="40"/>
-              <w:jc w:val="left"/>
-            </w:pPr>
-            <w:r>
-              <w:rPr>
-                <w:rFonts w:ascii="Adani" w:hAnsi="Adani"/>
-                <w:b w:val="0"/>
-                <w:sz w:val="18"/>
-                <w:u w:val="none"/>
-              </w:rPr>
-              <w:t>27/11/2024</w:t>
-            </w:r>
-          </w:p>
-        </w:tc>
-      </w:tr>
-      <w:tr>
-        <w:tc>
-          <w:tcPr>
-            <w:tcW w:type="dxa" w:w="2268"/>
-            <w:shd w:val="clear" w:color="auto" w:fill="FFFFFF"/>
-            <w:tcBorders>
-              <w:top w:val="single" w:sz="4" w:space="0" w:color="000000"/>
-              <w:left w:val="single" w:sz="4" w:space="0" w:color="000000"/>
-              <w:bottom w:val="single" w:sz="4" w:space="0" w:color="000000"/>
-              <w:right w:val="single" w:sz="4" w:space="0" w:color="000000"/>
-            </w:tcBorders>
-            <w:vAlign w:val="center"/>
-          </w:tcPr>
-          <w:p>
-            <w:pPr>
-              <w:spacing w:before="40" w:after="40"/>
-              <w:jc w:val="left"/>
-            </w:pPr>
-            <w:r>
-              <w:rPr>
-                <w:rFonts w:ascii="Adani" w:hAnsi="Adani"/>
-                <w:b w:val="0"/>
-                <w:sz w:val="18"/>
-                <w:u w:val="none"/>
-              </w:rPr>
               <w:t>U35105GJ2024PLC156658</w:t>
             </w:r>
           </w:p>
@@ -6830,7 +5530,7 @@
                 <w:sz w:val="18"/>
                 <w:u w:val="none"/>
               </w:rPr>
-              <w:t>U40300GJ2022PLC136061</w:t>
+              <w:t>U35105GJ2024PLC156646</w:t>
             </w:r>
           </w:p>
         </w:tc>
@@ -6858,121 +5558,7 @@
                 <w:sz w:val="18"/>
                 <w:u w:val="none"/>
               </w:rPr>
-              <w:t>ADANI RENEWABLE ENERGY FORTY EIGHT LIMITED</w:t>
-            </w:r>
-          </w:p>
-        </w:tc>
-        <w:tc>
-          <w:tcPr>
-            <w:tcW w:type="dxa" w:w="1587"/>
-            <w:shd w:val="clear" w:color="auto" w:fill="FFFFFF"/>
-            <w:tcBorders>
-              <w:top w:val="single" w:sz="4" w:space="0" w:color="000000"/>
-              <w:left w:val="single" w:sz="4" w:space="0" w:color="000000"/>
-              <w:bottom w:val="single" w:sz="4" w:space="0" w:color="000000"/>
-              <w:right w:val="single" w:sz="4" w:space="0" w:color="000000"/>
-            </w:tcBorders>
-            <w:vAlign w:val="center"/>
-          </w:tcPr>
-          <w:p>
-            <w:pPr>
-              <w:spacing w:before="40" w:after="40"/>
-              <w:jc w:val="left"/>
-            </w:pPr>
-            <w:r>
-              <w:rPr>
-                <w:rFonts w:ascii="Adani" w:hAnsi="Adani"/>
-                <w:b w:val="0"/>
-                <w:sz w:val="18"/>
-                <w:u w:val="none"/>
-              </w:rPr>
-              <w:t>Additional Director</w:t>
-            </w:r>
-          </w:p>
-        </w:tc>
-        <w:tc>
-          <w:tcPr>
-            <w:tcW w:type="dxa" w:w="1304"/>
-            <w:shd w:val="clear" w:color="auto" w:fill="FFFFFF"/>
-            <w:tcBorders>
-              <w:top w:val="single" w:sz="4" w:space="0" w:color="000000"/>
-              <w:left w:val="single" w:sz="4" w:space="0" w:color="000000"/>
-              <w:bottom w:val="single" w:sz="4" w:space="0" w:color="000000"/>
-              <w:right w:val="single" w:sz="4" w:space="0" w:color="000000"/>
-            </w:tcBorders>
-            <w:vAlign w:val="center"/>
-          </w:tcPr>
-          <w:p>
-            <w:pPr>
-              <w:spacing w:before="40" w:after="40"/>
-              <w:jc w:val="left"/>
-            </w:pPr>
-            <w:r>
-              <w:rPr>
-                <w:rFonts w:ascii="Adani" w:hAnsi="Adani"/>
-                <w:b w:val="0"/>
-                <w:sz w:val="18"/>
-                <w:u w:val="none"/>
-              </w:rPr>
-              <w:t>13/09/2024</w:t>
-            </w:r>
-          </w:p>
-        </w:tc>
-      </w:tr>
-      <w:tr>
-        <w:tc>
-          <w:tcPr>
-            <w:tcW w:type="dxa" w:w="2268"/>
-            <w:shd w:val="clear" w:color="auto" w:fill="FFFFFF"/>
-            <w:tcBorders>
-              <w:top w:val="single" w:sz="4" w:space="0" w:color="000000"/>
-              <w:left w:val="single" w:sz="4" w:space="0" w:color="000000"/>
-              <w:bottom w:val="single" w:sz="4" w:space="0" w:color="000000"/>
-              <w:right w:val="single" w:sz="4" w:space="0" w:color="000000"/>
-            </w:tcBorders>
-            <w:vAlign w:val="center"/>
-          </w:tcPr>
-          <w:p>
-            <w:pPr>
-              <w:spacing w:before="40" w:after="40"/>
-              <w:jc w:val="left"/>
-            </w:pPr>
-            <w:r>
-              <w:rPr>
-                <w:rFonts w:ascii="Adani" w:hAnsi="Adani"/>
-                <w:b w:val="0"/>
-                <w:sz w:val="18"/>
-                <w:u w:val="none"/>
-              </w:rPr>
-              <w:t>U40106DL2020PTC361711</w:t>
-            </w:r>
-          </w:p>
-        </w:tc>
-        <w:tc>
-          <w:tcPr>
-            <w:tcW w:type="dxa" w:w="4252"/>
-            <w:shd w:val="clear" w:color="auto" w:fill="FFFFFF"/>
-            <w:tcBorders>
-              <w:top w:val="single" w:sz="4" w:space="0" w:color="000000"/>
-              <w:left w:val="single" w:sz="4" w:space="0" w:color="000000"/>
-              <w:bottom w:val="single" w:sz="4" w:space="0" w:color="000000"/>
-              <w:right w:val="single" w:sz="4" w:space="0" w:color="000000"/>
-            </w:tcBorders>
-            <w:vAlign w:val="center"/>
-          </w:tcPr>
-          <w:p>
-            <w:pPr>
-              <w:spacing w:before="40" w:after="40"/>
-              <w:jc w:val="left"/>
-            </w:pPr>
-            <w:r>
-              <w:rPr>
-                <w:rFonts w:ascii="Adani" w:hAnsi="Adani"/>
-                <w:b w:val="0"/>
-                <w:sz w:val="18"/>
-                <w:u w:val="none"/>
-              </w:rPr>
-              <w:t>ADANI RENEWABLE ENERGY TWENTY EIGHT PRIVATE LIMITED</w:t>
+              <w:t>ADANI HYDRO ENERGY ONE LIMITED</w:t>
             </w:r>
           </w:p>
         </w:tc>
@@ -7028,7 +5614,7 @@
                 <w:sz w:val="18"/>
                 <w:u w:val="none"/>
               </w:rPr>
-              <w:t>30/09/2021</w:t>
+              <w:t>27/11/2024</w:t>
             </w:r>
           </w:p>
         </w:tc>
@@ -7172,7 +5758,7 @@
                 <w:sz w:val="18"/>
                 <w:u w:val="none"/>
               </w:rPr>
-              <w:t>U40106DL2020PTC361713</w:t>
+              <w:t>U40106DL2020PLC360882</w:t>
             </w:r>
           </w:p>
         </w:tc>
@@ -7200,463 +5786,7 @@
                 <w:sz w:val="18"/>
                 <w:u w:val="none"/>
               </w:rPr>
-              <w:t>ADANI RENEWABLE ENERGY THIRTY FOUR PRIVATE LIMITED</w:t>
-            </w:r>
-          </w:p>
-        </w:tc>
-        <w:tc>
-          <w:tcPr>
-            <w:tcW w:type="dxa" w:w="1587"/>
-            <w:shd w:val="clear" w:color="auto" w:fill="FFFFFF"/>
-            <w:tcBorders>
-              <w:top w:val="single" w:sz="4" w:space="0" w:color="000000"/>
-              <w:left w:val="single" w:sz="4" w:space="0" w:color="000000"/>
-              <w:bottom w:val="single" w:sz="4" w:space="0" w:color="000000"/>
-              <w:right w:val="single" w:sz="4" w:space="0" w:color="000000"/>
-            </w:tcBorders>
-            <w:vAlign w:val="center"/>
-          </w:tcPr>
-          <w:p>
-            <w:pPr>
-              <w:spacing w:before="40" w:after="40"/>
-              <w:jc w:val="left"/>
-            </w:pPr>
-            <w:r>
-              <w:rPr>
-                <w:rFonts w:ascii="Adani" w:hAnsi="Adani"/>
-                <w:b w:val="0"/>
-                <w:sz w:val="18"/>
-                <w:u w:val="none"/>
-              </w:rPr>
-              <w:t>Director</w:t>
-            </w:r>
-          </w:p>
-        </w:tc>
-        <w:tc>
-          <w:tcPr>
-            <w:tcW w:type="dxa" w:w="1304"/>
-            <w:shd w:val="clear" w:color="auto" w:fill="FFFFFF"/>
-            <w:tcBorders>
-              <w:top w:val="single" w:sz="4" w:space="0" w:color="000000"/>
-              <w:left w:val="single" w:sz="4" w:space="0" w:color="000000"/>
-              <w:bottom w:val="single" w:sz="4" w:space="0" w:color="000000"/>
-              <w:right w:val="single" w:sz="4" w:space="0" w:color="000000"/>
-            </w:tcBorders>
-            <w:vAlign w:val="center"/>
-          </w:tcPr>
-          <w:p>
-            <w:pPr>
-              <w:spacing w:before="40" w:after="40"/>
-              <w:jc w:val="left"/>
-            </w:pPr>
-            <w:r>
-              <w:rPr>
-                <w:rFonts w:ascii="Adani" w:hAnsi="Adani"/>
-                <w:b w:val="0"/>
-                <w:sz w:val="18"/>
-                <w:u w:val="none"/>
-              </w:rPr>
-              <w:t>30/09/2021</w:t>
-            </w:r>
-          </w:p>
-        </w:tc>
-      </w:tr>
-      <w:tr>
-        <w:tc>
-          <w:tcPr>
-            <w:tcW w:type="dxa" w:w="2268"/>
-            <w:shd w:val="clear" w:color="auto" w:fill="FFFFFF"/>
-            <w:tcBorders>
-              <w:top w:val="single" w:sz="4" w:space="0" w:color="000000"/>
-              <w:left w:val="single" w:sz="4" w:space="0" w:color="000000"/>
-              <w:bottom w:val="single" w:sz="4" w:space="0" w:color="000000"/>
-              <w:right w:val="single" w:sz="4" w:space="0" w:color="000000"/>
-            </w:tcBorders>
-            <w:vAlign w:val="center"/>
-          </w:tcPr>
-          <w:p>
-            <w:pPr>
-              <w:spacing w:before="40" w:after="40"/>
-              <w:jc w:val="left"/>
-            </w:pPr>
-            <w:r>
-              <w:rPr>
-                <w:rFonts w:ascii="Adani" w:hAnsi="Adani"/>
-                <w:b w:val="0"/>
-                <w:sz w:val="18"/>
-                <w:u w:val="none"/>
-              </w:rPr>
-              <w:t>U40108DL2020PTC361714</w:t>
-            </w:r>
-          </w:p>
-        </w:tc>
-        <w:tc>
-          <w:tcPr>
-            <w:tcW w:type="dxa" w:w="4252"/>
-            <w:shd w:val="clear" w:color="auto" w:fill="FFFFFF"/>
-            <w:tcBorders>
-              <w:top w:val="single" w:sz="4" w:space="0" w:color="000000"/>
-              <w:left w:val="single" w:sz="4" w:space="0" w:color="000000"/>
-              <w:bottom w:val="single" w:sz="4" w:space="0" w:color="000000"/>
-              <w:right w:val="single" w:sz="4" w:space="0" w:color="000000"/>
-            </w:tcBorders>
-            <w:vAlign w:val="center"/>
-          </w:tcPr>
-          <w:p>
-            <w:pPr>
-              <w:spacing w:before="40" w:after="40"/>
-              <w:jc w:val="left"/>
-            </w:pPr>
-            <w:r>
-              <w:rPr>
-                <w:rFonts w:ascii="Adani" w:hAnsi="Adani"/>
-                <w:b w:val="0"/>
-                <w:sz w:val="18"/>
-                <w:u w:val="none"/>
-              </w:rPr>
-              <w:t>ADANI RENEWABLE ENERGY TWENTY FOUR PRIVATE LIMITED</w:t>
-            </w:r>
-          </w:p>
-        </w:tc>
-        <w:tc>
-          <w:tcPr>
-            <w:tcW w:type="dxa" w:w="1587"/>
-            <w:shd w:val="clear" w:color="auto" w:fill="FFFFFF"/>
-            <w:tcBorders>
-              <w:top w:val="single" w:sz="4" w:space="0" w:color="000000"/>
-              <w:left w:val="single" w:sz="4" w:space="0" w:color="000000"/>
-              <w:bottom w:val="single" w:sz="4" w:space="0" w:color="000000"/>
-              <w:right w:val="single" w:sz="4" w:space="0" w:color="000000"/>
-            </w:tcBorders>
-            <w:vAlign w:val="center"/>
-          </w:tcPr>
-          <w:p>
-            <w:pPr>
-              <w:spacing w:before="40" w:after="40"/>
-              <w:jc w:val="left"/>
-            </w:pPr>
-            <w:r>
-              <w:rPr>
-                <w:rFonts w:ascii="Adani" w:hAnsi="Adani"/>
-                <w:b w:val="0"/>
-                <w:sz w:val="18"/>
-                <w:u w:val="none"/>
-              </w:rPr>
-              <w:t>Director</w:t>
-            </w:r>
-          </w:p>
-        </w:tc>
-        <w:tc>
-          <w:tcPr>
-            <w:tcW w:type="dxa" w:w="1304"/>
-            <w:shd w:val="clear" w:color="auto" w:fill="FFFFFF"/>
-            <w:tcBorders>
-              <w:top w:val="single" w:sz="4" w:space="0" w:color="000000"/>
-              <w:left w:val="single" w:sz="4" w:space="0" w:color="000000"/>
-              <w:bottom w:val="single" w:sz="4" w:space="0" w:color="000000"/>
-              <w:right w:val="single" w:sz="4" w:space="0" w:color="000000"/>
-            </w:tcBorders>
-            <w:vAlign w:val="center"/>
-          </w:tcPr>
-          <w:p>
-            <w:pPr>
-              <w:spacing w:before="40" w:after="40"/>
-              <w:jc w:val="left"/>
-            </w:pPr>
-            <w:r>
-              <w:rPr>
-                <w:rFonts w:ascii="Adani" w:hAnsi="Adani"/>
-                <w:b w:val="0"/>
-                <w:sz w:val="18"/>
-                <w:u w:val="none"/>
-              </w:rPr>
-              <w:t>30/09/2021</w:t>
-            </w:r>
-          </w:p>
-        </w:tc>
-      </w:tr>
-      <w:tr>
-        <w:tc>
-          <w:tcPr>
-            <w:tcW w:type="dxa" w:w="2268"/>
-            <w:shd w:val="clear" w:color="auto" w:fill="FFFFFF"/>
-            <w:tcBorders>
-              <w:top w:val="single" w:sz="4" w:space="0" w:color="000000"/>
-              <w:left w:val="single" w:sz="4" w:space="0" w:color="000000"/>
-              <w:bottom w:val="single" w:sz="4" w:space="0" w:color="000000"/>
-              <w:right w:val="single" w:sz="4" w:space="0" w:color="000000"/>
-            </w:tcBorders>
-            <w:vAlign w:val="center"/>
-          </w:tcPr>
-          <w:p>
-            <w:pPr>
-              <w:spacing w:before="40" w:after="40"/>
-              <w:jc w:val="left"/>
-            </w:pPr>
-            <w:r>
-              <w:rPr>
-                <w:rFonts w:ascii="Adani" w:hAnsi="Adani"/>
-                <w:b w:val="0"/>
-                <w:sz w:val="18"/>
-                <w:u w:val="none"/>
-              </w:rPr>
-              <w:t>U40106DL2020PTC360631</w:t>
-            </w:r>
-          </w:p>
-        </w:tc>
-        <w:tc>
-          <w:tcPr>
-            <w:tcW w:type="dxa" w:w="4252"/>
-            <w:shd w:val="clear" w:color="auto" w:fill="FFFFFF"/>
-            <w:tcBorders>
-              <w:top w:val="single" w:sz="4" w:space="0" w:color="000000"/>
-              <w:left w:val="single" w:sz="4" w:space="0" w:color="000000"/>
-              <w:bottom w:val="single" w:sz="4" w:space="0" w:color="000000"/>
-              <w:right w:val="single" w:sz="4" w:space="0" w:color="000000"/>
-            </w:tcBorders>
-            <w:vAlign w:val="center"/>
-          </w:tcPr>
-          <w:p>
-            <w:pPr>
-              <w:spacing w:before="40" w:after="40"/>
-              <w:jc w:val="left"/>
-            </w:pPr>
-            <w:r>
-              <w:rPr>
-                <w:rFonts w:ascii="Adani" w:hAnsi="Adani"/>
-                <w:b w:val="0"/>
-                <w:sz w:val="18"/>
-                <w:u w:val="none"/>
-              </w:rPr>
-              <w:t>ADANI RENEWABLE ENERGY TWENTY SIX PRIVATE LIMITED</w:t>
-            </w:r>
-          </w:p>
-        </w:tc>
-        <w:tc>
-          <w:tcPr>
-            <w:tcW w:type="dxa" w:w="1587"/>
-            <w:shd w:val="clear" w:color="auto" w:fill="FFFFFF"/>
-            <w:tcBorders>
-              <w:top w:val="single" w:sz="4" w:space="0" w:color="000000"/>
-              <w:left w:val="single" w:sz="4" w:space="0" w:color="000000"/>
-              <w:bottom w:val="single" w:sz="4" w:space="0" w:color="000000"/>
-              <w:right w:val="single" w:sz="4" w:space="0" w:color="000000"/>
-            </w:tcBorders>
-            <w:vAlign w:val="center"/>
-          </w:tcPr>
-          <w:p>
-            <w:pPr>
-              <w:spacing w:before="40" w:after="40"/>
-              <w:jc w:val="left"/>
-            </w:pPr>
-            <w:r>
-              <w:rPr>
-                <w:rFonts w:ascii="Adani" w:hAnsi="Adani"/>
-                <w:b w:val="0"/>
-                <w:sz w:val="18"/>
-                <w:u w:val="none"/>
-              </w:rPr>
-              <w:t>Director</w:t>
-            </w:r>
-          </w:p>
-        </w:tc>
-        <w:tc>
-          <w:tcPr>
-            <w:tcW w:type="dxa" w:w="1304"/>
-            <w:shd w:val="clear" w:color="auto" w:fill="FFFFFF"/>
-            <w:tcBorders>
-              <w:top w:val="single" w:sz="4" w:space="0" w:color="000000"/>
-              <w:left w:val="single" w:sz="4" w:space="0" w:color="000000"/>
-              <w:bottom w:val="single" w:sz="4" w:space="0" w:color="000000"/>
-              <w:right w:val="single" w:sz="4" w:space="0" w:color="000000"/>
-            </w:tcBorders>
-            <w:vAlign w:val="center"/>
-          </w:tcPr>
-          <w:p>
-            <w:pPr>
-              <w:spacing w:before="40" w:after="40"/>
-              <w:jc w:val="left"/>
-            </w:pPr>
-            <w:r>
-              <w:rPr>
-                <w:rFonts w:ascii="Adani" w:hAnsi="Adani"/>
-                <w:b w:val="0"/>
-                <w:sz w:val="18"/>
-                <w:u w:val="none"/>
-              </w:rPr>
-              <w:t>30/09/2021</w:t>
-            </w:r>
-          </w:p>
-        </w:tc>
-      </w:tr>
-      <w:tr>
-        <w:tc>
-          <w:tcPr>
-            <w:tcW w:type="dxa" w:w="2268"/>
-            <w:shd w:val="clear" w:color="auto" w:fill="FFFFFF"/>
-            <w:tcBorders>
-              <w:top w:val="single" w:sz="4" w:space="0" w:color="000000"/>
-              <w:left w:val="single" w:sz="4" w:space="0" w:color="000000"/>
-              <w:bottom w:val="single" w:sz="4" w:space="0" w:color="000000"/>
-              <w:right w:val="single" w:sz="4" w:space="0" w:color="000000"/>
-            </w:tcBorders>
-            <w:vAlign w:val="center"/>
-          </w:tcPr>
-          <w:p>
-            <w:pPr>
-              <w:spacing w:before="40" w:after="40"/>
-              <w:jc w:val="left"/>
-            </w:pPr>
-            <w:r>
-              <w:rPr>
-                <w:rFonts w:ascii="Adani" w:hAnsi="Adani"/>
-                <w:b w:val="0"/>
-                <w:sz w:val="18"/>
-                <w:u w:val="none"/>
-              </w:rPr>
-              <w:t>U40106DL2020PTC361717</w:t>
-            </w:r>
-          </w:p>
-        </w:tc>
-        <w:tc>
-          <w:tcPr>
-            <w:tcW w:type="dxa" w:w="4252"/>
-            <w:shd w:val="clear" w:color="auto" w:fill="FFFFFF"/>
-            <w:tcBorders>
-              <w:top w:val="single" w:sz="4" w:space="0" w:color="000000"/>
-              <w:left w:val="single" w:sz="4" w:space="0" w:color="000000"/>
-              <w:bottom w:val="single" w:sz="4" w:space="0" w:color="000000"/>
-              <w:right w:val="single" w:sz="4" w:space="0" w:color="000000"/>
-            </w:tcBorders>
-            <w:vAlign w:val="center"/>
-          </w:tcPr>
-          <w:p>
-            <w:pPr>
-              <w:spacing w:before="40" w:after="40"/>
-              <w:jc w:val="left"/>
-            </w:pPr>
-            <w:r>
-              <w:rPr>
-                <w:rFonts w:ascii="Adani" w:hAnsi="Adani"/>
-                <w:b w:val="0"/>
-                <w:sz w:val="18"/>
-                <w:u w:val="none"/>
-              </w:rPr>
-              <w:t>ADANI RENEWABLE ENERGY TWENTY TWO PRIVATE LIMITED</w:t>
-            </w:r>
-          </w:p>
-        </w:tc>
-        <w:tc>
-          <w:tcPr>
-            <w:tcW w:type="dxa" w:w="1587"/>
-            <w:shd w:val="clear" w:color="auto" w:fill="FFFFFF"/>
-            <w:tcBorders>
-              <w:top w:val="single" w:sz="4" w:space="0" w:color="000000"/>
-              <w:left w:val="single" w:sz="4" w:space="0" w:color="000000"/>
-              <w:bottom w:val="single" w:sz="4" w:space="0" w:color="000000"/>
-              <w:right w:val="single" w:sz="4" w:space="0" w:color="000000"/>
-            </w:tcBorders>
-            <w:vAlign w:val="center"/>
-          </w:tcPr>
-          <w:p>
-            <w:pPr>
-              <w:spacing w:before="40" w:after="40"/>
-              <w:jc w:val="left"/>
-            </w:pPr>
-            <w:r>
-              <w:rPr>
-                <w:rFonts w:ascii="Adani" w:hAnsi="Adani"/>
-                <w:b w:val="0"/>
-                <w:sz w:val="18"/>
-                <w:u w:val="none"/>
-              </w:rPr>
-              <w:t>Director</w:t>
-            </w:r>
-          </w:p>
-        </w:tc>
-        <w:tc>
-          <w:tcPr>
-            <w:tcW w:type="dxa" w:w="1304"/>
-            <w:shd w:val="clear" w:color="auto" w:fill="FFFFFF"/>
-            <w:tcBorders>
-              <w:top w:val="single" w:sz="4" w:space="0" w:color="000000"/>
-              <w:left w:val="single" w:sz="4" w:space="0" w:color="000000"/>
-              <w:bottom w:val="single" w:sz="4" w:space="0" w:color="000000"/>
-              <w:right w:val="single" w:sz="4" w:space="0" w:color="000000"/>
-            </w:tcBorders>
-            <w:vAlign w:val="center"/>
-          </w:tcPr>
-          <w:p>
-            <w:pPr>
-              <w:spacing w:before="40" w:after="40"/>
-              <w:jc w:val="left"/>
-            </w:pPr>
-            <w:r>
-              <w:rPr>
-                <w:rFonts w:ascii="Adani" w:hAnsi="Adani"/>
-                <w:b w:val="0"/>
-                <w:sz w:val="18"/>
-                <w:u w:val="none"/>
-              </w:rPr>
-              <w:t>30/09/2021</w:t>
-            </w:r>
-          </w:p>
-        </w:tc>
-      </w:tr>
-      <w:tr>
-        <w:tc>
-          <w:tcPr>
-            <w:tcW w:type="dxa" w:w="2268"/>
-            <w:shd w:val="clear" w:color="auto" w:fill="FFFFFF"/>
-            <w:tcBorders>
-              <w:top w:val="single" w:sz="4" w:space="0" w:color="000000"/>
-              <w:left w:val="single" w:sz="4" w:space="0" w:color="000000"/>
-              <w:bottom w:val="single" w:sz="4" w:space="0" w:color="000000"/>
-              <w:right w:val="single" w:sz="4" w:space="0" w:color="000000"/>
-            </w:tcBorders>
-            <w:vAlign w:val="center"/>
-          </w:tcPr>
-          <w:p>
-            <w:pPr>
-              <w:spacing w:before="40" w:after="40"/>
-              <w:jc w:val="left"/>
-            </w:pPr>
-            <w:r>
-              <w:rPr>
-                <w:rFonts w:ascii="Adani" w:hAnsi="Adani"/>
-                <w:b w:val="0"/>
-                <w:sz w:val="18"/>
-                <w:u w:val="none"/>
-              </w:rPr>
-              <w:t>U40106DL2020PTC361706</w:t>
-            </w:r>
-          </w:p>
-        </w:tc>
-        <w:tc>
-          <w:tcPr>
-            <w:tcW w:type="dxa" w:w="4252"/>
-            <w:shd w:val="clear" w:color="auto" w:fill="FFFFFF"/>
-            <w:tcBorders>
-              <w:top w:val="single" w:sz="4" w:space="0" w:color="000000"/>
-              <w:left w:val="single" w:sz="4" w:space="0" w:color="000000"/>
-              <w:bottom w:val="single" w:sz="4" w:space="0" w:color="000000"/>
-              <w:right w:val="single" w:sz="4" w:space="0" w:color="000000"/>
-            </w:tcBorders>
-            <w:vAlign w:val="center"/>
-          </w:tcPr>
-          <w:p>
-            <w:pPr>
-              <w:spacing w:before="40" w:after="40"/>
-              <w:jc w:val="left"/>
-            </w:pPr>
-            <w:r>
-              <w:rPr>
-                <w:rFonts w:ascii="Adani" w:hAnsi="Adani"/>
-                <w:b w:val="0"/>
-                <w:sz w:val="18"/>
-                <w:u w:val="none"/>
-              </w:rPr>
-              <w:t>ADANI RENEWABLE ENERGY TWENTY THREE PRIVATE LIMITED</w:t>
+              <w:t>ADANI SOLAR ENERGY JODHPUR TEN LIMITED</w:t>
             </w:r>
           </w:p>
         </w:tc>
@@ -7771,120 +5901,6 @@
                 <w:u w:val="none"/>
               </w:rPr>
               <w:t>ADANI SOLAR ENERGY JODHPUR EIGHT LIMITED</w:t>
-            </w:r>
-          </w:p>
-        </w:tc>
-        <w:tc>
-          <w:tcPr>
-            <w:tcW w:type="dxa" w:w="1587"/>
-            <w:shd w:val="clear" w:color="auto" w:fill="FFFFFF"/>
-            <w:tcBorders>
-              <w:top w:val="single" w:sz="4" w:space="0" w:color="000000"/>
-              <w:left w:val="single" w:sz="4" w:space="0" w:color="000000"/>
-              <w:bottom w:val="single" w:sz="4" w:space="0" w:color="000000"/>
-              <w:right w:val="single" w:sz="4" w:space="0" w:color="000000"/>
-            </w:tcBorders>
-            <w:vAlign w:val="center"/>
-          </w:tcPr>
-          <w:p>
-            <w:pPr>
-              <w:spacing w:before="40" w:after="40"/>
-              <w:jc w:val="left"/>
-            </w:pPr>
-            <w:r>
-              <w:rPr>
-                <w:rFonts w:ascii="Adani" w:hAnsi="Adani"/>
-                <w:b w:val="0"/>
-                <w:sz w:val="18"/>
-                <w:u w:val="none"/>
-              </w:rPr>
-              <w:t>Director</w:t>
-            </w:r>
-          </w:p>
-        </w:tc>
-        <w:tc>
-          <w:tcPr>
-            <w:tcW w:type="dxa" w:w="1304"/>
-            <w:shd w:val="clear" w:color="auto" w:fill="FFFFFF"/>
-            <w:tcBorders>
-              <w:top w:val="single" w:sz="4" w:space="0" w:color="000000"/>
-              <w:left w:val="single" w:sz="4" w:space="0" w:color="000000"/>
-              <w:bottom w:val="single" w:sz="4" w:space="0" w:color="000000"/>
-              <w:right w:val="single" w:sz="4" w:space="0" w:color="000000"/>
-            </w:tcBorders>
-            <w:vAlign w:val="center"/>
-          </w:tcPr>
-          <w:p>
-            <w:pPr>
-              <w:spacing w:before="40" w:after="40"/>
-              <w:jc w:val="left"/>
-            </w:pPr>
-            <w:r>
-              <w:rPr>
-                <w:rFonts w:ascii="Adani" w:hAnsi="Adani"/>
-                <w:b w:val="0"/>
-                <w:sz w:val="18"/>
-                <w:u w:val="none"/>
-              </w:rPr>
-              <w:t>30/09/2021</w:t>
-            </w:r>
-          </w:p>
-        </w:tc>
-      </w:tr>
-      <w:tr>
-        <w:tc>
-          <w:tcPr>
-            <w:tcW w:type="dxa" w:w="2268"/>
-            <w:shd w:val="clear" w:color="auto" w:fill="FFFFFF"/>
-            <w:tcBorders>
-              <w:top w:val="single" w:sz="4" w:space="0" w:color="000000"/>
-              <w:left w:val="single" w:sz="4" w:space="0" w:color="000000"/>
-              <w:bottom w:val="single" w:sz="4" w:space="0" w:color="000000"/>
-              <w:right w:val="single" w:sz="4" w:space="0" w:color="000000"/>
-            </w:tcBorders>
-            <w:vAlign w:val="center"/>
-          </w:tcPr>
-          <w:p>
-            <w:pPr>
-              <w:spacing w:before="40" w:after="40"/>
-              <w:jc w:val="left"/>
-            </w:pPr>
-            <w:r>
-              <w:rPr>
-                <w:rFonts w:ascii="Adani" w:hAnsi="Adani"/>
-                <w:b w:val="0"/>
-                <w:sz w:val="18"/>
-                <w:u w:val="none"/>
-              </w:rPr>
-              <w:t>U40106DL2020PLC360882</w:t>
-            </w:r>
-          </w:p>
-        </w:tc>
-        <w:tc>
-          <w:tcPr>
-            <w:tcW w:type="dxa" w:w="4252"/>
-            <w:shd w:val="clear" w:color="auto" w:fill="FFFFFF"/>
-            <w:tcBorders>
-              <w:top w:val="single" w:sz="4" w:space="0" w:color="000000"/>
-              <w:left w:val="single" w:sz="4" w:space="0" w:color="000000"/>
-              <w:bottom w:val="single" w:sz="4" w:space="0" w:color="000000"/>
-              <w:right w:val="single" w:sz="4" w:space="0" w:color="000000"/>
-            </w:tcBorders>
-            <w:vAlign w:val="center"/>
-          </w:tcPr>
-          <w:p>
-            <w:pPr>
-              <w:spacing w:before="40" w:after="40"/>
-              <w:jc w:val="left"/>
-            </w:pPr>
-            <w:r>
-              <w:rPr>
-                <w:rFonts w:ascii="Adani" w:hAnsi="Adani"/>
-                <w:b w:val="0"/>
-                <w:sz w:val="18"/>
-                <w:u w:val="none"/>
-              </w:rPr>
-              <w:t>ADANI SOLAR ENERGY JODHPUR TEN LIMITED</w:t>
             </w:r>
           </w:p>
         </w:tc>
